--- a/src/iics_parser/templates/analysis_template.docx
+++ b/src/iics_parser/templates/analysis_template.docx
@@ -7002,5711 +7002,6 @@
     <w:p/>
     <w:p/>
     <w:p/>
-    <w:p>
-      <w:pPr>
-        <w:pStyle w:val="Heading1"/>
-        <w:pageBreakBefore/>
-        <w:pBdr>
-          <w:bottom w:val="single" w:sz="8" w:space="1" w:color="BFBFBF"/>
-        </w:pBdr>
-        <w:spacing w:before="0" w:after="240" w:line="240" w:lineRule="auto"/>
-      </w:pPr>
-      <w:bookmarkStart w:id="2" w:name="_Toc238131306"/>
-      <w:r>
-        <w:lastRenderedPageBreak/>
-        <w:t>IICS ‘AS-IS’ Status</w:t>
-      </w:r>
-      <w:bookmarkEnd w:id="2"/>
-      <w:r>
-        <w:t xml:space="preserve"> </w:t>
-      </w:r>
-    </w:p>
-    <w:p>
-      <w:pPr>
-        <w:pStyle w:val="Heading1"/>
-        <w:pageBreakBefore/>
-        <w:numPr>
-          <w:ilvl w:val="0"/>
-          <w:numId w:val="1"/>
-        </w:numPr>
-        <w:pBdr>
-          <w:bottom w:val="single" w:sz="8" w:space="1" w:color="BFBFBF"/>
-        </w:pBdr>
-        <w:spacing w:before="0" w:after="240" w:line="240" w:lineRule="auto"/>
-      </w:pPr>
-      <w:bookmarkStart w:id="3" w:name="_Toc238131307"/>
-      <w:r>
-        <w:lastRenderedPageBreak/>
-        <w:t>Int</w:t>
-      </w:r>
-      <w:r>
-        <w:t>egration Purpose/Objective:</w:t>
-      </w:r>
-      <w:bookmarkEnd w:id="3"/>
-    </w:p>
-    <w:p>
-      <w:r>
-        <w:t>Analysis and m</w:t>
-      </w:r>
-      <w:r>
-        <w:t>igration of all IICS</w:t>
-      </w:r>
-      <w:r>
-        <w:t xml:space="preserve"> </w:t>
-      </w:r>
-      <w:r>
-        <w:t>(Informatica Intelligent Cloud Services) Integrations to OIC</w:t>
-      </w:r>
-      <w:r>
-        <w:t xml:space="preserve"> </w:t>
-      </w:r>
-      <w:r>
-        <w:t>(Oracle Integration Cloud).</w:t>
-      </w:r>
-    </w:p>
-    <w:p>
-      <w:pPr>
-        <w:pStyle w:val="Heading2"/>
-      </w:pPr>
-      <w:bookmarkStart w:id="4" w:name="_Toc238131308"/>
-      <w:bookmarkStart w:id="5" w:name="_Toc153202815"/>
-      <w:r>
-        <w:t>AS IS Analysis</w:t>
-      </w:r>
-      <w:bookmarkEnd w:id="4"/>
-    </w:p>
-    <w:p>
-      <w:pPr>
-        <w:pStyle w:val="Heading3"/>
-        <w:numPr>
-          <w:ilvl w:val="0"/>
-          <w:numId w:val="0"/>
-        </w:numPr>
-        <w:ind w:left="720"/>
-      </w:pPr>
-      <w:bookmarkStart w:id="6" w:name="_Toc238131309"/>
-      <w:r>
-        <w:t>2.1</w:t>
-      </w:r>
-      <w:r>
-        <w:tab/>
-      </w:r>
-      <w:r>
-        <w:t>Integration Identification-</w:t>
-      </w:r>
-      <w:bookmarkEnd w:id="6"/>
-    </w:p>
-    <w:tbl>
-      <w:tblPr>
-        <w:tblStyle w:val="TableGrid"/>
-        <w:tblW w:w="0" w:type="auto"/>
-        <w:jc w:val="center"/>
-        <w:tblLook w:val="04A0" w:firstRow="1" w:lastRow="0" w:firstColumn="1" w:lastColumn="0" w:noHBand="0" w:noVBand="1"/>
-      </w:tblPr>
-      <w:tblGrid>
-        <w:gridCol w:w="4497"/>
-        <w:gridCol w:w="4519"/>
-      </w:tblGrid>
-      <w:tr>
-        <w:trPr>
-          <w:jc w:val="center"/>
-        </w:trPr>
-        <w:tc>
-          <w:tcPr>
-            <w:tcW w:w="4497" w:type="dxa"/>
-            <w:tcBorders>
-              <w:top w:val="single" w:sz="4" w:space="0" w:color="auto"/>
-              <w:left w:val="single" w:sz="4" w:space="0" w:color="auto"/>
-              <w:bottom w:val="single" w:sz="4" w:space="0" w:color="auto"/>
-              <w:right w:val="single" w:sz="4" w:space="0" w:color="auto"/>
-            </w:tcBorders>
-            <w:hideMark/>
-          </w:tcPr>
-          <w:p>
-            <w:pPr>
-              <w:spacing w:after="160" w:line="259" w:lineRule="auto"/>
-              <w:rPr>
-                <w:lang w:val="en-US"/>
-              </w:rPr>
-            </w:pPr>
-            <w:r>
-              <w:rPr>
-                <w:b/>
-                <w:lang w:val="en-US"/>
-              </w:rPr>
-              <w:t>Attribute</w:t>
-            </w:r>
-          </w:p>
-        </w:tc>
-        <w:tc>
-          <w:tcPr>
-            <w:tcW w:w="4519" w:type="dxa"/>
-            <w:tcBorders>
-              <w:top w:val="single" w:sz="4" w:space="0" w:color="auto"/>
-              <w:left w:val="single" w:sz="4" w:space="0" w:color="auto"/>
-              <w:bottom w:val="single" w:sz="4" w:space="0" w:color="auto"/>
-              <w:right w:val="single" w:sz="4" w:space="0" w:color="auto"/>
-            </w:tcBorders>
-            <w:hideMark/>
-          </w:tcPr>
-          <w:p>
-            <w:pPr>
-              <w:spacing w:after="160" w:line="259" w:lineRule="auto"/>
-              <w:rPr>
-                <w:lang w:val="en-US"/>
-              </w:rPr>
-            </w:pPr>
-            <w:r>
-              <w:rPr>
-                <w:b/>
-                <w:lang w:val="en-US"/>
-              </w:rPr>
-              <w:t>Details</w:t>
-            </w:r>
-          </w:p>
-        </w:tc>
-      </w:tr>
-      <w:tr>
-        <w:trPr>
-          <w:jc w:val="center"/>
-        </w:trPr>
-        <w:tc>
-          <w:tcPr>
-            <w:tcW w:w="4497" w:type="dxa"/>
-            <w:tcBorders>
-              <w:top w:val="single" w:sz="4" w:space="0" w:color="auto"/>
-              <w:left w:val="single" w:sz="4" w:space="0" w:color="auto"/>
-              <w:bottom w:val="single" w:sz="4" w:space="0" w:color="auto"/>
-              <w:right w:val="single" w:sz="4" w:space="0" w:color="auto"/>
-            </w:tcBorders>
-            <w:vAlign w:val="center"/>
-            <w:hideMark/>
-          </w:tcPr>
-          <w:p>
-            <w:pPr>
-              <w:spacing w:after="160" w:line="259" w:lineRule="auto"/>
-              <w:rPr>
-                <w:lang w:val="en-US"/>
-              </w:rPr>
-            </w:pPr>
-            <w:r>
-              <w:rPr>
-                <w:lang w:val="en-US"/>
-              </w:rPr>
-              <w:t>Integration Name / ID</w:t>
-            </w:r>
-          </w:p>
-        </w:tc>
-        <w:tc>
-          <w:tcPr>
-            <w:tcW w:w="4519" w:type="dxa"/>
-            <w:tcBorders>
-              <w:top w:val="single" w:sz="4" w:space="0" w:color="auto"/>
-              <w:left w:val="single" w:sz="4" w:space="0" w:color="auto"/>
-              <w:bottom w:val="single" w:sz="4" w:space="0" w:color="auto"/>
-              <w:right w:val="single" w:sz="4" w:space="0" w:color="auto"/>
-            </w:tcBorders>
-            <w:vAlign w:val="center"/>
-            <w:hideMark/>
-          </w:tcPr>
-          <w:p>
-            <w:pPr>
-              <w:spacing w:after="160" w:line="259" w:lineRule="auto"/>
-              <w:rPr>
-                <w:lang w:val="en-US"/>
-              </w:rPr>
-            </w:pPr>
-            <w:r>
-              <w:rPr>
-                <w:lang w:val="en-US"/>
-              </w:rPr>
-              <w:t>Employee Details HUB To Concur</w:t>
-            </w:r>
-          </w:p>
-        </w:tc>
-      </w:tr>
-      <w:tr>
-        <w:trPr>
-          <w:jc w:val="center"/>
-        </w:trPr>
-        <w:tc>
-          <w:tcPr>
-            <w:tcW w:w="4497" w:type="dxa"/>
-            <w:tcBorders>
-              <w:top w:val="single" w:sz="4" w:space="0" w:color="auto"/>
-              <w:left w:val="single" w:sz="4" w:space="0" w:color="auto"/>
-              <w:bottom w:val="single" w:sz="4" w:space="0" w:color="auto"/>
-              <w:right w:val="single" w:sz="4" w:space="0" w:color="auto"/>
-            </w:tcBorders>
-            <w:vAlign w:val="center"/>
-            <w:hideMark/>
-          </w:tcPr>
-          <w:p>
-            <w:pPr>
-              <w:spacing w:after="160" w:line="259" w:lineRule="auto"/>
-              <w:rPr>
-                <w:lang w:val="en-US"/>
-              </w:rPr>
-            </w:pPr>
-            <w:r>
-              <w:rPr>
-                <w:lang w:val="en-US"/>
-              </w:rPr>
-              <w:t>Folder / Project</w:t>
-            </w:r>
-          </w:p>
-        </w:tc>
-        <w:tc>
-          <w:tcPr>
-            <w:tcW w:w="4519" w:type="dxa"/>
-            <w:tcBorders>
-              <w:top w:val="single" w:sz="4" w:space="0" w:color="auto"/>
-              <w:left w:val="single" w:sz="4" w:space="0" w:color="auto"/>
-              <w:bottom w:val="single" w:sz="4" w:space="0" w:color="auto"/>
-              <w:right w:val="single" w:sz="4" w:space="0" w:color="auto"/>
-            </w:tcBorders>
-            <w:vAlign w:val="center"/>
-            <w:hideMark/>
-          </w:tcPr>
-          <w:p>
-            <w:pPr>
-              <w:spacing w:after="160" w:line="259" w:lineRule="auto"/>
-              <w:rPr>
-                <w:lang w:val="en-US"/>
-              </w:rPr>
-            </w:pPr>
-            <w:r>
-              <w:rPr>
-                <w:lang w:val="en-US"/>
-              </w:rPr>
-              <w:t>Concur</w:t>
-            </w:r>
-          </w:p>
-        </w:tc>
-      </w:tr>
-      <w:tr>
-        <w:trPr>
-          <w:jc w:val="center"/>
-        </w:trPr>
-        <w:tc>
-          <w:tcPr>
-            <w:tcW w:w="4497" w:type="dxa"/>
-            <w:tcBorders>
-              <w:top w:val="single" w:sz="4" w:space="0" w:color="auto"/>
-              <w:left w:val="single" w:sz="4" w:space="0" w:color="auto"/>
-              <w:bottom w:val="single" w:sz="4" w:space="0" w:color="auto"/>
-              <w:right w:val="single" w:sz="4" w:space="0" w:color="auto"/>
-            </w:tcBorders>
-            <w:vAlign w:val="center"/>
-            <w:hideMark/>
-          </w:tcPr>
-          <w:p>
-            <w:pPr>
-              <w:spacing w:after="160" w:line="259" w:lineRule="auto"/>
-              <w:rPr>
-                <w:lang w:val="en-US"/>
-              </w:rPr>
-            </w:pPr>
-            <w:r>
-              <w:rPr>
-                <w:lang w:val="en-US"/>
-              </w:rPr>
-              <w:t>Integration Type (Mapping / Taskflow / API / Process)</w:t>
-            </w:r>
-          </w:p>
-        </w:tc>
-        <w:tc>
-          <w:tcPr>
-            <w:tcW w:w="4519" w:type="dxa"/>
-            <w:tcBorders>
-              <w:top w:val="single" w:sz="4" w:space="0" w:color="auto"/>
-              <w:left w:val="single" w:sz="4" w:space="0" w:color="auto"/>
-              <w:bottom w:val="single" w:sz="4" w:space="0" w:color="auto"/>
-              <w:right w:val="single" w:sz="4" w:space="0" w:color="auto"/>
-            </w:tcBorders>
-            <w:vAlign w:val="center"/>
-            <w:hideMark/>
-          </w:tcPr>
-          <w:p>
-            <w:pPr>
-              <w:rPr>
-                <w:rFonts w:cstheme="minorHAnsi"/>
-                <w:color w:val="242424"/>
-              </w:rPr>
-            </w:pPr>
-            <w:r>
-              <w:rPr>
-                <w:rFonts w:cstheme="minorHAnsi"/>
-                <w:color w:val="242424"/>
-              </w:rPr>
-              <w:t>API Based for Existing Application (API on Single End) - Single API Calls &amp; Transformations</w:t>
-            </w:r>
-          </w:p>
-        </w:tc>
-      </w:tr>
-      <w:tr>
-        <w:trPr>
-          <w:jc w:val="center"/>
-        </w:trPr>
-        <w:tc>
-          <w:tcPr>
-            <w:tcW w:w="4497" w:type="dxa"/>
-            <w:tcBorders>
-              <w:top w:val="single" w:sz="4" w:space="0" w:color="auto"/>
-              <w:left w:val="single" w:sz="4" w:space="0" w:color="auto"/>
-              <w:bottom w:val="single" w:sz="4" w:space="0" w:color="auto"/>
-              <w:right w:val="single" w:sz="4" w:space="0" w:color="auto"/>
-            </w:tcBorders>
-            <w:vAlign w:val="center"/>
-          </w:tcPr>
-          <w:p>
-            <w:pPr>
-              <w:rPr>
-                <w:lang w:val="en-US"/>
-              </w:rPr>
-            </w:pPr>
-            <w:r>
-              <w:rPr>
-                <w:lang w:val="en-US"/>
-              </w:rPr>
-              <w:t>Trigger Type</w:t>
-            </w:r>
-            <w:r>
-              <w:rPr>
-                <w:lang w:val="en-US"/>
-              </w:rPr>
-              <w:t xml:space="preserve"> (Schedule, Event or Ad Hoc)</w:t>
-            </w:r>
-          </w:p>
-        </w:tc>
-        <w:tc>
-          <w:tcPr>
-            <w:tcW w:w="4519" w:type="dxa"/>
-            <w:tcBorders>
-              <w:top w:val="single" w:sz="4" w:space="0" w:color="auto"/>
-              <w:left w:val="single" w:sz="4" w:space="0" w:color="auto"/>
-              <w:bottom w:val="single" w:sz="4" w:space="0" w:color="auto"/>
-              <w:right w:val="single" w:sz="4" w:space="0" w:color="auto"/>
-            </w:tcBorders>
-            <w:vAlign w:val="center"/>
-          </w:tcPr>
-          <w:p>
-            <w:pPr>
-              <w:rPr>
-                <w:lang w:val="en-US"/>
-              </w:rPr>
-            </w:pPr>
-            <w:r>
-              <w:rPr>
-                <w:lang w:val="en-US"/>
-              </w:rPr>
-              <w:t>Schedule</w:t>
-            </w:r>
-          </w:p>
-        </w:tc>
-      </w:tr>
-      <w:tr>
-        <w:trPr>
-          <w:jc w:val="center"/>
-        </w:trPr>
-        <w:tc>
-          <w:tcPr>
-            <w:tcW w:w="4497" w:type="dxa"/>
-            <w:tcBorders>
-              <w:top w:val="single" w:sz="4" w:space="0" w:color="auto"/>
-              <w:left w:val="single" w:sz="4" w:space="0" w:color="auto"/>
-              <w:bottom w:val="single" w:sz="4" w:space="0" w:color="auto"/>
-              <w:right w:val="single" w:sz="4" w:space="0" w:color="auto"/>
-            </w:tcBorders>
-            <w:vAlign w:val="center"/>
-          </w:tcPr>
-          <w:p>
-            <w:pPr>
-              <w:rPr>
-                <w:lang w:val="en-US"/>
-              </w:rPr>
-            </w:pPr>
-            <w:r>
-              <w:rPr>
-                <w:lang w:val="en-US"/>
-              </w:rPr>
-              <w:t>Integration Pattern (Sync, Async, Batch or File)</w:t>
-            </w:r>
-          </w:p>
-        </w:tc>
-        <w:tc>
-          <w:tcPr>
-            <w:tcW w:w="4519" w:type="dxa"/>
-            <w:tcBorders>
-              <w:top w:val="single" w:sz="4" w:space="0" w:color="auto"/>
-              <w:left w:val="single" w:sz="4" w:space="0" w:color="auto"/>
-              <w:bottom w:val="single" w:sz="4" w:space="0" w:color="auto"/>
-              <w:right w:val="single" w:sz="4" w:space="0" w:color="auto"/>
-            </w:tcBorders>
-            <w:vAlign w:val="center"/>
-          </w:tcPr>
-          <w:p>
-            <w:pPr>
-              <w:rPr>
-                <w:lang w:val="en-US"/>
-              </w:rPr>
-            </w:pPr>
-            <w:r>
-              <w:rPr>
-                <w:lang w:val="en-US"/>
-              </w:rPr>
-              <w:t>Batch</w:t>
-            </w:r>
-          </w:p>
-        </w:tc>
-      </w:tr>
-      <w:tr>
-        <w:trPr>
-          <w:jc w:val="center"/>
-        </w:trPr>
-        <w:tc>
-          <w:tcPr>
-            <w:tcW w:w="4497" w:type="dxa"/>
-            <w:tcBorders>
-              <w:top w:val="single" w:sz="4" w:space="0" w:color="auto"/>
-              <w:left w:val="single" w:sz="4" w:space="0" w:color="auto"/>
-              <w:bottom w:val="single" w:sz="4" w:space="0" w:color="auto"/>
-              <w:right w:val="single" w:sz="4" w:space="0" w:color="auto"/>
-            </w:tcBorders>
-            <w:vAlign w:val="center"/>
-            <w:hideMark/>
-          </w:tcPr>
-          <w:p>
-            <w:pPr>
-              <w:spacing w:after="160" w:line="259" w:lineRule="auto"/>
-              <w:rPr>
-                <w:lang w:val="en-US"/>
-              </w:rPr>
-            </w:pPr>
-            <w:r>
-              <w:rPr>
-                <w:lang w:val="en-US"/>
-              </w:rPr>
-              <w:t>Description / Business Purpose</w:t>
-            </w:r>
-          </w:p>
-        </w:tc>
-        <w:tc>
-          <w:tcPr>
-            <w:tcW w:w="4519" w:type="dxa"/>
-            <w:tcBorders>
-              <w:top w:val="single" w:sz="4" w:space="0" w:color="auto"/>
-              <w:left w:val="single" w:sz="4" w:space="0" w:color="auto"/>
-              <w:bottom w:val="single" w:sz="4" w:space="0" w:color="auto"/>
-              <w:right w:val="single" w:sz="4" w:space="0" w:color="auto"/>
-            </w:tcBorders>
-            <w:vAlign w:val="center"/>
-          </w:tcPr>
-          <w:p>
-            <w:pPr>
-              <w:spacing w:after="160" w:line="259" w:lineRule="auto"/>
-              <w:rPr>
-                <w:lang w:val="en-US"/>
-              </w:rPr>
-            </w:pPr>
-            <w:r>
-              <w:rPr>
-                <w:lang w:val="en-US"/>
-              </w:rPr>
-              <w:t>Loads employee data from a source file, applies business validations and transformations, and generates a concurrent processing output file for downstream consumption.</w:t>
-            </w:r>
-          </w:p>
-        </w:tc>
-      </w:tr>
-      <w:tr>
-        <w:trPr>
-          <w:jc w:val="center"/>
-        </w:trPr>
-        <w:tc>
-          <w:tcPr>
-            <w:tcW w:w="4497" w:type="dxa"/>
-            <w:tcBorders>
-              <w:top w:val="single" w:sz="4" w:space="0" w:color="auto"/>
-              <w:left w:val="single" w:sz="4" w:space="0" w:color="auto"/>
-              <w:bottom w:val="single" w:sz="4" w:space="0" w:color="auto"/>
-              <w:right w:val="single" w:sz="4" w:space="0" w:color="auto"/>
-            </w:tcBorders>
-            <w:vAlign w:val="center"/>
-            <w:hideMark/>
-          </w:tcPr>
-          <w:p>
-            <w:pPr>
-              <w:spacing w:after="160" w:line="259" w:lineRule="auto"/>
-              <w:rPr>
-                <w:lang w:val="en-US"/>
-              </w:rPr>
-            </w:pPr>
-            <w:r>
-              <w:rPr>
-                <w:lang w:val="en-US"/>
-              </w:rPr>
-              <w:t>Business Owner</w:t>
-            </w:r>
-          </w:p>
-        </w:tc>
-        <w:tc>
-          <w:tcPr>
-            <w:tcW w:w="4519" w:type="dxa"/>
-            <w:tcBorders>
-              <w:top w:val="single" w:sz="4" w:space="0" w:color="auto"/>
-              <w:left w:val="single" w:sz="4" w:space="0" w:color="auto"/>
-              <w:bottom w:val="single" w:sz="4" w:space="0" w:color="auto"/>
-              <w:right w:val="single" w:sz="4" w:space="0" w:color="auto"/>
-            </w:tcBorders>
-            <w:vAlign w:val="center"/>
-            <w:hideMark/>
-          </w:tcPr>
-          <w:p>
-            <w:pPr>
-              <w:spacing w:after="160" w:line="259" w:lineRule="auto"/>
-              <w:rPr>
-                <w:lang w:val="en-US"/>
-              </w:rPr>
-            </w:pPr>
-            <w:r>
-              <w:rPr>
-                <w:lang w:val="en-US"/>
-              </w:rPr>
-              <w:t>Finance</w:t>
-            </w:r>
-          </w:p>
-        </w:tc>
-      </w:tr>
-      <w:tr>
-        <w:trPr>
-          <w:jc w:val="center"/>
-        </w:trPr>
-        <w:tc>
-          <w:tcPr>
-            <w:tcW w:w="4497" w:type="dxa"/>
-            <w:tcBorders>
-              <w:top w:val="single" w:sz="4" w:space="0" w:color="auto"/>
-              <w:left w:val="single" w:sz="4" w:space="0" w:color="auto"/>
-              <w:bottom w:val="single" w:sz="4" w:space="0" w:color="auto"/>
-              <w:right w:val="single" w:sz="4" w:space="0" w:color="auto"/>
-            </w:tcBorders>
-            <w:vAlign w:val="center"/>
-            <w:hideMark/>
-          </w:tcPr>
-          <w:p>
-            <w:pPr>
-              <w:spacing w:after="160" w:line="259" w:lineRule="auto"/>
-              <w:rPr>
-                <w:lang w:val="en-US"/>
-              </w:rPr>
-            </w:pPr>
-            <w:r>
-              <w:rPr>
-                <w:lang w:val="en-US"/>
-              </w:rPr>
-              <w:t>Technical Owner</w:t>
-            </w:r>
-          </w:p>
-        </w:tc>
-        <w:tc>
-          <w:tcPr>
-            <w:tcW w:w="4519" w:type="dxa"/>
-            <w:tcBorders>
-              <w:top w:val="single" w:sz="4" w:space="0" w:color="auto"/>
-              <w:left w:val="single" w:sz="4" w:space="0" w:color="auto"/>
-              <w:bottom w:val="single" w:sz="4" w:space="0" w:color="auto"/>
-              <w:right w:val="single" w:sz="4" w:space="0" w:color="auto"/>
-            </w:tcBorders>
-            <w:vAlign w:val="center"/>
-            <w:hideMark/>
-          </w:tcPr>
-          <w:p>
-            <w:pPr>
-              <w:spacing w:after="160" w:line="259" w:lineRule="auto"/>
-              <w:rPr>
-                <w:lang w:val="en-US"/>
-              </w:rPr>
-            </w:pPr>
-            <w:r>
-              <w:rPr>
-                <w:lang w:val="en-US"/>
-              </w:rPr>
-              <w:t>Finance Solutions – Concur</w:t>
-            </w:r>
-          </w:p>
-        </w:tc>
-      </w:tr>
-      <w:tr>
-        <w:trPr>
-          <w:jc w:val="center"/>
-        </w:trPr>
-        <w:tc>
-          <w:tcPr>
-            <w:tcW w:w="4497" w:type="dxa"/>
-            <w:tcBorders>
-              <w:top w:val="single" w:sz="4" w:space="0" w:color="auto"/>
-              <w:left w:val="single" w:sz="4" w:space="0" w:color="auto"/>
-              <w:bottom w:val="single" w:sz="4" w:space="0" w:color="auto"/>
-              <w:right w:val="single" w:sz="4" w:space="0" w:color="auto"/>
-            </w:tcBorders>
-            <w:vAlign w:val="center"/>
-            <w:hideMark/>
-          </w:tcPr>
-          <w:p>
-            <w:pPr>
-              <w:spacing w:after="160" w:line="259" w:lineRule="auto"/>
-              <w:rPr>
-                <w:lang w:val="en-US"/>
-              </w:rPr>
-            </w:pPr>
-            <w:r>
-              <w:rPr>
-                <w:lang w:val="en-US"/>
-              </w:rPr>
-              <w:t>Current Status</w:t>
-            </w:r>
-          </w:p>
-        </w:tc>
-        <w:tc>
-          <w:tcPr>
-            <w:tcW w:w="4519" w:type="dxa"/>
-            <w:tcBorders>
-              <w:top w:val="single" w:sz="4" w:space="0" w:color="auto"/>
-              <w:left w:val="single" w:sz="4" w:space="0" w:color="auto"/>
-              <w:bottom w:val="single" w:sz="4" w:space="0" w:color="auto"/>
-              <w:right w:val="single" w:sz="4" w:space="0" w:color="auto"/>
-            </w:tcBorders>
-            <w:vAlign w:val="center"/>
-            <w:hideMark/>
-          </w:tcPr>
-          <w:p>
-            <w:pPr>
-              <w:spacing w:after="160" w:line="259" w:lineRule="auto"/>
-              <w:rPr>
-                <w:lang w:val="en-US"/>
-              </w:rPr>
-            </w:pPr>
-            <w:r>
-              <w:rPr>
-                <w:lang w:val="en-US"/>
-              </w:rPr>
-              <w:t>Active</w:t>
-            </w:r>
-          </w:p>
-        </w:tc>
-      </w:tr>
-      <w:tr>
-        <w:trPr>
-          <w:jc w:val="center"/>
-        </w:trPr>
-        <w:tc>
-          <w:tcPr>
-            <w:tcW w:w="4497" w:type="dxa"/>
-            <w:tcBorders>
-              <w:top w:val="single" w:sz="4" w:space="0" w:color="auto"/>
-              <w:left w:val="single" w:sz="4" w:space="0" w:color="auto"/>
-              <w:bottom w:val="single" w:sz="4" w:space="0" w:color="auto"/>
-              <w:right w:val="single" w:sz="4" w:space="0" w:color="auto"/>
-            </w:tcBorders>
-            <w:vAlign w:val="center"/>
-            <w:hideMark/>
-          </w:tcPr>
-          <w:p>
-            <w:pPr>
-              <w:spacing w:after="160" w:line="259" w:lineRule="auto"/>
-              <w:rPr>
-                <w:lang w:val="en-US"/>
-              </w:rPr>
-            </w:pPr>
-            <w:r>
-              <w:rPr>
-                <w:lang w:val="en-US"/>
-              </w:rPr>
-              <w:t>Criticality (High / Medium / Low)</w:t>
-            </w:r>
-          </w:p>
-        </w:tc>
-        <w:tc>
-          <w:tcPr>
-            <w:tcW w:w="4519" w:type="dxa"/>
-            <w:tcBorders>
-              <w:top w:val="single" w:sz="4" w:space="0" w:color="auto"/>
-              <w:left w:val="single" w:sz="4" w:space="0" w:color="auto"/>
-              <w:bottom w:val="single" w:sz="4" w:space="0" w:color="auto"/>
-              <w:right w:val="single" w:sz="4" w:space="0" w:color="auto"/>
-            </w:tcBorders>
-            <w:vAlign w:val="center"/>
-            <w:hideMark/>
-          </w:tcPr>
-          <w:p>
-            <w:pPr>
-              <w:spacing w:after="160" w:line="259" w:lineRule="auto"/>
-              <w:rPr>
-                <w:lang w:val="en-US"/>
-              </w:rPr>
-            </w:pPr>
-            <w:r>
-              <w:rPr>
-                <w:lang w:val="en-US"/>
-              </w:rPr>
-              <w:t>Medium</w:t>
-            </w:r>
-          </w:p>
-        </w:tc>
-      </w:tr>
-      <w:tr>
-        <w:trPr>
-          <w:jc w:val="center"/>
-        </w:trPr>
-        <w:tc>
-          <w:tcPr>
-            <w:tcW w:w="4497" w:type="dxa"/>
-            <w:tcBorders>
-              <w:top w:val="single" w:sz="4" w:space="0" w:color="auto"/>
-              <w:left w:val="single" w:sz="4" w:space="0" w:color="auto"/>
-              <w:bottom w:val="single" w:sz="4" w:space="0" w:color="auto"/>
-              <w:right w:val="single" w:sz="4" w:space="0" w:color="auto"/>
-            </w:tcBorders>
-            <w:vAlign w:val="center"/>
-            <w:hideMark/>
-          </w:tcPr>
-          <w:p>
-            <w:pPr>
-              <w:spacing w:after="160" w:line="259" w:lineRule="auto"/>
-              <w:rPr>
-                <w:lang w:val="en-US"/>
-              </w:rPr>
-            </w:pPr>
-            <w:r>
-              <w:rPr>
-                <w:lang w:val="en-US"/>
-              </w:rPr>
-              <w:t>Environment(s)</w:t>
-            </w:r>
-          </w:p>
-        </w:tc>
-        <w:tc>
-          <w:tcPr>
-            <w:tcW w:w="4519" w:type="dxa"/>
-            <w:tcBorders>
-              <w:top w:val="single" w:sz="4" w:space="0" w:color="auto"/>
-              <w:left w:val="single" w:sz="4" w:space="0" w:color="auto"/>
-              <w:bottom w:val="single" w:sz="4" w:space="0" w:color="auto"/>
-              <w:right w:val="single" w:sz="4" w:space="0" w:color="auto"/>
-            </w:tcBorders>
-            <w:vAlign w:val="center"/>
-            <w:hideMark/>
-          </w:tcPr>
-          <w:p>
-            <w:pPr>
-              <w:spacing w:after="160" w:line="259" w:lineRule="auto"/>
-              <w:rPr>
-                <w:lang w:val="en-US"/>
-              </w:rPr>
-            </w:pPr>
-            <w:r>
-              <w:rPr>
-                <w:lang w:val="en-US"/>
-              </w:rPr>
-              <w:t>DEV, TEST, UAT, PROD</w:t>
-            </w:r>
-          </w:p>
-        </w:tc>
-      </w:tr>
-      <w:tr>
-        <w:trPr>
-          <w:jc w:val="center"/>
-        </w:trPr>
-        <w:tc>
-          <w:tcPr>
-            <w:tcW w:w="4497" w:type="dxa"/>
-            <w:tcBorders>
-              <w:top w:val="single" w:sz="4" w:space="0" w:color="auto"/>
-              <w:left w:val="single" w:sz="4" w:space="0" w:color="auto"/>
-              <w:bottom w:val="single" w:sz="4" w:space="0" w:color="auto"/>
-              <w:right w:val="single" w:sz="4" w:space="0" w:color="auto"/>
-            </w:tcBorders>
-            <w:vAlign w:val="center"/>
-            <w:hideMark/>
-          </w:tcPr>
-          <w:p>
-            <w:pPr>
-              <w:spacing w:after="160" w:line="259" w:lineRule="auto"/>
-              <w:rPr>
-                <w:lang w:val="en-US"/>
-              </w:rPr>
-            </w:pPr>
-            <w:r>
-              <w:rPr>
-                <w:lang w:val="en-US"/>
-              </w:rPr>
-              <w:t>Last Reviewed Date</w:t>
-            </w:r>
-          </w:p>
-        </w:tc>
-        <w:tc>
-          <w:tcPr>
-            <w:tcW w:w="4519" w:type="dxa"/>
-            <w:tcBorders>
-              <w:top w:val="single" w:sz="4" w:space="0" w:color="auto"/>
-              <w:left w:val="single" w:sz="4" w:space="0" w:color="auto"/>
-              <w:bottom w:val="single" w:sz="4" w:space="0" w:color="auto"/>
-              <w:right w:val="single" w:sz="4" w:space="0" w:color="auto"/>
-            </w:tcBorders>
-            <w:vAlign w:val="center"/>
-            <w:hideMark/>
-          </w:tcPr>
-          <w:p>
-            <w:pPr>
-              <w:spacing w:after="160" w:line="259" w:lineRule="auto"/>
-              <w:rPr>
-                <w:lang w:val="en-US"/>
-              </w:rPr>
-            </w:pPr>
-            <w:r>
-              <w:rPr>
-                <w:lang w:val="en-US"/>
-              </w:rPr>
-              <w:t>2</w:t>
-            </w:r>
-            <w:r>
-              <w:rPr>
-                <w:lang w:val="en-US"/>
-              </w:rPr>
-              <w:t>4</w:t>
-            </w:r>
-            <w:r>
-              <w:rPr>
-                <w:lang w:val="en-US"/>
-              </w:rPr>
-              <w:t>-Aug-2026</w:t>
-            </w:r>
-          </w:p>
-        </w:tc>
-      </w:tr>
-    </w:tbl>
-    <w:p>
-      <w:pPr>
-        <w:widowControl w:val="0"/>
-        <w:tabs>
-          <w:tab w:val="num" w:pos="720"/>
-        </w:tabs>
-        <w:autoSpaceDE w:val="0"/>
-        <w:autoSpaceDN w:val="0"/>
-        <w:spacing w:before="115" w:after="0" w:line="240" w:lineRule="auto"/>
-        <w:rPr>
-          <w:bCs/>
-          <w:sz w:val="24"/>
-          <w:szCs w:val="24"/>
-        </w:rPr>
-      </w:pPr>
-    </w:p>
-    <w:p>
-      <w:pPr>
-        <w:pStyle w:val="Heading3"/>
-        <w:numPr>
-          <w:ilvl w:val="1"/>
-          <w:numId w:val="6"/>
-        </w:numPr>
-      </w:pPr>
-      <w:bookmarkStart w:id="7" w:name="_Toc238131310"/>
-      <w:r>
-        <w:t>Business</w:t>
-      </w:r>
-      <w:r>
-        <w:t xml:space="preserve"> process supported</w:t>
-      </w:r>
-      <w:bookmarkEnd w:id="7"/>
-    </w:p>
-    <w:p>
-      <w:pPr>
-        <w:ind w:firstLine="720"/>
-      </w:pPr>
-      <w:r>
-        <w:t>Informatica Hub to Concur</w:t>
-      </w:r>
-    </w:p>
-    <w:p>
-      <w:pPr>
-        <w:pStyle w:val="Heading3"/>
-        <w:numPr>
-          <w:ilvl w:val="1"/>
-          <w:numId w:val="6"/>
-        </w:numPr>
-      </w:pPr>
-      <w:bookmarkStart w:id="8" w:name="_Toc238131311"/>
-      <w:r>
-        <w:t>Upstream Dependency</w:t>
-      </w:r>
-      <w:bookmarkEnd w:id="8"/>
-    </w:p>
-    <w:tbl>
-      <w:tblPr>
-        <w:tblStyle w:val="TableGrid"/>
-        <w:tblW w:w="8926" w:type="dxa"/>
-        <w:jc w:val="center"/>
-        <w:tblLayout w:type="fixed"/>
-        <w:tblLook w:val="04A0" w:firstRow="1" w:lastRow="0" w:firstColumn="1" w:lastColumn="0" w:noHBand="0" w:noVBand="1"/>
-      </w:tblPr>
-      <w:tblGrid>
-        <w:gridCol w:w="828"/>
-        <w:gridCol w:w="2122"/>
-        <w:gridCol w:w="1348"/>
-        <w:gridCol w:w="2250"/>
-        <w:gridCol w:w="1244"/>
-        <w:gridCol w:w="1134"/>
-      </w:tblGrid>
-      <w:tr>
-        <w:trPr>
-          <w:jc w:val="center"/>
-        </w:trPr>
-        <w:tc>
-          <w:tcPr>
-            <w:tcW w:w="828" w:type="dxa"/>
-            <w:tcBorders>
-              <w:top w:val="single" w:sz="4" w:space="0" w:color="auto"/>
-              <w:left w:val="single" w:sz="4" w:space="0" w:color="auto"/>
-              <w:bottom w:val="single" w:sz="4" w:space="0" w:color="auto"/>
-              <w:right w:val="single" w:sz="4" w:space="0" w:color="auto"/>
-            </w:tcBorders>
-            <w:hideMark/>
-          </w:tcPr>
-          <w:p>
-            <w:pPr>
-              <w:spacing w:after="160" w:line="259" w:lineRule="auto"/>
-              <w:rPr>
-                <w:lang w:val="en-US"/>
-              </w:rPr>
-            </w:pPr>
-            <w:r>
-              <w:rPr>
-                <w:b/>
-                <w:lang w:val="en-US"/>
-              </w:rPr>
-              <w:t>#</w:t>
-            </w:r>
-          </w:p>
-        </w:tc>
-        <w:tc>
-          <w:tcPr>
-            <w:tcW w:w="2122" w:type="dxa"/>
-            <w:tcBorders>
-              <w:top w:val="single" w:sz="4" w:space="0" w:color="auto"/>
-              <w:left w:val="single" w:sz="4" w:space="0" w:color="auto"/>
-              <w:bottom w:val="single" w:sz="4" w:space="0" w:color="auto"/>
-              <w:right w:val="single" w:sz="4" w:space="0" w:color="auto"/>
-            </w:tcBorders>
-            <w:hideMark/>
-          </w:tcPr>
-          <w:p>
-            <w:pPr>
-              <w:spacing w:after="160" w:line="259" w:lineRule="auto"/>
-              <w:rPr>
-                <w:lang w:val="en-US"/>
-              </w:rPr>
-            </w:pPr>
-            <w:r>
-              <w:rPr>
-                <w:b/>
-                <w:lang w:val="en-US"/>
-              </w:rPr>
-              <w:t>Source Asset</w:t>
-            </w:r>
-          </w:p>
-        </w:tc>
-        <w:tc>
-          <w:tcPr>
-            <w:tcW w:w="1348" w:type="dxa"/>
-            <w:tcBorders>
-              <w:top w:val="single" w:sz="4" w:space="0" w:color="auto"/>
-              <w:left w:val="single" w:sz="4" w:space="0" w:color="auto"/>
-              <w:bottom w:val="single" w:sz="4" w:space="0" w:color="auto"/>
-              <w:right w:val="single" w:sz="4" w:space="0" w:color="auto"/>
-            </w:tcBorders>
-            <w:hideMark/>
-          </w:tcPr>
-          <w:p>
-            <w:pPr>
-              <w:spacing w:after="160" w:line="259" w:lineRule="auto"/>
-              <w:rPr>
-                <w:lang w:val="en-US"/>
-              </w:rPr>
-            </w:pPr>
-            <w:r>
-              <w:rPr>
-                <w:b/>
-                <w:lang w:val="en-US"/>
-              </w:rPr>
-              <w:t>Connection / Protocol</w:t>
-            </w:r>
-          </w:p>
-        </w:tc>
-        <w:tc>
-          <w:tcPr>
-            <w:tcW w:w="2250" w:type="dxa"/>
-            <w:tcBorders>
-              <w:top w:val="single" w:sz="4" w:space="0" w:color="auto"/>
-              <w:left w:val="single" w:sz="4" w:space="0" w:color="auto"/>
-              <w:bottom w:val="single" w:sz="4" w:space="0" w:color="auto"/>
-              <w:right w:val="single" w:sz="4" w:space="0" w:color="auto"/>
-            </w:tcBorders>
-            <w:hideMark/>
-          </w:tcPr>
-          <w:p>
-            <w:pPr>
-              <w:spacing w:after="160" w:line="259" w:lineRule="auto"/>
-              <w:rPr>
-                <w:lang w:val="en-US"/>
-              </w:rPr>
-            </w:pPr>
-            <w:r>
-              <w:rPr>
-                <w:b/>
-                <w:lang w:val="en-US"/>
-              </w:rPr>
-              <w:t>Source Object / File / API</w:t>
-            </w:r>
-          </w:p>
-        </w:tc>
-        <w:tc>
-          <w:tcPr>
-            <w:tcW w:w="1244" w:type="dxa"/>
-            <w:tcBorders>
-              <w:top w:val="single" w:sz="4" w:space="0" w:color="auto"/>
-              <w:left w:val="single" w:sz="4" w:space="0" w:color="auto"/>
-              <w:bottom w:val="single" w:sz="4" w:space="0" w:color="auto"/>
-              <w:right w:val="single" w:sz="4" w:space="0" w:color="auto"/>
-            </w:tcBorders>
-            <w:hideMark/>
-          </w:tcPr>
-          <w:p>
-            <w:pPr>
-              <w:spacing w:after="160" w:line="259" w:lineRule="auto"/>
-              <w:rPr>
-                <w:lang w:val="en-US"/>
-              </w:rPr>
-            </w:pPr>
-            <w:r>
-              <w:rPr>
-                <w:b/>
-                <w:lang w:val="en-US"/>
-              </w:rPr>
-              <w:t>Dependency Type</w:t>
-            </w:r>
-          </w:p>
-        </w:tc>
-        <w:tc>
-          <w:tcPr>
-            <w:tcW w:w="1134" w:type="dxa"/>
-            <w:tcBorders>
-              <w:top w:val="single" w:sz="4" w:space="0" w:color="auto"/>
-              <w:left w:val="single" w:sz="4" w:space="0" w:color="auto"/>
-              <w:bottom w:val="single" w:sz="4" w:space="0" w:color="auto"/>
-              <w:right w:val="single" w:sz="4" w:space="0" w:color="auto"/>
-            </w:tcBorders>
-            <w:hideMark/>
-          </w:tcPr>
-          <w:p>
-            <w:pPr>
-              <w:spacing w:after="160" w:line="259" w:lineRule="auto"/>
-              <w:rPr>
-                <w:lang w:val="en-US"/>
-              </w:rPr>
-            </w:pPr>
-            <w:r>
-              <w:rPr>
-                <w:b/>
-                <w:lang w:val="en-US"/>
-              </w:rPr>
-              <w:t>Notes</w:t>
-            </w:r>
-          </w:p>
-        </w:tc>
-      </w:tr>
-      <w:tr>
-        <w:trPr>
-          <w:jc w:val="center"/>
-        </w:trPr>
-        <w:tc>
-          <w:tcPr>
-            <w:tcW w:w="828" w:type="dxa"/>
-            <w:tcBorders>
-              <w:top w:val="single" w:sz="4" w:space="0" w:color="auto"/>
-              <w:left w:val="single" w:sz="4" w:space="0" w:color="auto"/>
-              <w:bottom w:val="single" w:sz="4" w:space="0" w:color="auto"/>
-              <w:right w:val="single" w:sz="4" w:space="0" w:color="auto"/>
-            </w:tcBorders>
-            <w:vAlign w:val="center"/>
-          </w:tcPr>
-          <w:p>
-            <w:pPr>
-              <w:rPr>
-                <w:lang w:val="en-US"/>
-              </w:rPr>
-            </w:pPr>
-            <w:r>
-              <w:rPr>
-                <w:lang w:val="en-US"/>
-              </w:rPr>
-              <w:t>1</w:t>
-            </w:r>
-          </w:p>
-        </w:tc>
-        <w:tc>
-          <w:tcPr>
-            <w:tcW w:w="2122" w:type="dxa"/>
-            <w:tcBorders>
-              <w:top w:val="single" w:sz="4" w:space="0" w:color="auto"/>
-              <w:left w:val="single" w:sz="4" w:space="0" w:color="auto"/>
-              <w:bottom w:val="single" w:sz="4" w:space="0" w:color="auto"/>
-              <w:right w:val="single" w:sz="4" w:space="0" w:color="auto"/>
-            </w:tcBorders>
-            <w:vAlign w:val="center"/>
-          </w:tcPr>
-          <w:p>
-            <w:pPr>
-              <w:rPr>
-                <w:lang w:val="en-US"/>
-              </w:rPr>
-            </w:pPr>
-            <w:r>
-              <w:br/>
-              <w:t>fit_ARCHIVE_LOCAL_FF_CONCUR_PM_ENDDATED_DETAILS</w:t>
-            </w:r>
-          </w:p>
-        </w:tc>
-        <w:tc>
-          <w:tcPr>
-            <w:tcW w:w="1348" w:type="dxa"/>
-            <w:tcBorders>
-              <w:top w:val="single" w:sz="4" w:space="0" w:color="auto"/>
-              <w:left w:val="single" w:sz="4" w:space="0" w:color="auto"/>
-              <w:bottom w:val="single" w:sz="4" w:space="0" w:color="auto"/>
-              <w:right w:val="single" w:sz="4" w:space="0" w:color="auto"/>
-            </w:tcBorders>
-            <w:vAlign w:val="center"/>
-          </w:tcPr>
-          <w:p>
-            <w:r>
-              <w:t>Source: Local Folder</w:t>
-            </w:r>
-          </w:p>
-        </w:tc>
-        <w:tc>
-          <w:tcPr>
-            <w:tcW w:w="2250" w:type="dxa"/>
-            <w:tcBorders>
-              <w:top w:val="single" w:sz="4" w:space="0" w:color="auto"/>
-              <w:left w:val="single" w:sz="4" w:space="0" w:color="auto"/>
-              <w:bottom w:val="single" w:sz="4" w:space="0" w:color="auto"/>
-              <w:right w:val="single" w:sz="4" w:space="0" w:color="auto"/>
-            </w:tcBorders>
-            <w:vAlign w:val="center"/>
-          </w:tcPr>
-          <w:p>
-            <w:r>
-              <w:t xml:space="preserve">Source Directory: </w:t>
-            </w:r>
-            <w:r>
-              <w:t>D:\ESS_INBOUND\Concur_Employee_Outbound_Details\Input</w:t>
-            </w:r>
-          </w:p>
-          <w:p>
-            <w:r>
-              <w:t>File Pattern: Wildcard: *.*</w:t>
-            </w:r>
-          </w:p>
-        </w:tc>
-        <w:tc>
-          <w:tcPr>
-            <w:tcW w:w="1244" w:type="dxa"/>
-            <w:tcBorders>
-              <w:top w:val="single" w:sz="4" w:space="0" w:color="auto"/>
-              <w:left w:val="single" w:sz="4" w:space="0" w:color="auto"/>
-              <w:bottom w:val="single" w:sz="4" w:space="0" w:color="auto"/>
-              <w:right w:val="single" w:sz="4" w:space="0" w:color="auto"/>
-            </w:tcBorders>
-            <w:vAlign w:val="center"/>
-          </w:tcPr>
-          <w:p>
-            <w:pPr>
-              <w:jc w:val="center"/>
-              <w:rPr>
-                <w:lang w:val="en-US"/>
-              </w:rPr>
-            </w:pPr>
-            <w:r>
-              <w:rPr>
-                <w:lang w:val="en-US"/>
-              </w:rPr>
-              <w:t>-</w:t>
-            </w:r>
-          </w:p>
-        </w:tc>
-        <w:tc>
-          <w:tcPr>
-            <w:tcW w:w="1134" w:type="dxa"/>
-            <w:tcBorders>
-              <w:top w:val="single" w:sz="4" w:space="0" w:color="auto"/>
-              <w:left w:val="single" w:sz="4" w:space="0" w:color="auto"/>
-              <w:bottom w:val="single" w:sz="4" w:space="0" w:color="auto"/>
-              <w:right w:val="single" w:sz="4" w:space="0" w:color="auto"/>
-            </w:tcBorders>
-            <w:vAlign w:val="center"/>
-          </w:tcPr>
-          <w:p>
-            <w:pPr>
-              <w:jc w:val="center"/>
-              <w:rPr>
-                <w:lang w:val="en-US"/>
-              </w:rPr>
-            </w:pPr>
-            <w:r>
-              <w:rPr>
-                <w:lang w:val="en-US"/>
-              </w:rPr>
-              <w:t>-</w:t>
-            </w:r>
-          </w:p>
-        </w:tc>
-      </w:tr>
-      <w:tr>
-        <w:trPr>
-          <w:jc w:val="center"/>
-        </w:trPr>
-        <w:tc>
-          <w:tcPr>
-            <w:tcW w:w="828" w:type="dxa"/>
-            <w:tcBorders>
-              <w:top w:val="single" w:sz="4" w:space="0" w:color="auto"/>
-              <w:left w:val="single" w:sz="4" w:space="0" w:color="auto"/>
-              <w:bottom w:val="single" w:sz="4" w:space="0" w:color="auto"/>
-              <w:right w:val="single" w:sz="4" w:space="0" w:color="auto"/>
-            </w:tcBorders>
-            <w:vAlign w:val="center"/>
-          </w:tcPr>
-          <w:p>
-            <w:pPr>
-              <w:rPr>
-                <w:lang w:val="en-US"/>
-              </w:rPr>
-            </w:pPr>
-            <w:r>
-              <w:rPr>
-                <w:lang w:val="en-US"/>
-              </w:rPr>
-              <w:t>2</w:t>
-            </w:r>
-          </w:p>
-        </w:tc>
-        <w:tc>
-          <w:tcPr>
-            <w:tcW w:w="2122" w:type="dxa"/>
-            <w:tcBorders>
-              <w:top w:val="single" w:sz="4" w:space="0" w:color="auto"/>
-              <w:left w:val="single" w:sz="4" w:space="0" w:color="auto"/>
-              <w:bottom w:val="single" w:sz="4" w:space="0" w:color="auto"/>
-              <w:right w:val="single" w:sz="4" w:space="0" w:color="auto"/>
-            </w:tcBorders>
-            <w:vAlign w:val="center"/>
-          </w:tcPr>
-          <w:p>
-            <w:pPr>
-              <w:jc w:val="center"/>
-            </w:pPr>
-          </w:p>
-          <w:p>
-            <w:pPr>
-              <w:jc w:val="center"/>
-            </w:pPr>
-            <w:r>
-              <w:lastRenderedPageBreak/>
-              <w:t>fit_ERP_EXTRACT_CONCUR_LOCAL_FF_UNZIP_PM_DETAILS</w:t>
-            </w:r>
-          </w:p>
-        </w:tc>
-        <w:tc>
-          <w:tcPr>
-            <w:tcW w:w="1348" w:type="dxa"/>
-            <w:tcBorders>
-              <w:top w:val="single" w:sz="4" w:space="0" w:color="auto"/>
-              <w:left w:val="single" w:sz="4" w:space="0" w:color="auto"/>
-              <w:bottom w:val="single" w:sz="4" w:space="0" w:color="auto"/>
-              <w:right w:val="single" w:sz="4" w:space="0" w:color="auto"/>
-            </w:tcBorders>
-            <w:vAlign w:val="center"/>
-          </w:tcPr>
-          <w:p>
-            <w:r>
-              <w:lastRenderedPageBreak/>
-              <w:t>Source: Local Folder</w:t>
-            </w:r>
-          </w:p>
-          <w:p>
-            <w:r>
-              <w:lastRenderedPageBreak/>
-              <w:t xml:space="preserve">Archive Directory: </w:t>
-            </w:r>
-            <w:r>
-              <w:t>D:\ESS_ARCHIVE</w:t>
-            </w:r>
-          </w:p>
-        </w:tc>
-        <w:tc>
-          <w:tcPr>
-            <w:tcW w:w="2250" w:type="dxa"/>
-            <w:tcBorders>
-              <w:top w:val="single" w:sz="4" w:space="0" w:color="auto"/>
-              <w:left w:val="single" w:sz="4" w:space="0" w:color="auto"/>
-              <w:bottom w:val="single" w:sz="4" w:space="0" w:color="auto"/>
-              <w:right w:val="single" w:sz="4" w:space="0" w:color="auto"/>
-            </w:tcBorders>
-            <w:vAlign w:val="center"/>
-          </w:tcPr>
-          <w:p>
-            <w:r>
-              <w:lastRenderedPageBreak/>
-              <w:t xml:space="preserve">Source Directory: </w:t>
-            </w:r>
-            <w:r>
-              <w:t>D:\ESS_INBOUND\Con</w:t>
-            </w:r>
-            <w:r>
-              <w:lastRenderedPageBreak/>
-              <w:t>cur_Employee_Outbound_Details</w:t>
-            </w:r>
-          </w:p>
-          <w:p>
-            <w:r>
-              <w:t>File Pattern: Wildcard:*.zip</w:t>
-            </w:r>
-          </w:p>
-        </w:tc>
-        <w:tc>
-          <w:tcPr>
-            <w:tcW w:w="1244" w:type="dxa"/>
-            <w:tcBorders>
-              <w:top w:val="single" w:sz="4" w:space="0" w:color="auto"/>
-              <w:left w:val="single" w:sz="4" w:space="0" w:color="auto"/>
-              <w:bottom w:val="single" w:sz="4" w:space="0" w:color="auto"/>
-              <w:right w:val="single" w:sz="4" w:space="0" w:color="auto"/>
-            </w:tcBorders>
-            <w:vAlign w:val="center"/>
-          </w:tcPr>
-          <w:p>
-            <w:pPr>
-              <w:jc w:val="center"/>
-              <w:rPr>
-                <w:lang w:val="en-US"/>
-              </w:rPr>
-            </w:pPr>
-            <w:r>
-              <w:rPr>
-                <w:lang w:val="en-US"/>
-              </w:rPr>
-              <w:lastRenderedPageBreak/>
-              <w:t>-</w:t>
-            </w:r>
-          </w:p>
-        </w:tc>
-        <w:tc>
-          <w:tcPr>
-            <w:tcW w:w="1134" w:type="dxa"/>
-            <w:tcBorders>
-              <w:top w:val="single" w:sz="4" w:space="0" w:color="auto"/>
-              <w:left w:val="single" w:sz="4" w:space="0" w:color="auto"/>
-              <w:bottom w:val="single" w:sz="4" w:space="0" w:color="auto"/>
-              <w:right w:val="single" w:sz="4" w:space="0" w:color="auto"/>
-            </w:tcBorders>
-            <w:vAlign w:val="center"/>
-          </w:tcPr>
-          <w:p>
-            <w:pPr>
-              <w:rPr>
-                <w:lang w:val="en-US"/>
-              </w:rPr>
-            </w:pPr>
-            <w:r>
-              <w:rPr>
-                <w:lang w:val="en-US"/>
-              </w:rPr>
-              <w:t xml:space="preserve">Unzip PM End Dated </w:t>
-            </w:r>
-            <w:r>
-              <w:rPr>
-                <w:lang w:val="en-US"/>
-              </w:rPr>
-              <w:lastRenderedPageBreak/>
-              <w:t>Details from ERP ESS</w:t>
-            </w:r>
-          </w:p>
-        </w:tc>
-      </w:tr>
-      <w:tr>
-        <w:trPr>
-          <w:jc w:val="center"/>
-        </w:trPr>
-        <w:tc>
-          <w:tcPr>
-            <w:tcW w:w="828" w:type="dxa"/>
-            <w:tcBorders>
-              <w:top w:val="single" w:sz="4" w:space="0" w:color="auto"/>
-              <w:left w:val="single" w:sz="4" w:space="0" w:color="auto"/>
-              <w:bottom w:val="single" w:sz="4" w:space="0" w:color="auto"/>
-              <w:right w:val="single" w:sz="4" w:space="0" w:color="auto"/>
-            </w:tcBorders>
-            <w:vAlign w:val="center"/>
-          </w:tcPr>
-          <w:p>
-            <w:pPr>
-              <w:rPr>
-                <w:lang w:val="en-US"/>
-              </w:rPr>
-            </w:pPr>
-            <w:r>
-              <w:rPr>
-                <w:lang w:val="en-US"/>
-              </w:rPr>
-              <w:lastRenderedPageBreak/>
-              <w:t>3</w:t>
-            </w:r>
-          </w:p>
-        </w:tc>
-        <w:tc>
-          <w:tcPr>
-            <w:tcW w:w="2122" w:type="dxa"/>
-            <w:tcBorders>
-              <w:top w:val="single" w:sz="4" w:space="0" w:color="auto"/>
-              <w:left w:val="single" w:sz="4" w:space="0" w:color="auto"/>
-              <w:bottom w:val="single" w:sz="4" w:space="0" w:color="auto"/>
-              <w:right w:val="single" w:sz="4" w:space="0" w:color="auto"/>
-            </w:tcBorders>
-            <w:vAlign w:val="center"/>
-          </w:tcPr>
-          <w:p>
-            <w:pPr>
-              <w:jc w:val="center"/>
-            </w:pPr>
-            <w:r>
-              <w:br/>
-              <w:t>fit_LOCAL_FF_ARCHIVE_CONCUR_EMPLOYEE_DETAILS</w:t>
-            </w:r>
-          </w:p>
-        </w:tc>
-        <w:tc>
-          <w:tcPr>
-            <w:tcW w:w="1348" w:type="dxa"/>
-            <w:tcBorders>
-              <w:top w:val="single" w:sz="4" w:space="0" w:color="auto"/>
-              <w:left w:val="single" w:sz="4" w:space="0" w:color="auto"/>
-              <w:bottom w:val="single" w:sz="4" w:space="0" w:color="auto"/>
-              <w:right w:val="single" w:sz="4" w:space="0" w:color="auto"/>
-            </w:tcBorders>
-            <w:vAlign w:val="center"/>
-          </w:tcPr>
-          <w:p>
-            <w:r>
-              <w:t>Source: Local Folder</w:t>
-            </w:r>
-          </w:p>
-        </w:tc>
-        <w:tc>
-          <w:tcPr>
-            <w:tcW w:w="2250" w:type="dxa"/>
-            <w:tcBorders>
-              <w:top w:val="single" w:sz="4" w:space="0" w:color="auto"/>
-              <w:left w:val="single" w:sz="4" w:space="0" w:color="auto"/>
-              <w:bottom w:val="single" w:sz="4" w:space="0" w:color="auto"/>
-              <w:right w:val="single" w:sz="4" w:space="0" w:color="auto"/>
-            </w:tcBorders>
-            <w:vAlign w:val="center"/>
-          </w:tcPr>
-          <w:p>
-            <w:r>
-              <w:t xml:space="preserve">Source Directory: </w:t>
-            </w:r>
-            <w:r>
-              <w:t>D:\LOCAL_FF\CONCUR_FF\Concur_Employee_Outbound_Details\Input</w:t>
-            </w:r>
-          </w:p>
-          <w:p>
-            <w:r>
-              <w:t>File Pattern: Wildcard: *.*</w:t>
-            </w:r>
-          </w:p>
-        </w:tc>
-        <w:tc>
-          <w:tcPr>
-            <w:tcW w:w="1244" w:type="dxa"/>
-            <w:tcBorders>
-              <w:top w:val="single" w:sz="4" w:space="0" w:color="auto"/>
-              <w:left w:val="single" w:sz="4" w:space="0" w:color="auto"/>
-              <w:bottom w:val="single" w:sz="4" w:space="0" w:color="auto"/>
-              <w:right w:val="single" w:sz="4" w:space="0" w:color="auto"/>
-            </w:tcBorders>
-            <w:vAlign w:val="center"/>
-          </w:tcPr>
-          <w:p>
-            <w:pPr>
-              <w:jc w:val="center"/>
-              <w:rPr>
-                <w:lang w:val="en-US"/>
-              </w:rPr>
-            </w:pPr>
-            <w:r>
-              <w:rPr>
-                <w:lang w:val="en-US"/>
-              </w:rPr>
-              <w:t>-</w:t>
-            </w:r>
-          </w:p>
-        </w:tc>
-        <w:tc>
-          <w:tcPr>
-            <w:tcW w:w="1134" w:type="dxa"/>
-            <w:tcBorders>
-              <w:top w:val="single" w:sz="4" w:space="0" w:color="auto"/>
-              <w:left w:val="single" w:sz="4" w:space="0" w:color="auto"/>
-              <w:bottom w:val="single" w:sz="4" w:space="0" w:color="auto"/>
-              <w:right w:val="single" w:sz="4" w:space="0" w:color="auto"/>
-            </w:tcBorders>
-            <w:vAlign w:val="center"/>
-          </w:tcPr>
-          <w:p>
-            <w:pPr>
-              <w:rPr>
-                <w:lang w:val="en-US"/>
-              </w:rPr>
-            </w:pPr>
-            <w:r>
-              <w:rPr>
-                <w:lang w:val="en-US"/>
-              </w:rPr>
-              <w:t>Archive Concur Employee details post successful run</w:t>
-            </w:r>
-          </w:p>
-        </w:tc>
-      </w:tr>
-      <w:tr>
-        <w:trPr>
-          <w:jc w:val="center"/>
-        </w:trPr>
-        <w:tc>
-          <w:tcPr>
-            <w:tcW w:w="828" w:type="dxa"/>
-            <w:tcBorders>
-              <w:top w:val="single" w:sz="4" w:space="0" w:color="auto"/>
-              <w:left w:val="single" w:sz="4" w:space="0" w:color="auto"/>
-              <w:bottom w:val="single" w:sz="4" w:space="0" w:color="auto"/>
-              <w:right w:val="single" w:sz="4" w:space="0" w:color="auto"/>
-            </w:tcBorders>
-            <w:vAlign w:val="center"/>
-          </w:tcPr>
-          <w:p>
-            <w:pPr>
-              <w:rPr>
-                <w:lang w:val="en-US"/>
-              </w:rPr>
-            </w:pPr>
-            <w:r>
-              <w:rPr>
-                <w:lang w:val="en-US"/>
-              </w:rPr>
-              <w:t>4</w:t>
-            </w:r>
-          </w:p>
-        </w:tc>
-        <w:tc>
-          <w:tcPr>
-            <w:tcW w:w="2122" w:type="dxa"/>
-            <w:tcBorders>
-              <w:top w:val="single" w:sz="4" w:space="0" w:color="auto"/>
-              <w:left w:val="single" w:sz="4" w:space="0" w:color="auto"/>
-              <w:bottom w:val="single" w:sz="4" w:space="0" w:color="auto"/>
-              <w:right w:val="single" w:sz="4" w:space="0" w:color="auto"/>
-            </w:tcBorders>
-            <w:vAlign w:val="center"/>
-          </w:tcPr>
-          <w:p>
-            <w:pPr>
-              <w:jc w:val="center"/>
-            </w:pPr>
-            <w:r>
-              <w:br/>
-              <w:t>fit_LOCAL_FF_CONCUR_SFTP_EMPLOYEE_DETAILS</w:t>
-            </w:r>
-          </w:p>
-        </w:tc>
-        <w:tc>
-          <w:tcPr>
-            <w:tcW w:w="1348" w:type="dxa"/>
-            <w:tcBorders>
-              <w:top w:val="single" w:sz="4" w:space="0" w:color="auto"/>
-              <w:left w:val="single" w:sz="4" w:space="0" w:color="auto"/>
-              <w:bottom w:val="single" w:sz="4" w:space="0" w:color="auto"/>
-              <w:right w:val="single" w:sz="4" w:space="0" w:color="auto"/>
-            </w:tcBorders>
-            <w:vAlign w:val="center"/>
-          </w:tcPr>
-          <w:p>
-            <w:r>
-              <w:t>Source: Local Folder</w:t>
-            </w:r>
-          </w:p>
-        </w:tc>
-        <w:tc>
-          <w:tcPr>
-            <w:tcW w:w="2250" w:type="dxa"/>
-            <w:tcBorders>
-              <w:top w:val="single" w:sz="4" w:space="0" w:color="auto"/>
-              <w:left w:val="single" w:sz="4" w:space="0" w:color="auto"/>
-              <w:bottom w:val="single" w:sz="4" w:space="0" w:color="auto"/>
-              <w:right w:val="single" w:sz="4" w:space="0" w:color="auto"/>
-            </w:tcBorders>
-            <w:vAlign w:val="center"/>
-          </w:tcPr>
-          <w:p>
-            <w:r>
-              <w:t xml:space="preserve">Source Directory: </w:t>
-            </w:r>
-            <w:r>
-              <w:t>D:\LOCAL_FF\CONCUR_FF\Concur_Employee_Outbound_Details\Input</w:t>
-            </w:r>
-          </w:p>
-          <w:p>
-            <w:r>
-              <w:t xml:space="preserve">File Pattern: Wildcard: </w:t>
-            </w:r>
-            <w:r>
-              <w:t>EMPLOYEE_t0028229unfm_*txt</w:t>
-            </w:r>
-          </w:p>
-        </w:tc>
-        <w:tc>
-          <w:tcPr>
-            <w:tcW w:w="1244" w:type="dxa"/>
-            <w:tcBorders>
-              <w:top w:val="single" w:sz="4" w:space="0" w:color="auto"/>
-              <w:left w:val="single" w:sz="4" w:space="0" w:color="auto"/>
-              <w:bottom w:val="single" w:sz="4" w:space="0" w:color="auto"/>
-              <w:right w:val="single" w:sz="4" w:space="0" w:color="auto"/>
-            </w:tcBorders>
-            <w:vAlign w:val="center"/>
-          </w:tcPr>
-          <w:p>
-            <w:pPr>
-              <w:jc w:val="center"/>
-              <w:rPr>
-                <w:lang w:val="en-US"/>
-              </w:rPr>
-            </w:pPr>
-            <w:r>
-              <w:rPr>
-                <w:lang w:val="en-US"/>
-              </w:rPr>
-              <w:t>-</w:t>
-            </w:r>
-          </w:p>
-        </w:tc>
-        <w:tc>
-          <w:tcPr>
-            <w:tcW w:w="1134" w:type="dxa"/>
-            <w:tcBorders>
-              <w:top w:val="single" w:sz="4" w:space="0" w:color="auto"/>
-              <w:left w:val="single" w:sz="4" w:space="0" w:color="auto"/>
-              <w:bottom w:val="single" w:sz="4" w:space="0" w:color="auto"/>
-              <w:right w:val="single" w:sz="4" w:space="0" w:color="auto"/>
-            </w:tcBorders>
-            <w:vAlign w:val="center"/>
-          </w:tcPr>
-          <w:p>
-            <w:pPr>
-              <w:jc w:val="center"/>
-              <w:rPr>
-                <w:lang w:val="en-US"/>
-              </w:rPr>
-            </w:pPr>
-            <w:r>
-              <w:rPr>
-                <w:lang w:val="en-US"/>
-              </w:rPr>
-              <w:t>-</w:t>
-            </w:r>
-          </w:p>
-        </w:tc>
-      </w:tr>
-      <w:tr>
-        <w:trPr>
-          <w:jc w:val="center"/>
-        </w:trPr>
-        <w:tc>
-          <w:tcPr>
-            <w:tcW w:w="828" w:type="dxa"/>
-            <w:tcBorders>
-              <w:top w:val="single" w:sz="4" w:space="0" w:color="auto"/>
-              <w:left w:val="single" w:sz="4" w:space="0" w:color="auto"/>
-              <w:bottom w:val="single" w:sz="4" w:space="0" w:color="auto"/>
-              <w:right w:val="single" w:sz="4" w:space="0" w:color="auto"/>
-            </w:tcBorders>
-            <w:vAlign w:val="center"/>
-          </w:tcPr>
-          <w:p>
-            <w:pPr>
-              <w:rPr>
-                <w:lang w:val="en-US"/>
-              </w:rPr>
-            </w:pPr>
-            <w:r>
-              <w:rPr>
-                <w:lang w:val="en-US"/>
-              </w:rPr>
-              <w:t>5</w:t>
-            </w:r>
-          </w:p>
-        </w:tc>
-        <w:tc>
-          <w:tcPr>
-            <w:tcW w:w="2122" w:type="dxa"/>
-            <w:tcBorders>
-              <w:top w:val="single" w:sz="4" w:space="0" w:color="auto"/>
-              <w:left w:val="single" w:sz="4" w:space="0" w:color="auto"/>
-              <w:bottom w:val="single" w:sz="4" w:space="0" w:color="auto"/>
-              <w:right w:val="single" w:sz="4" w:space="0" w:color="auto"/>
-            </w:tcBorders>
-            <w:vAlign w:val="center"/>
-          </w:tcPr>
-          <w:p>
-            <w:pPr>
-              <w:jc w:val="center"/>
-            </w:pPr>
-            <w:r>
-              <w:t>mct_DUMMY_CONCUR_EMPLOYEE_OUTBOUND_GET_PARAM</w:t>
-            </w:r>
-          </w:p>
-        </w:tc>
-        <w:tc>
-          <w:tcPr>
-            <w:tcW w:w="1348" w:type="dxa"/>
-            <w:tcBorders>
-              <w:top w:val="single" w:sz="4" w:space="0" w:color="auto"/>
-              <w:left w:val="single" w:sz="4" w:space="0" w:color="auto"/>
-              <w:bottom w:val="single" w:sz="4" w:space="0" w:color="auto"/>
-              <w:right w:val="single" w:sz="4" w:space="0" w:color="auto"/>
-            </w:tcBorders>
-            <w:vAlign w:val="center"/>
-          </w:tcPr>
-          <w:p>
-            <w:r>
-              <w:t>cn_STAGING1</w:t>
-            </w:r>
-          </w:p>
-        </w:tc>
-        <w:tc>
-          <w:tcPr>
-            <w:tcW w:w="2250" w:type="dxa"/>
-            <w:tcBorders>
-              <w:top w:val="single" w:sz="4" w:space="0" w:color="auto"/>
-              <w:left w:val="single" w:sz="4" w:space="0" w:color="auto"/>
-              <w:bottom w:val="single" w:sz="4" w:space="0" w:color="auto"/>
-              <w:right w:val="single" w:sz="4" w:space="0" w:color="auto"/>
-            </w:tcBorders>
-            <w:vAlign w:val="center"/>
-          </w:tcPr>
-          <w:p>
-            <w:r>
-              <w:t>select 1 from DUAL</w:t>
-            </w:r>
-          </w:p>
-        </w:tc>
-        <w:tc>
-          <w:tcPr>
-            <w:tcW w:w="1244" w:type="dxa"/>
-            <w:tcBorders>
-              <w:top w:val="single" w:sz="4" w:space="0" w:color="auto"/>
-              <w:left w:val="single" w:sz="4" w:space="0" w:color="auto"/>
-              <w:bottom w:val="single" w:sz="4" w:space="0" w:color="auto"/>
-              <w:right w:val="single" w:sz="4" w:space="0" w:color="auto"/>
-            </w:tcBorders>
-            <w:vAlign w:val="center"/>
-          </w:tcPr>
-          <w:p>
-            <w:pPr>
-              <w:jc w:val="center"/>
-              <w:rPr>
-                <w:lang w:val="en-US"/>
-              </w:rPr>
-            </w:pPr>
-            <w:r>
-              <w:rPr>
-                <w:lang w:val="en-US"/>
-              </w:rPr>
-              <w:t>-</w:t>
-            </w:r>
-          </w:p>
-        </w:tc>
-        <w:tc>
-          <w:tcPr>
-            <w:tcW w:w="1134" w:type="dxa"/>
-            <w:tcBorders>
-              <w:top w:val="single" w:sz="4" w:space="0" w:color="auto"/>
-              <w:left w:val="single" w:sz="4" w:space="0" w:color="auto"/>
-              <w:bottom w:val="single" w:sz="4" w:space="0" w:color="auto"/>
-              <w:right w:val="single" w:sz="4" w:space="0" w:color="auto"/>
-            </w:tcBorders>
-            <w:vAlign w:val="center"/>
-          </w:tcPr>
-          <w:p>
-            <w:pPr>
-              <w:rPr>
-                <w:lang w:val="en-US"/>
-              </w:rPr>
-            </w:pPr>
-            <w:r>
-              <w:t>Get Param values from parameter file for Concur Employee Org Outbound</w:t>
-            </w:r>
-          </w:p>
-        </w:tc>
-      </w:tr>
-      <w:tr>
-        <w:trPr>
-          <w:jc w:val="center"/>
-        </w:trPr>
-        <w:tc>
-          <w:tcPr>
-            <w:tcW w:w="828" w:type="dxa"/>
-            <w:tcBorders>
-              <w:top w:val="single" w:sz="4" w:space="0" w:color="auto"/>
-              <w:left w:val="single" w:sz="4" w:space="0" w:color="auto"/>
-              <w:bottom w:val="single" w:sz="4" w:space="0" w:color="auto"/>
-              <w:right w:val="single" w:sz="4" w:space="0" w:color="auto"/>
-            </w:tcBorders>
-            <w:vAlign w:val="center"/>
-          </w:tcPr>
-          <w:p>
-            <w:pPr>
-              <w:rPr>
-                <w:lang w:val="en-US"/>
-              </w:rPr>
-            </w:pPr>
-            <w:r>
-              <w:rPr>
-                <w:lang w:val="en-US"/>
-              </w:rPr>
-              <w:t xml:space="preserve">6 </w:t>
-            </w:r>
-          </w:p>
-        </w:tc>
-        <w:tc>
-          <w:tcPr>
-            <w:tcW w:w="2122" w:type="dxa"/>
-            <w:tcBorders>
-              <w:top w:val="single" w:sz="4" w:space="0" w:color="auto"/>
-              <w:left w:val="single" w:sz="4" w:space="0" w:color="auto"/>
-              <w:bottom w:val="single" w:sz="4" w:space="0" w:color="auto"/>
-              <w:right w:val="single" w:sz="4" w:space="0" w:color="auto"/>
-            </w:tcBorders>
-            <w:vAlign w:val="center"/>
-          </w:tcPr>
-          <w:p>
-            <w:pPr>
-              <w:jc w:val="center"/>
-            </w:pPr>
-            <w:r>
-              <w:t>mct_ERP_ESS_EXTRACT_CONCUR_PM_END_DATE_DETAILS</w:t>
-            </w:r>
-          </w:p>
-        </w:tc>
-        <w:tc>
-          <w:tcPr>
-            <w:tcW w:w="1348" w:type="dxa"/>
-            <w:tcBorders>
-              <w:top w:val="single" w:sz="4" w:space="0" w:color="auto"/>
-              <w:left w:val="single" w:sz="4" w:space="0" w:color="auto"/>
-              <w:bottom w:val="single" w:sz="4" w:space="0" w:color="auto"/>
-              <w:right w:val="single" w:sz="4" w:space="0" w:color="auto"/>
-            </w:tcBorders>
-            <w:vAlign w:val="center"/>
-          </w:tcPr>
-          <w:p>
-            <w:r>
-              <w:br/>
-              <w:t>cn_Oracle_Financials_Cloud</w:t>
-            </w:r>
-          </w:p>
-          <w:p/>
-        </w:tc>
-        <w:tc>
-          <w:tcPr>
-            <w:tcW w:w="2250" w:type="dxa"/>
-            <w:tcBorders>
-              <w:top w:val="single" w:sz="4" w:space="0" w:color="auto"/>
-              <w:left w:val="single" w:sz="4" w:space="0" w:color="auto"/>
-              <w:bottom w:val="single" w:sz="4" w:space="0" w:color="auto"/>
-              <w:right w:val="single" w:sz="4" w:space="0" w:color="auto"/>
-            </w:tcBorders>
-            <w:vAlign w:val="center"/>
-          </w:tcPr>
-          <w:p>
-            <w:r>
-              <w:t xml:space="preserve">Operation: </w:t>
-            </w:r>
-            <w:r>
-              <w:t>OracleERP/CustomExtract</w:t>
-            </w:r>
-          </w:p>
-          <w:p>
-            <w:r>
-              <w:t xml:space="preserve">Outbound Output Directory: </w:t>
-            </w:r>
-            <w:r>
-              <w:t>D:\ESS_INBOUND\Concur_Employee_Outbound_Details</w:t>
-            </w:r>
-          </w:p>
-        </w:tc>
-        <w:tc>
-          <w:tcPr>
-            <w:tcW w:w="1244" w:type="dxa"/>
-            <w:tcBorders>
-              <w:top w:val="single" w:sz="4" w:space="0" w:color="auto"/>
-              <w:left w:val="single" w:sz="4" w:space="0" w:color="auto"/>
-              <w:bottom w:val="single" w:sz="4" w:space="0" w:color="auto"/>
-              <w:right w:val="single" w:sz="4" w:space="0" w:color="auto"/>
-            </w:tcBorders>
-            <w:vAlign w:val="center"/>
-          </w:tcPr>
-          <w:p>
-            <w:pPr>
-              <w:jc w:val="center"/>
-              <w:rPr>
-                <w:lang w:val="en-US"/>
-              </w:rPr>
-            </w:pPr>
-            <w:r>
-              <w:rPr>
-                <w:lang w:val="en-US"/>
-              </w:rPr>
-              <w:t>-</w:t>
-            </w:r>
-          </w:p>
-        </w:tc>
-        <w:tc>
-          <w:tcPr>
-            <w:tcW w:w="1134" w:type="dxa"/>
-            <w:tcBorders>
-              <w:top w:val="single" w:sz="4" w:space="0" w:color="auto"/>
-              <w:left w:val="single" w:sz="4" w:space="0" w:color="auto"/>
-              <w:bottom w:val="single" w:sz="4" w:space="0" w:color="auto"/>
-              <w:right w:val="single" w:sz="4" w:space="0" w:color="auto"/>
-            </w:tcBorders>
-            <w:vAlign w:val="center"/>
-          </w:tcPr>
-          <w:p>
-            <w:r>
-              <w:t>To extract PM End Date Details from ERP using ESS</w:t>
-            </w:r>
-          </w:p>
-        </w:tc>
-      </w:tr>
-      <w:tr>
-        <w:trPr>
-          <w:jc w:val="center"/>
-        </w:trPr>
-        <w:tc>
-          <w:tcPr>
-            <w:tcW w:w="828" w:type="dxa"/>
-            <w:tcBorders>
-              <w:top w:val="single" w:sz="4" w:space="0" w:color="auto"/>
-              <w:left w:val="single" w:sz="4" w:space="0" w:color="auto"/>
-              <w:bottom w:val="single" w:sz="4" w:space="0" w:color="auto"/>
-              <w:right w:val="single" w:sz="4" w:space="0" w:color="auto"/>
-            </w:tcBorders>
-            <w:vAlign w:val="center"/>
-          </w:tcPr>
-          <w:p>
-            <w:pPr>
-              <w:rPr>
-                <w:lang w:val="en-US"/>
-              </w:rPr>
-            </w:pPr>
-            <w:r>
-              <w:rPr>
-                <w:lang w:val="en-US"/>
-              </w:rPr>
-              <w:t>7</w:t>
-            </w:r>
-          </w:p>
-        </w:tc>
-        <w:tc>
-          <w:tcPr>
-            <w:tcW w:w="2122" w:type="dxa"/>
-            <w:tcBorders>
-              <w:top w:val="single" w:sz="4" w:space="0" w:color="auto"/>
-              <w:left w:val="single" w:sz="4" w:space="0" w:color="auto"/>
-              <w:bottom w:val="single" w:sz="4" w:space="0" w:color="auto"/>
-              <w:right w:val="single" w:sz="4" w:space="0" w:color="auto"/>
-            </w:tcBorders>
-            <w:vAlign w:val="center"/>
-          </w:tcPr>
-          <w:p>
-            <w:pPr>
-              <w:spacing w:after="160" w:line="259" w:lineRule="auto"/>
-              <w:jc w:val="center"/>
-              <w:rPr>
-                <w:lang w:val="en-US"/>
-              </w:rPr>
-            </w:pPr>
-            <w:r>
-              <w:rPr>
-                <w:lang w:val="en-US"/>
-              </w:rPr>
-              <w:t>File</w:t>
-            </w:r>
-          </w:p>
-          <w:p>
-            <w:pPr>
-              <w:jc w:val="center"/>
-            </w:pPr>
-          </w:p>
-        </w:tc>
-        <w:tc>
-          <w:tcPr>
-            <w:tcW w:w="1348" w:type="dxa"/>
-            <w:tcBorders>
-              <w:top w:val="single" w:sz="4" w:space="0" w:color="auto"/>
-              <w:left w:val="single" w:sz="4" w:space="0" w:color="auto"/>
-              <w:bottom w:val="single" w:sz="4" w:space="0" w:color="auto"/>
-              <w:right w:val="single" w:sz="4" w:space="0" w:color="auto"/>
-            </w:tcBorders>
-            <w:vAlign w:val="center"/>
-          </w:tcPr>
-          <w:p>
-            <w:r>
-              <w:t>cn_ESS_INBOUND_1</w:t>
-            </w:r>
-          </w:p>
-        </w:tc>
-        <w:tc>
-          <w:tcPr>
-            <w:tcW w:w="2250" w:type="dxa"/>
-            <w:tcBorders>
-              <w:top w:val="single" w:sz="4" w:space="0" w:color="auto"/>
-              <w:left w:val="single" w:sz="4" w:space="0" w:color="auto"/>
-              <w:bottom w:val="single" w:sz="4" w:space="0" w:color="auto"/>
-              <w:right w:val="single" w:sz="4" w:space="0" w:color="auto"/>
-            </w:tcBorders>
-            <w:vAlign w:val="center"/>
-          </w:tcPr>
-          <w:p>
-            <w:r>
-              <w:t>Concur_Employee_Outbound_Details/Input/CONCUR__PM_END_DATED_DETAILS_LIST.txt</w:t>
-            </w:r>
-          </w:p>
-        </w:tc>
-        <w:tc>
-          <w:tcPr>
-            <w:tcW w:w="1244" w:type="dxa"/>
-            <w:tcBorders>
-              <w:top w:val="single" w:sz="4" w:space="0" w:color="auto"/>
-              <w:left w:val="single" w:sz="4" w:space="0" w:color="auto"/>
-              <w:bottom w:val="single" w:sz="4" w:space="0" w:color="auto"/>
-              <w:right w:val="single" w:sz="4" w:space="0" w:color="auto"/>
-            </w:tcBorders>
-            <w:vAlign w:val="center"/>
-          </w:tcPr>
-          <w:p>
-            <w:pPr>
-              <w:spacing w:after="160" w:line="259" w:lineRule="auto"/>
-              <w:rPr>
-                <w:lang w:val="en-US"/>
-              </w:rPr>
-            </w:pPr>
-            <w:r>
-              <w:rPr>
-                <w:lang w:val="en-US"/>
-              </w:rPr>
-              <w:t>Source</w:t>
-            </w:r>
-          </w:p>
-          <w:p>
-            <w:pPr>
-              <w:rPr>
-                <w:lang w:val="en-US"/>
-              </w:rPr>
-            </w:pPr>
-          </w:p>
-        </w:tc>
-        <w:tc>
-          <w:tcPr>
-            <w:tcW w:w="1134" w:type="dxa"/>
-            <w:tcBorders>
-              <w:top w:val="single" w:sz="4" w:space="0" w:color="auto"/>
-              <w:left w:val="single" w:sz="4" w:space="0" w:color="auto"/>
-              <w:bottom w:val="single" w:sz="4" w:space="0" w:color="auto"/>
-              <w:right w:val="single" w:sz="4" w:space="0" w:color="auto"/>
-            </w:tcBorders>
-            <w:vAlign w:val="center"/>
-          </w:tcPr>
-          <w:p>
-            <w:pPr>
-              <w:spacing w:after="160" w:line="259" w:lineRule="auto"/>
-              <w:jc w:val="center"/>
-              <w:rPr>
-                <w:lang w:val="en-US"/>
-              </w:rPr>
-            </w:pPr>
-            <w:r>
-              <w:rPr>
-                <w:lang w:val="en-US"/>
-              </w:rPr>
-              <w:t>-</w:t>
-            </w:r>
-          </w:p>
-          <w:p/>
-        </w:tc>
-      </w:tr>
-      <w:tr>
-        <w:trPr>
-          <w:jc w:val="center"/>
-        </w:trPr>
-        <w:tc>
-          <w:tcPr>
-            <w:tcW w:w="828" w:type="dxa"/>
-            <w:tcBorders>
-              <w:top w:val="single" w:sz="4" w:space="0" w:color="auto"/>
-              <w:left w:val="single" w:sz="4" w:space="0" w:color="auto"/>
-              <w:bottom w:val="single" w:sz="4" w:space="0" w:color="auto"/>
-              <w:right w:val="single" w:sz="4" w:space="0" w:color="auto"/>
-            </w:tcBorders>
-            <w:vAlign w:val="center"/>
-          </w:tcPr>
-          <w:p>
-            <w:pPr>
-              <w:rPr>
-                <w:lang w:val="en-US"/>
-              </w:rPr>
-            </w:pPr>
-            <w:r>
-              <w:rPr>
-                <w:lang w:val="en-US"/>
-              </w:rPr>
-              <w:t>8</w:t>
-            </w:r>
-          </w:p>
-        </w:tc>
-        <w:tc>
-          <w:tcPr>
-            <w:tcW w:w="2122" w:type="dxa"/>
-            <w:tcBorders>
-              <w:top w:val="single" w:sz="4" w:space="0" w:color="auto"/>
-              <w:left w:val="single" w:sz="4" w:space="0" w:color="auto"/>
-              <w:bottom w:val="single" w:sz="4" w:space="0" w:color="auto"/>
-              <w:right w:val="single" w:sz="4" w:space="0" w:color="auto"/>
-            </w:tcBorders>
-            <w:vAlign w:val="center"/>
-          </w:tcPr>
-          <w:p>
-            <w:pPr>
-              <w:jc w:val="center"/>
-              <w:rPr>
-                <w:lang w:val="en-US"/>
-              </w:rPr>
-            </w:pPr>
-            <w:r>
-              <w:rPr>
-                <w:lang w:val="en-US"/>
-              </w:rPr>
-              <w:t>-</w:t>
-            </w:r>
-          </w:p>
-        </w:tc>
-        <w:tc>
-          <w:tcPr>
-            <w:tcW w:w="1348" w:type="dxa"/>
-            <w:tcBorders>
-              <w:top w:val="single" w:sz="4" w:space="0" w:color="auto"/>
-              <w:left w:val="single" w:sz="4" w:space="0" w:color="auto"/>
-              <w:bottom w:val="single" w:sz="4" w:space="0" w:color="auto"/>
-              <w:right w:val="single" w:sz="4" w:space="0" w:color="auto"/>
-            </w:tcBorders>
-            <w:vAlign w:val="center"/>
-          </w:tcPr>
-          <w:p>
-            <w:r>
-              <w:t>cn_ESS_INBOUND_1</w:t>
-            </w:r>
-          </w:p>
-        </w:tc>
-        <w:tc>
-          <w:tcPr>
-            <w:tcW w:w="2250" w:type="dxa"/>
-            <w:tcBorders>
-              <w:top w:val="single" w:sz="4" w:space="0" w:color="auto"/>
-              <w:left w:val="single" w:sz="4" w:space="0" w:color="auto"/>
-              <w:bottom w:val="single" w:sz="4" w:space="0" w:color="auto"/>
-              <w:right w:val="single" w:sz="4" w:space="0" w:color="auto"/>
-            </w:tcBorders>
-            <w:vAlign w:val="center"/>
-          </w:tcPr>
-          <w:p>
-            <w:r>
-              <w:t>LND_LKP_PROJECTS_TOPIC</w:t>
-            </w:r>
-          </w:p>
-        </w:tc>
-        <w:tc>
-          <w:tcPr>
-            <w:tcW w:w="1244" w:type="dxa"/>
-            <w:tcBorders>
-              <w:top w:val="single" w:sz="4" w:space="0" w:color="auto"/>
-              <w:left w:val="single" w:sz="4" w:space="0" w:color="auto"/>
-              <w:bottom w:val="single" w:sz="4" w:space="0" w:color="auto"/>
-              <w:right w:val="single" w:sz="4" w:space="0" w:color="auto"/>
-            </w:tcBorders>
-            <w:vAlign w:val="center"/>
-          </w:tcPr>
-          <w:p>
-            <w:pPr>
-              <w:rPr>
-                <w:lang w:val="en-US"/>
-              </w:rPr>
-            </w:pPr>
-            <w:r>
-              <w:rPr>
-                <w:lang w:val="en-US"/>
-              </w:rPr>
-              <w:t>Source</w:t>
-            </w:r>
-          </w:p>
-        </w:tc>
-        <w:tc>
-          <w:tcPr>
-            <w:tcW w:w="1134" w:type="dxa"/>
-            <w:tcBorders>
-              <w:top w:val="single" w:sz="4" w:space="0" w:color="auto"/>
-              <w:left w:val="single" w:sz="4" w:space="0" w:color="auto"/>
-              <w:bottom w:val="single" w:sz="4" w:space="0" w:color="auto"/>
-              <w:right w:val="single" w:sz="4" w:space="0" w:color="auto"/>
-            </w:tcBorders>
-            <w:vAlign w:val="center"/>
-          </w:tcPr>
-          <w:p>
-            <w:pPr>
-              <w:jc w:val="center"/>
-              <w:rPr>
-                <w:lang w:val="en-US"/>
-              </w:rPr>
-            </w:pPr>
-            <w:r>
-              <w:rPr>
-                <w:lang w:val="en-US"/>
-              </w:rPr>
-              <w:t>-</w:t>
-            </w:r>
-          </w:p>
-        </w:tc>
-      </w:tr>
-      <w:tr>
-        <w:trPr>
-          <w:jc w:val="center"/>
-        </w:trPr>
-        <w:tc>
-          <w:tcPr>
-            <w:tcW w:w="828" w:type="dxa"/>
-            <w:tcBorders>
-              <w:top w:val="single" w:sz="4" w:space="0" w:color="auto"/>
-              <w:left w:val="single" w:sz="4" w:space="0" w:color="auto"/>
-              <w:bottom w:val="single" w:sz="4" w:space="0" w:color="auto"/>
-              <w:right w:val="single" w:sz="4" w:space="0" w:color="auto"/>
-            </w:tcBorders>
-            <w:vAlign w:val="center"/>
-          </w:tcPr>
-          <w:p>
-            <w:pPr>
-              <w:rPr>
-                <w:lang w:val="en-US"/>
-              </w:rPr>
-            </w:pPr>
-            <w:r>
-              <w:rPr>
-                <w:lang w:val="en-US"/>
-              </w:rPr>
-              <w:t>9</w:t>
-            </w:r>
-          </w:p>
-        </w:tc>
-        <w:tc>
-          <w:tcPr>
-            <w:tcW w:w="2122" w:type="dxa"/>
-            <w:tcBorders>
-              <w:top w:val="single" w:sz="4" w:space="0" w:color="auto"/>
-              <w:left w:val="single" w:sz="4" w:space="0" w:color="auto"/>
-              <w:bottom w:val="single" w:sz="4" w:space="0" w:color="auto"/>
-              <w:right w:val="single" w:sz="4" w:space="0" w:color="auto"/>
-            </w:tcBorders>
-            <w:vAlign w:val="center"/>
-          </w:tcPr>
-          <w:p>
-            <w:pPr>
-              <w:jc w:val="center"/>
-              <w:rPr>
-                <w:lang w:val="en-US"/>
-              </w:rPr>
-            </w:pPr>
-            <w:r>
-              <w:rPr>
-                <w:lang w:val="en-US"/>
-              </w:rPr>
-              <w:t>-</w:t>
-            </w:r>
-          </w:p>
-        </w:tc>
-        <w:tc>
-          <w:tcPr>
-            <w:tcW w:w="1348" w:type="dxa"/>
-            <w:tcBorders>
-              <w:top w:val="single" w:sz="4" w:space="0" w:color="auto"/>
-              <w:left w:val="single" w:sz="4" w:space="0" w:color="auto"/>
-              <w:bottom w:val="single" w:sz="4" w:space="0" w:color="auto"/>
-              <w:right w:val="single" w:sz="4" w:space="0" w:color="auto"/>
-            </w:tcBorders>
-            <w:vAlign w:val="center"/>
-          </w:tcPr>
-          <w:p>
-            <w:r>
-              <w:t>cn_STAGING1</w:t>
-            </w:r>
-          </w:p>
-        </w:tc>
-        <w:tc>
-          <w:tcPr>
-            <w:tcW w:w="2250" w:type="dxa"/>
-            <w:tcBorders>
-              <w:top w:val="single" w:sz="4" w:space="0" w:color="auto"/>
-              <w:left w:val="single" w:sz="4" w:space="0" w:color="auto"/>
-              <w:bottom w:val="single" w:sz="4" w:space="0" w:color="auto"/>
-              <w:right w:val="single" w:sz="4" w:space="0" w:color="auto"/>
-            </w:tcBorders>
-            <w:vAlign w:val="center"/>
-          </w:tcPr>
-          <w:p>
-            <w:r>
-              <w:t>LND_ERP_CONCUR_PM_ENDDATE_DATA</w:t>
-            </w:r>
-          </w:p>
-        </w:tc>
-        <w:tc>
-          <w:tcPr>
-            <w:tcW w:w="1244" w:type="dxa"/>
-            <w:tcBorders>
-              <w:top w:val="single" w:sz="4" w:space="0" w:color="auto"/>
-              <w:left w:val="single" w:sz="4" w:space="0" w:color="auto"/>
-              <w:bottom w:val="single" w:sz="4" w:space="0" w:color="auto"/>
-              <w:right w:val="single" w:sz="4" w:space="0" w:color="auto"/>
-            </w:tcBorders>
-            <w:vAlign w:val="center"/>
-          </w:tcPr>
-          <w:p>
-            <w:pPr>
-              <w:rPr>
-                <w:lang w:val="en-US"/>
-              </w:rPr>
-            </w:pPr>
-            <w:r>
-              <w:rPr>
-                <w:lang w:val="en-US"/>
-              </w:rPr>
-              <w:t>Source</w:t>
-            </w:r>
-          </w:p>
-        </w:tc>
-        <w:tc>
-          <w:tcPr>
-            <w:tcW w:w="1134" w:type="dxa"/>
-            <w:tcBorders>
-              <w:top w:val="single" w:sz="4" w:space="0" w:color="auto"/>
-              <w:left w:val="single" w:sz="4" w:space="0" w:color="auto"/>
-              <w:bottom w:val="single" w:sz="4" w:space="0" w:color="auto"/>
-              <w:right w:val="single" w:sz="4" w:space="0" w:color="auto"/>
-            </w:tcBorders>
-            <w:vAlign w:val="center"/>
-          </w:tcPr>
-          <w:p>
-            <w:pPr>
-              <w:jc w:val="center"/>
-              <w:rPr>
-                <w:lang w:val="en-US"/>
-              </w:rPr>
-            </w:pPr>
-            <w:r>
-              <w:rPr>
-                <w:lang w:val="en-US"/>
-              </w:rPr>
-              <w:t>-</w:t>
-            </w:r>
-          </w:p>
-        </w:tc>
-      </w:tr>
-    </w:tbl>
-    <w:p/>
-    <w:p/>
-    <w:p>
-      <w:pPr>
-        <w:pStyle w:val="Heading3"/>
-        <w:numPr>
-          <w:ilvl w:val="1"/>
-          <w:numId w:val="6"/>
-        </w:numPr>
-      </w:pPr>
-      <w:bookmarkStart w:id="9" w:name="_Toc238131312"/>
-      <w:r>
-        <w:lastRenderedPageBreak/>
-        <w:t>Down Stream Dependency</w:t>
-      </w:r>
-      <w:bookmarkEnd w:id="9"/>
-    </w:p>
-    <w:p/>
-    <w:tbl>
-      <w:tblPr>
-        <w:tblStyle w:val="TableGrid"/>
-        <w:tblW w:w="9067" w:type="dxa"/>
-        <w:jc w:val="center"/>
-        <w:tblLayout w:type="fixed"/>
-        <w:tblLook w:val="04A0" w:firstRow="1" w:lastRow="0" w:firstColumn="1" w:lastColumn="0" w:noHBand="0" w:noVBand="1"/>
-      </w:tblPr>
-      <w:tblGrid>
-        <w:gridCol w:w="321"/>
-        <w:gridCol w:w="858"/>
-        <w:gridCol w:w="1209"/>
-        <w:gridCol w:w="1813"/>
-        <w:gridCol w:w="1748"/>
-        <w:gridCol w:w="3118"/>
-      </w:tblGrid>
-      <w:tr>
-        <w:trPr>
-          <w:jc w:val="center"/>
-        </w:trPr>
-        <w:tc>
-          <w:tcPr>
-            <w:tcW w:w="321" w:type="dxa"/>
-            <w:tcBorders>
-              <w:top w:val="single" w:sz="4" w:space="0" w:color="auto"/>
-              <w:left w:val="single" w:sz="4" w:space="0" w:color="auto"/>
-              <w:bottom w:val="single" w:sz="4" w:space="0" w:color="auto"/>
-              <w:right w:val="single" w:sz="4" w:space="0" w:color="auto"/>
-            </w:tcBorders>
-            <w:hideMark/>
-          </w:tcPr>
-          <w:p>
-            <w:pPr>
-              <w:rPr>
-                <w:rFonts w:cstheme="minorHAnsi"/>
-              </w:rPr>
-            </w:pPr>
-            <w:r>
-              <w:rPr>
-                <w:rFonts w:cstheme="minorHAnsi"/>
-                <w:b/>
-              </w:rPr>
-              <w:t>#</w:t>
-            </w:r>
-          </w:p>
-        </w:tc>
-        <w:tc>
-          <w:tcPr>
-            <w:tcW w:w="858" w:type="dxa"/>
-            <w:tcBorders>
-              <w:top w:val="single" w:sz="4" w:space="0" w:color="auto"/>
-              <w:left w:val="single" w:sz="4" w:space="0" w:color="auto"/>
-              <w:bottom w:val="single" w:sz="4" w:space="0" w:color="auto"/>
-              <w:right w:val="single" w:sz="4" w:space="0" w:color="auto"/>
-            </w:tcBorders>
-            <w:hideMark/>
-          </w:tcPr>
-          <w:p>
-            <w:pPr>
-              <w:rPr>
-                <w:rFonts w:cstheme="minorHAnsi"/>
-              </w:rPr>
-            </w:pPr>
-            <w:r>
-              <w:rPr>
-                <w:rFonts w:cstheme="minorHAnsi"/>
-                <w:b/>
-              </w:rPr>
-              <w:t>Task Name</w:t>
-            </w:r>
-          </w:p>
-        </w:tc>
-        <w:tc>
-          <w:tcPr>
-            <w:tcW w:w="1209" w:type="dxa"/>
-            <w:tcBorders>
-              <w:top w:val="single" w:sz="4" w:space="0" w:color="auto"/>
-              <w:left w:val="single" w:sz="4" w:space="0" w:color="auto"/>
-              <w:bottom w:val="single" w:sz="4" w:space="0" w:color="auto"/>
-              <w:right w:val="single" w:sz="4" w:space="0" w:color="auto"/>
-            </w:tcBorders>
-            <w:hideMark/>
-          </w:tcPr>
-          <w:p>
-            <w:pPr>
-              <w:rPr>
-                <w:rFonts w:cstheme="minorHAnsi"/>
-              </w:rPr>
-            </w:pPr>
-            <w:r>
-              <w:rPr>
-                <w:rFonts w:cstheme="minorHAnsi"/>
-                <w:b/>
-              </w:rPr>
-              <w:t>Connection / Protocol</w:t>
-            </w:r>
-          </w:p>
-        </w:tc>
-        <w:tc>
-          <w:tcPr>
-            <w:tcW w:w="1813" w:type="dxa"/>
-            <w:tcBorders>
-              <w:top w:val="single" w:sz="4" w:space="0" w:color="auto"/>
-              <w:left w:val="single" w:sz="4" w:space="0" w:color="auto"/>
-              <w:bottom w:val="single" w:sz="4" w:space="0" w:color="auto"/>
-              <w:right w:val="single" w:sz="4" w:space="0" w:color="auto"/>
-            </w:tcBorders>
-            <w:hideMark/>
-          </w:tcPr>
-          <w:p>
-            <w:pPr>
-              <w:rPr>
-                <w:rFonts w:cstheme="minorHAnsi"/>
-              </w:rPr>
-            </w:pPr>
-            <w:r>
-              <w:rPr>
-                <w:rFonts w:cstheme="minorHAnsi"/>
-                <w:b/>
-              </w:rPr>
-              <w:t>Target Object / File / API</w:t>
-            </w:r>
-          </w:p>
-        </w:tc>
-        <w:tc>
-          <w:tcPr>
-            <w:tcW w:w="1748" w:type="dxa"/>
-            <w:tcBorders>
-              <w:top w:val="single" w:sz="4" w:space="0" w:color="auto"/>
-              <w:left w:val="single" w:sz="4" w:space="0" w:color="auto"/>
-              <w:bottom w:val="single" w:sz="4" w:space="0" w:color="auto"/>
-              <w:right w:val="single" w:sz="4" w:space="0" w:color="auto"/>
-            </w:tcBorders>
-            <w:hideMark/>
-          </w:tcPr>
-          <w:p>
-            <w:pPr>
-              <w:rPr>
-                <w:rFonts w:cstheme="minorHAnsi"/>
-              </w:rPr>
-            </w:pPr>
-            <w:r>
-              <w:rPr>
-                <w:rFonts w:cstheme="minorHAnsi"/>
-                <w:b/>
-              </w:rPr>
-              <w:t>Dependency Type</w:t>
-            </w:r>
-          </w:p>
-        </w:tc>
-        <w:tc>
-          <w:tcPr>
-            <w:tcW w:w="3118" w:type="dxa"/>
-            <w:tcBorders>
-              <w:top w:val="single" w:sz="4" w:space="0" w:color="auto"/>
-              <w:left w:val="single" w:sz="4" w:space="0" w:color="auto"/>
-              <w:bottom w:val="single" w:sz="4" w:space="0" w:color="auto"/>
-              <w:right w:val="single" w:sz="4" w:space="0" w:color="auto"/>
-            </w:tcBorders>
-            <w:hideMark/>
-          </w:tcPr>
-          <w:p>
-            <w:pPr>
-              <w:rPr>
-                <w:rFonts w:cstheme="minorHAnsi"/>
-              </w:rPr>
-            </w:pPr>
-            <w:r>
-              <w:rPr>
-                <w:rFonts w:cstheme="minorHAnsi"/>
-                <w:b/>
-              </w:rPr>
-              <w:t>Notes</w:t>
-            </w:r>
-            <w:r>
-              <w:rPr>
-                <w:rFonts w:cstheme="minorHAnsi"/>
-                <w:b/>
-              </w:rPr>
-              <w:t>/ Description</w:t>
-            </w:r>
-          </w:p>
-        </w:tc>
-      </w:tr>
-      <w:tr>
-        <w:trPr>
-          <w:jc w:val="center"/>
-        </w:trPr>
-        <w:tc>
-          <w:tcPr>
-            <w:tcW w:w="321" w:type="dxa"/>
-            <w:tcBorders>
-              <w:top w:val="single" w:sz="4" w:space="0" w:color="auto"/>
-              <w:left w:val="single" w:sz="4" w:space="0" w:color="auto"/>
-              <w:bottom w:val="single" w:sz="4" w:space="0" w:color="auto"/>
-              <w:right w:val="single" w:sz="4" w:space="0" w:color="auto"/>
-            </w:tcBorders>
-            <w:vAlign w:val="center"/>
-          </w:tcPr>
-          <w:p>
-            <w:pPr>
-              <w:rPr>
-                <w:rFonts w:cstheme="minorHAnsi"/>
-              </w:rPr>
-            </w:pPr>
-            <w:r>
-              <w:rPr>
-                <w:rFonts w:cstheme="minorHAnsi"/>
-              </w:rPr>
-              <w:t>1</w:t>
-            </w:r>
-          </w:p>
-        </w:tc>
-        <w:tc>
-          <w:tcPr>
-            <w:tcW w:w="858" w:type="dxa"/>
-            <w:tcBorders>
-              <w:top w:val="single" w:sz="4" w:space="0" w:color="auto"/>
-              <w:left w:val="single" w:sz="4" w:space="0" w:color="auto"/>
-              <w:bottom w:val="single" w:sz="4" w:space="0" w:color="auto"/>
-              <w:right w:val="single" w:sz="4" w:space="0" w:color="auto"/>
-            </w:tcBorders>
-            <w:vAlign w:val="center"/>
-          </w:tcPr>
-          <w:p>
-            <w:pPr>
-              <w:spacing w:line="300" w:lineRule="atLeast"/>
-              <w:rPr>
-                <w:rFonts w:ascii="Segoe UI" w:eastAsia="Times New Roman" w:hAnsi="Segoe UI" w:cs="Segoe UI"/>
-                <w:sz w:val="21"/>
-                <w:szCs w:val="21"/>
-                <w:lang w:eastAsia="en-IN"/>
-              </w:rPr>
-            </w:pPr>
-            <w:r>
-              <w:t>fit_ARCHIVE_LOCAL_FF_CONCUR_PM_ENDDATED_DETAILS</w:t>
-            </w:r>
-          </w:p>
-          <w:p>
-            <w:pPr>
-              <w:rPr>
-                <w:rFonts w:cstheme="minorHAnsi"/>
-              </w:rPr>
-            </w:pPr>
-          </w:p>
-        </w:tc>
-        <w:tc>
-          <w:tcPr>
-            <w:tcW w:w="1209" w:type="dxa"/>
-            <w:tcBorders>
-              <w:top w:val="single" w:sz="4" w:space="0" w:color="auto"/>
-              <w:left w:val="single" w:sz="4" w:space="0" w:color="auto"/>
-              <w:bottom w:val="single" w:sz="4" w:space="0" w:color="auto"/>
-              <w:right w:val="single" w:sz="4" w:space="0" w:color="auto"/>
-            </w:tcBorders>
-            <w:vAlign w:val="center"/>
-          </w:tcPr>
-          <w:p>
-            <w:pPr>
-              <w:spacing w:line="300" w:lineRule="atLeast"/>
-              <w:rPr>
-                <w:rFonts w:ascii="Segoe UI" w:eastAsia="Times New Roman" w:hAnsi="Segoe UI" w:cs="Segoe UI"/>
-                <w:sz w:val="21"/>
-                <w:szCs w:val="21"/>
-                <w:lang w:eastAsia="en-IN"/>
-              </w:rPr>
-            </w:pPr>
-            <w:r>
-              <w:rPr>
-                <w:rFonts w:ascii="Segoe UI" w:eastAsia="Times New Roman" w:hAnsi="Segoe UI" w:cs="Segoe UI"/>
-                <w:sz w:val="21"/>
-                <w:szCs w:val="21"/>
-                <w:lang w:eastAsia="en-IN"/>
-              </w:rPr>
-              <w:t>Connection Type: Local Folder</w:t>
-            </w:r>
-          </w:p>
-          <w:p>
-            <w:pPr>
-              <w:spacing w:line="300" w:lineRule="atLeast"/>
-              <w:rPr>
-                <w:rFonts w:ascii="Segoe UI" w:eastAsia="Times New Roman" w:hAnsi="Segoe UI" w:cs="Segoe UI"/>
-                <w:sz w:val="21"/>
-                <w:szCs w:val="21"/>
-                <w:lang w:eastAsia="en-IN"/>
-              </w:rPr>
-            </w:pPr>
-          </w:p>
-          <w:p>
-            <w:pPr>
-              <w:rPr>
-                <w:rFonts w:cstheme="minorHAnsi"/>
-              </w:rPr>
-            </w:pPr>
-          </w:p>
-        </w:tc>
-        <w:tc>
-          <w:tcPr>
-            <w:tcW w:w="1813" w:type="dxa"/>
-            <w:tcBorders>
-              <w:top w:val="single" w:sz="4" w:space="0" w:color="auto"/>
-              <w:left w:val="single" w:sz="4" w:space="0" w:color="auto"/>
-              <w:bottom w:val="single" w:sz="4" w:space="0" w:color="auto"/>
-              <w:right w:val="single" w:sz="4" w:space="0" w:color="auto"/>
-            </w:tcBorders>
-            <w:vAlign w:val="center"/>
-          </w:tcPr>
-          <w:p>
-            <w:pPr>
-              <w:spacing w:line="300" w:lineRule="atLeast"/>
-              <w:rPr>
-                <w:rFonts w:ascii="Segoe UI" w:eastAsia="Times New Roman" w:hAnsi="Segoe UI" w:cs="Segoe UI"/>
-                <w:sz w:val="21"/>
-                <w:szCs w:val="21"/>
-                <w:lang w:eastAsia="en-IN"/>
-              </w:rPr>
-            </w:pPr>
-            <w:r>
-              <w:rPr>
-                <w:rFonts w:ascii="Segoe UI" w:eastAsia="Times New Roman" w:hAnsi="Segoe UI" w:cs="Segoe UI"/>
-                <w:sz w:val="21"/>
-                <w:szCs w:val="21"/>
-                <w:lang w:eastAsia="en-IN"/>
-              </w:rPr>
-              <w:t xml:space="preserve">Target Directory: </w:t>
-            </w:r>
-            <w:r>
-              <w:rPr>
-                <w:rFonts w:ascii="Segoe UI" w:eastAsia="Times New Roman" w:hAnsi="Segoe UI" w:cs="Segoe UI"/>
-                <w:sz w:val="21"/>
-                <w:szCs w:val="21"/>
-                <w:lang w:eastAsia="en-IN"/>
-              </w:rPr>
-              <w:t>D:\ESS_ARCHIVE</w:t>
-            </w:r>
-          </w:p>
-          <w:p>
-            <w:pPr>
-              <w:spacing w:line="300" w:lineRule="atLeast"/>
-              <w:rPr>
-                <w:rFonts w:ascii="Segoe UI" w:eastAsia="Times New Roman" w:hAnsi="Segoe UI" w:cs="Segoe UI"/>
-                <w:sz w:val="21"/>
-                <w:szCs w:val="21"/>
-                <w:lang w:eastAsia="en-IN"/>
-              </w:rPr>
-            </w:pPr>
-          </w:p>
-        </w:tc>
-        <w:tc>
-          <w:tcPr>
-            <w:tcW w:w="1748" w:type="dxa"/>
-            <w:tcBorders>
-              <w:top w:val="single" w:sz="4" w:space="0" w:color="auto"/>
-              <w:left w:val="single" w:sz="4" w:space="0" w:color="auto"/>
-              <w:bottom w:val="single" w:sz="4" w:space="0" w:color="auto"/>
-              <w:right w:val="single" w:sz="4" w:space="0" w:color="auto"/>
-            </w:tcBorders>
-            <w:vAlign w:val="center"/>
-          </w:tcPr>
-          <w:p>
-            <w:pPr>
-              <w:spacing w:line="300" w:lineRule="atLeast"/>
-              <w:rPr>
-                <w:rFonts w:ascii="Segoe UI" w:eastAsia="Times New Roman" w:hAnsi="Segoe UI" w:cs="Segoe UI"/>
-                <w:sz w:val="21"/>
-                <w:szCs w:val="21"/>
-                <w:lang w:eastAsia="en-IN"/>
-              </w:rPr>
-            </w:pPr>
-            <w:r>
-              <w:rPr>
-                <w:rFonts w:ascii="Segoe UI" w:eastAsia="Times New Roman" w:hAnsi="Segoe UI" w:cs="Segoe UI"/>
-                <w:sz w:val="21"/>
-                <w:szCs w:val="21"/>
-                <w:lang w:eastAsia="en-IN"/>
-              </w:rPr>
-              <w:t>If file exists: Overwirte</w:t>
-            </w:r>
-          </w:p>
-          <w:p>
-            <w:pPr>
-              <w:rPr>
-                <w:rFonts w:cstheme="minorHAnsi"/>
-              </w:rPr>
-            </w:pPr>
-          </w:p>
-        </w:tc>
-        <w:tc>
-          <w:tcPr>
-            <w:tcW w:w="3118" w:type="dxa"/>
-            <w:tcBorders>
-              <w:top w:val="single" w:sz="4" w:space="0" w:color="auto"/>
-              <w:left w:val="single" w:sz="4" w:space="0" w:color="auto"/>
-              <w:bottom w:val="single" w:sz="4" w:space="0" w:color="auto"/>
-              <w:right w:val="single" w:sz="4" w:space="0" w:color="auto"/>
-            </w:tcBorders>
-            <w:vAlign w:val="center"/>
-          </w:tcPr>
-          <w:p>
-            <w:pPr>
-              <w:spacing w:line="300" w:lineRule="atLeast"/>
-              <w:rPr>
-                <w:rFonts w:ascii="Segoe UI" w:eastAsia="Times New Roman" w:hAnsi="Segoe UI" w:cs="Segoe UI"/>
-                <w:sz w:val="21"/>
-                <w:szCs w:val="21"/>
-                <w:lang w:eastAsia="en-IN"/>
-              </w:rPr>
-            </w:pPr>
-            <w:r>
-              <w:rPr>
-                <w:rFonts w:ascii="Segoe UI" w:eastAsia="Times New Roman" w:hAnsi="Segoe UI" w:cs="Segoe UI"/>
-                <w:sz w:val="21"/>
-                <w:szCs w:val="21"/>
-                <w:lang w:eastAsia="en-IN"/>
-              </w:rPr>
-              <w:t xml:space="preserve">Runtime Env: </w:t>
-            </w:r>
-            <w:r>
-              <w:rPr>
-                <w:rFonts w:ascii="Segoe UI" w:eastAsia="Times New Roman" w:hAnsi="Segoe UI" w:cs="Segoe UI"/>
-                <w:sz w:val="21"/>
-                <w:szCs w:val="21"/>
-                <w:lang w:eastAsia="en-IN"/>
-              </w:rPr>
-              <w:t>TWAPPINFMTC01</w:t>
-            </w:r>
-          </w:p>
-          <w:p>
-            <w:pPr>
-              <w:spacing w:line="300" w:lineRule="atLeast"/>
-              <w:rPr>
-                <w:rFonts w:ascii="Segoe UI" w:eastAsia="Times New Roman" w:hAnsi="Segoe UI" w:cs="Segoe UI"/>
-                <w:sz w:val="21"/>
-                <w:szCs w:val="21"/>
-                <w:lang w:eastAsia="en-IN"/>
-              </w:rPr>
-            </w:pPr>
-            <w:r>
-              <w:rPr>
-                <w:rFonts w:ascii="Segoe UI" w:eastAsia="Times New Roman" w:hAnsi="Segoe UI" w:cs="Segoe UI"/>
-                <w:sz w:val="21"/>
-                <w:szCs w:val="21"/>
-                <w:lang w:eastAsia="en-IN"/>
-              </w:rPr>
-              <w:t xml:space="preserve">Desc: </w:t>
-            </w:r>
-            <w:r>
-              <w:rPr>
-                <w:rFonts w:ascii="Segoe UI" w:eastAsia="Times New Roman" w:hAnsi="Segoe UI" w:cs="Segoe UI"/>
-                <w:sz w:val="21"/>
-                <w:szCs w:val="21"/>
-                <w:lang w:eastAsia="en-IN"/>
-              </w:rPr>
-              <w:t>Archive Concur PM End Dated Details</w:t>
-            </w:r>
-          </w:p>
-          <w:p>
-            <w:pPr>
-              <w:spacing w:line="300" w:lineRule="atLeast"/>
-              <w:rPr>
-                <w:rFonts w:ascii="Segoe UI" w:eastAsia="Times New Roman" w:hAnsi="Segoe UI" w:cs="Segoe UI"/>
-                <w:sz w:val="21"/>
-                <w:szCs w:val="21"/>
-                <w:lang w:eastAsia="en-IN"/>
-              </w:rPr>
-            </w:pPr>
-            <w:r>
-              <w:rPr>
-                <w:rFonts w:ascii="Segoe UI" w:eastAsia="Times New Roman" w:hAnsi="Segoe UI" w:cs="Segoe UI"/>
-                <w:sz w:val="21"/>
-                <w:szCs w:val="21"/>
-                <w:lang w:eastAsia="en-IN"/>
-              </w:rPr>
-              <w:t>Action: File Operation-&gt; Rename</w:t>
-            </w:r>
-          </w:p>
-        </w:tc>
-      </w:tr>
-      <w:tr>
-        <w:trPr>
-          <w:jc w:val="center"/>
-        </w:trPr>
-        <w:tc>
-          <w:tcPr>
-            <w:tcW w:w="321" w:type="dxa"/>
-            <w:tcBorders>
-              <w:top w:val="single" w:sz="4" w:space="0" w:color="auto"/>
-              <w:left w:val="single" w:sz="4" w:space="0" w:color="auto"/>
-              <w:bottom w:val="single" w:sz="4" w:space="0" w:color="auto"/>
-              <w:right w:val="single" w:sz="4" w:space="0" w:color="auto"/>
-            </w:tcBorders>
-            <w:vAlign w:val="center"/>
-          </w:tcPr>
-          <w:p>
-            <w:pPr>
-              <w:rPr>
-                <w:rFonts w:cstheme="minorHAnsi"/>
-              </w:rPr>
-            </w:pPr>
-            <w:r>
-              <w:rPr>
-                <w:rFonts w:cstheme="minorHAnsi"/>
-              </w:rPr>
-              <w:t>2</w:t>
-            </w:r>
-          </w:p>
-        </w:tc>
-        <w:tc>
-          <w:tcPr>
-            <w:tcW w:w="858" w:type="dxa"/>
-            <w:tcBorders>
-              <w:top w:val="single" w:sz="4" w:space="0" w:color="auto"/>
-              <w:left w:val="single" w:sz="4" w:space="0" w:color="auto"/>
-              <w:bottom w:val="single" w:sz="4" w:space="0" w:color="auto"/>
-              <w:right w:val="single" w:sz="4" w:space="0" w:color="auto"/>
-            </w:tcBorders>
-            <w:vAlign w:val="center"/>
-          </w:tcPr>
-          <w:p>
-            <w:pPr>
-              <w:spacing w:line="300" w:lineRule="atLeast"/>
-              <w:rPr>
-                <w:rFonts w:ascii="Segoe UI" w:eastAsia="Times New Roman" w:hAnsi="Segoe UI" w:cs="Segoe UI"/>
-                <w:sz w:val="21"/>
-                <w:szCs w:val="21"/>
-                <w:lang w:eastAsia="en-IN"/>
-              </w:rPr>
-            </w:pPr>
-            <w:r>
-              <w:rPr>
-                <w:rFonts w:ascii="Segoe UI" w:eastAsia="Times New Roman" w:hAnsi="Segoe UI" w:cs="Segoe UI"/>
-                <w:sz w:val="21"/>
-                <w:szCs w:val="21"/>
-                <w:lang w:eastAsia="en-IN"/>
-              </w:rPr>
-              <w:br/>
-              <w:t>fit_ERP_EXTRACT_CONCUR_LOCAL_FF_UNZIP_PM_DETAILS</w:t>
-            </w:r>
-          </w:p>
-        </w:tc>
-        <w:tc>
-          <w:tcPr>
-            <w:tcW w:w="1209" w:type="dxa"/>
-            <w:tcBorders>
-              <w:top w:val="single" w:sz="4" w:space="0" w:color="auto"/>
-              <w:left w:val="single" w:sz="4" w:space="0" w:color="auto"/>
-              <w:bottom w:val="single" w:sz="4" w:space="0" w:color="auto"/>
-              <w:right w:val="single" w:sz="4" w:space="0" w:color="auto"/>
-            </w:tcBorders>
-            <w:vAlign w:val="center"/>
-          </w:tcPr>
-          <w:p>
-            <w:pPr>
-              <w:spacing w:line="300" w:lineRule="atLeast"/>
-              <w:rPr>
-                <w:rFonts w:ascii="Segoe UI" w:eastAsia="Times New Roman" w:hAnsi="Segoe UI" w:cs="Segoe UI"/>
-                <w:sz w:val="21"/>
-                <w:szCs w:val="21"/>
-                <w:lang w:eastAsia="en-IN"/>
-              </w:rPr>
-            </w:pPr>
-            <w:r>
-              <w:rPr>
-                <w:rFonts w:ascii="Segoe UI" w:eastAsia="Times New Roman" w:hAnsi="Segoe UI" w:cs="Segoe UI"/>
-                <w:sz w:val="21"/>
-                <w:szCs w:val="21"/>
-                <w:lang w:eastAsia="en-IN"/>
-              </w:rPr>
-              <w:t>Connection Type: Local Folder</w:t>
-            </w:r>
-          </w:p>
-          <w:p>
-            <w:pPr>
-              <w:spacing w:line="300" w:lineRule="atLeast"/>
-              <w:rPr>
-                <w:rFonts w:ascii="Segoe UI" w:eastAsia="Times New Roman" w:hAnsi="Segoe UI" w:cs="Segoe UI"/>
-                <w:sz w:val="21"/>
-                <w:szCs w:val="21"/>
-                <w:lang w:eastAsia="en-IN"/>
-              </w:rPr>
-            </w:pPr>
-          </w:p>
-        </w:tc>
-        <w:tc>
-          <w:tcPr>
-            <w:tcW w:w="1813" w:type="dxa"/>
-            <w:tcBorders>
-              <w:top w:val="single" w:sz="4" w:space="0" w:color="auto"/>
-              <w:left w:val="single" w:sz="4" w:space="0" w:color="auto"/>
-              <w:bottom w:val="single" w:sz="4" w:space="0" w:color="auto"/>
-              <w:right w:val="single" w:sz="4" w:space="0" w:color="auto"/>
-            </w:tcBorders>
-            <w:vAlign w:val="center"/>
-          </w:tcPr>
-          <w:p>
-            <w:pPr>
-              <w:spacing w:line="300" w:lineRule="atLeast"/>
-              <w:rPr>
-                <w:rFonts w:ascii="Segoe UI" w:eastAsia="Times New Roman" w:hAnsi="Segoe UI" w:cs="Segoe UI"/>
-                <w:sz w:val="21"/>
-                <w:szCs w:val="21"/>
-                <w:lang w:eastAsia="en-IN"/>
-              </w:rPr>
-            </w:pPr>
-            <w:r>
-              <w:rPr>
-                <w:rFonts w:ascii="Segoe UI" w:eastAsia="Times New Roman" w:hAnsi="Segoe UI" w:cs="Segoe UI"/>
-                <w:sz w:val="21"/>
-                <w:szCs w:val="21"/>
-                <w:lang w:eastAsia="en-IN"/>
-              </w:rPr>
-              <w:t xml:space="preserve">Target Directory: </w:t>
-            </w:r>
-            <w:r>
-              <w:rPr>
-                <w:rFonts w:ascii="Segoe UI" w:eastAsia="Times New Roman" w:hAnsi="Segoe UI" w:cs="Segoe UI"/>
-                <w:sz w:val="21"/>
-                <w:szCs w:val="21"/>
-                <w:lang w:eastAsia="en-IN"/>
-              </w:rPr>
-              <w:t>D:\ESS_INBOUND\Concur_Employee_Outbound_Details\Input</w:t>
-            </w:r>
-          </w:p>
-        </w:tc>
-        <w:tc>
-          <w:tcPr>
-            <w:tcW w:w="1748" w:type="dxa"/>
-            <w:tcBorders>
-              <w:top w:val="single" w:sz="4" w:space="0" w:color="auto"/>
-              <w:left w:val="single" w:sz="4" w:space="0" w:color="auto"/>
-              <w:bottom w:val="single" w:sz="4" w:space="0" w:color="auto"/>
-              <w:right w:val="single" w:sz="4" w:space="0" w:color="auto"/>
-            </w:tcBorders>
-            <w:vAlign w:val="center"/>
-          </w:tcPr>
-          <w:p>
-            <w:pPr>
-              <w:spacing w:line="300" w:lineRule="atLeast"/>
-              <w:rPr>
-                <w:rFonts w:ascii="Segoe UI" w:eastAsia="Times New Roman" w:hAnsi="Segoe UI" w:cs="Segoe UI"/>
-                <w:sz w:val="21"/>
-                <w:szCs w:val="21"/>
-                <w:lang w:eastAsia="en-IN"/>
-              </w:rPr>
-            </w:pPr>
-            <w:r>
-              <w:rPr>
-                <w:rFonts w:ascii="Segoe UI" w:eastAsia="Times New Roman" w:hAnsi="Segoe UI" w:cs="Segoe UI"/>
-                <w:sz w:val="21"/>
-                <w:szCs w:val="21"/>
-                <w:lang w:eastAsia="en-IN"/>
-              </w:rPr>
-              <w:t>If file exists: Overwirte</w:t>
-            </w:r>
-          </w:p>
-        </w:tc>
-        <w:tc>
-          <w:tcPr>
-            <w:tcW w:w="3118" w:type="dxa"/>
-            <w:tcBorders>
-              <w:top w:val="single" w:sz="4" w:space="0" w:color="auto"/>
-              <w:left w:val="single" w:sz="4" w:space="0" w:color="auto"/>
-              <w:bottom w:val="single" w:sz="4" w:space="0" w:color="auto"/>
-              <w:right w:val="single" w:sz="4" w:space="0" w:color="auto"/>
-            </w:tcBorders>
-            <w:vAlign w:val="center"/>
-          </w:tcPr>
-          <w:p>
-            <w:pPr>
-              <w:spacing w:line="300" w:lineRule="atLeast"/>
-              <w:rPr>
-                <w:rFonts w:ascii="Segoe UI" w:eastAsia="Times New Roman" w:hAnsi="Segoe UI" w:cs="Segoe UI"/>
-                <w:sz w:val="21"/>
-                <w:szCs w:val="21"/>
-                <w:lang w:eastAsia="en-IN"/>
-              </w:rPr>
-            </w:pPr>
-            <w:r>
-              <w:rPr>
-                <w:rFonts w:ascii="Segoe UI" w:eastAsia="Times New Roman" w:hAnsi="Segoe UI" w:cs="Segoe UI"/>
-                <w:sz w:val="21"/>
-                <w:szCs w:val="21"/>
-                <w:lang w:eastAsia="en-IN"/>
-              </w:rPr>
-              <w:t>Unzip PM End Dated Details from ERP ESS</w:t>
-            </w:r>
-          </w:p>
-          <w:p>
-            <w:pPr>
-              <w:spacing w:line="300" w:lineRule="atLeast"/>
-              <w:rPr>
-                <w:rFonts w:ascii="Segoe UI" w:eastAsia="Times New Roman" w:hAnsi="Segoe UI" w:cs="Segoe UI"/>
-                <w:sz w:val="21"/>
-                <w:szCs w:val="21"/>
-                <w:lang w:eastAsia="en-IN"/>
-              </w:rPr>
-            </w:pPr>
-            <w:r>
-              <w:rPr>
-                <w:rFonts w:ascii="Segoe UI" w:eastAsia="Times New Roman" w:hAnsi="Segoe UI" w:cs="Segoe UI"/>
-                <w:sz w:val="21"/>
-                <w:szCs w:val="21"/>
-                <w:lang w:eastAsia="en-IN"/>
-              </w:rPr>
-              <w:t>Action: Unzip</w:t>
-            </w:r>
-          </w:p>
-        </w:tc>
-      </w:tr>
-      <w:tr>
-        <w:trPr>
-          <w:jc w:val="center"/>
-        </w:trPr>
-        <w:tc>
-          <w:tcPr>
-            <w:tcW w:w="321" w:type="dxa"/>
-            <w:tcBorders>
-              <w:top w:val="single" w:sz="4" w:space="0" w:color="auto"/>
-              <w:left w:val="single" w:sz="4" w:space="0" w:color="auto"/>
-              <w:bottom w:val="single" w:sz="4" w:space="0" w:color="auto"/>
-              <w:right w:val="single" w:sz="4" w:space="0" w:color="auto"/>
-            </w:tcBorders>
-            <w:vAlign w:val="center"/>
-          </w:tcPr>
-          <w:p>
-            <w:pPr>
-              <w:rPr>
-                <w:rFonts w:cstheme="minorHAnsi"/>
-              </w:rPr>
-            </w:pPr>
-            <w:r>
-              <w:rPr>
-                <w:lang w:val="en-US"/>
-              </w:rPr>
-              <w:t>3</w:t>
-            </w:r>
-          </w:p>
-        </w:tc>
-        <w:tc>
-          <w:tcPr>
-            <w:tcW w:w="858" w:type="dxa"/>
-            <w:tcBorders>
-              <w:top w:val="single" w:sz="4" w:space="0" w:color="auto"/>
-              <w:left w:val="single" w:sz="4" w:space="0" w:color="auto"/>
-              <w:bottom w:val="single" w:sz="4" w:space="0" w:color="auto"/>
-              <w:right w:val="single" w:sz="4" w:space="0" w:color="auto"/>
-            </w:tcBorders>
-            <w:vAlign w:val="center"/>
-          </w:tcPr>
-          <w:p>
-            <w:pPr>
-              <w:spacing w:line="300" w:lineRule="atLeast"/>
-              <w:rPr>
-                <w:rFonts w:ascii="Segoe UI" w:eastAsia="Times New Roman" w:hAnsi="Segoe UI" w:cs="Segoe UI"/>
-                <w:sz w:val="21"/>
-                <w:szCs w:val="21"/>
-                <w:lang w:eastAsia="en-IN"/>
-              </w:rPr>
-            </w:pPr>
-            <w:r>
-              <w:br/>
-              <w:t>fit_LOCAL_FF_ARCHIVE_CONCUR_EMPLOYEE_DETAILS</w:t>
-            </w:r>
-          </w:p>
-        </w:tc>
-        <w:tc>
-          <w:tcPr>
-            <w:tcW w:w="1209" w:type="dxa"/>
-            <w:tcBorders>
-              <w:top w:val="single" w:sz="4" w:space="0" w:color="auto"/>
-              <w:left w:val="single" w:sz="4" w:space="0" w:color="auto"/>
-              <w:bottom w:val="single" w:sz="4" w:space="0" w:color="auto"/>
-              <w:right w:val="single" w:sz="4" w:space="0" w:color="auto"/>
-            </w:tcBorders>
-            <w:vAlign w:val="center"/>
-          </w:tcPr>
-          <w:p>
-            <w:pPr>
-              <w:spacing w:line="300" w:lineRule="atLeast"/>
-              <w:rPr>
-                <w:rFonts w:ascii="Segoe UI" w:eastAsia="Times New Roman" w:hAnsi="Segoe UI" w:cs="Segoe UI"/>
-                <w:sz w:val="21"/>
-                <w:szCs w:val="21"/>
-                <w:lang w:eastAsia="en-IN"/>
-              </w:rPr>
-            </w:pPr>
-            <w:r>
-              <w:t>Source: Local Folder</w:t>
-            </w:r>
-          </w:p>
-        </w:tc>
-        <w:tc>
-          <w:tcPr>
-            <w:tcW w:w="1813" w:type="dxa"/>
-            <w:tcBorders>
-              <w:top w:val="single" w:sz="4" w:space="0" w:color="auto"/>
-              <w:left w:val="single" w:sz="4" w:space="0" w:color="auto"/>
-              <w:bottom w:val="single" w:sz="4" w:space="0" w:color="auto"/>
-              <w:right w:val="single" w:sz="4" w:space="0" w:color="auto"/>
-            </w:tcBorders>
-            <w:vAlign w:val="center"/>
-          </w:tcPr>
-          <w:p>
-            <w:pPr>
-              <w:spacing w:line="300" w:lineRule="atLeast"/>
-              <w:rPr>
-                <w:rFonts w:ascii="Segoe UI" w:eastAsia="Times New Roman" w:hAnsi="Segoe UI" w:cs="Segoe UI"/>
-                <w:sz w:val="21"/>
-                <w:szCs w:val="21"/>
-                <w:lang w:eastAsia="en-IN"/>
-              </w:rPr>
-            </w:pPr>
-            <w:r>
-              <w:rPr>
-                <w:rFonts w:ascii="Segoe UI" w:eastAsia="Times New Roman" w:hAnsi="Segoe UI" w:cs="Segoe UI"/>
-                <w:sz w:val="21"/>
-                <w:szCs w:val="21"/>
-                <w:lang w:eastAsia="en-IN"/>
-              </w:rPr>
-              <w:t xml:space="preserve">Target Directory: </w:t>
-            </w:r>
-            <w:r>
-              <w:rPr>
-                <w:rFonts w:ascii="Segoe UI" w:eastAsia="Times New Roman" w:hAnsi="Segoe UI" w:cs="Segoe UI"/>
-                <w:sz w:val="21"/>
-                <w:szCs w:val="21"/>
-                <w:lang w:eastAsia="en-IN"/>
-              </w:rPr>
-              <w:t>D:\ESS_ARCHIVE</w:t>
-            </w:r>
-          </w:p>
-        </w:tc>
-        <w:tc>
-          <w:tcPr>
-            <w:tcW w:w="1748" w:type="dxa"/>
-            <w:tcBorders>
-              <w:top w:val="single" w:sz="4" w:space="0" w:color="auto"/>
-              <w:left w:val="single" w:sz="4" w:space="0" w:color="auto"/>
-              <w:bottom w:val="single" w:sz="4" w:space="0" w:color="auto"/>
-              <w:right w:val="single" w:sz="4" w:space="0" w:color="auto"/>
-            </w:tcBorders>
-            <w:vAlign w:val="center"/>
-          </w:tcPr>
-          <w:p>
-            <w:pPr>
-              <w:spacing w:line="300" w:lineRule="atLeast"/>
-              <w:rPr>
-                <w:rFonts w:ascii="Segoe UI" w:eastAsia="Times New Roman" w:hAnsi="Segoe UI" w:cs="Segoe UI"/>
-                <w:sz w:val="21"/>
-                <w:szCs w:val="21"/>
-                <w:lang w:eastAsia="en-IN"/>
-              </w:rPr>
-            </w:pPr>
-            <w:r>
-              <w:rPr>
-                <w:rFonts w:ascii="Segoe UI" w:eastAsia="Times New Roman" w:hAnsi="Segoe UI" w:cs="Segoe UI"/>
-                <w:sz w:val="21"/>
-                <w:szCs w:val="21"/>
-                <w:lang w:eastAsia="en-IN"/>
-              </w:rPr>
-              <w:t>If file exists: Overwirte</w:t>
-            </w:r>
-          </w:p>
-        </w:tc>
-        <w:tc>
-          <w:tcPr>
-            <w:tcW w:w="3118" w:type="dxa"/>
-            <w:tcBorders>
-              <w:top w:val="single" w:sz="4" w:space="0" w:color="auto"/>
-              <w:left w:val="single" w:sz="4" w:space="0" w:color="auto"/>
-              <w:bottom w:val="single" w:sz="4" w:space="0" w:color="auto"/>
-              <w:right w:val="single" w:sz="4" w:space="0" w:color="auto"/>
-            </w:tcBorders>
-            <w:vAlign w:val="center"/>
-          </w:tcPr>
-          <w:p>
-            <w:pPr>
-              <w:spacing w:line="300" w:lineRule="atLeast"/>
-              <w:rPr>
-                <w:rFonts w:ascii="Segoe UI" w:eastAsia="Times New Roman" w:hAnsi="Segoe UI" w:cs="Segoe UI"/>
-                <w:sz w:val="21"/>
-                <w:szCs w:val="21"/>
-                <w:lang w:eastAsia="en-IN"/>
-              </w:rPr>
-            </w:pPr>
-            <w:r>
-              <w:rPr>
-                <w:lang w:val="en-US"/>
-              </w:rPr>
-              <w:t>Archive Concur Employee details post successful run</w:t>
-            </w:r>
-          </w:p>
-        </w:tc>
-      </w:tr>
-      <w:tr>
-        <w:trPr>
-          <w:jc w:val="center"/>
-        </w:trPr>
-        <w:tc>
-          <w:tcPr>
-            <w:tcW w:w="321" w:type="dxa"/>
-            <w:tcBorders>
-              <w:top w:val="single" w:sz="4" w:space="0" w:color="auto"/>
-              <w:left w:val="single" w:sz="4" w:space="0" w:color="auto"/>
-              <w:bottom w:val="single" w:sz="4" w:space="0" w:color="auto"/>
-              <w:right w:val="single" w:sz="4" w:space="0" w:color="auto"/>
-            </w:tcBorders>
-            <w:vAlign w:val="center"/>
-          </w:tcPr>
-          <w:p>
-            <w:pPr>
-              <w:rPr>
-                <w:lang w:val="en-US"/>
-              </w:rPr>
-            </w:pPr>
-            <w:r>
-              <w:rPr>
-                <w:lang w:val="en-US"/>
-              </w:rPr>
-              <w:t>4</w:t>
-            </w:r>
-          </w:p>
-        </w:tc>
-        <w:tc>
-          <w:tcPr>
-            <w:tcW w:w="858" w:type="dxa"/>
-            <w:tcBorders>
-              <w:top w:val="single" w:sz="4" w:space="0" w:color="auto"/>
-              <w:left w:val="single" w:sz="4" w:space="0" w:color="auto"/>
-              <w:bottom w:val="single" w:sz="4" w:space="0" w:color="auto"/>
-              <w:right w:val="single" w:sz="4" w:space="0" w:color="auto"/>
-            </w:tcBorders>
-            <w:vAlign w:val="center"/>
-          </w:tcPr>
-          <w:p>
-            <w:pPr>
-              <w:spacing w:line="300" w:lineRule="atLeast"/>
-            </w:pPr>
-            <w:r>
-              <w:br/>
-              <w:t>fit_LOCAL_FF_CONCUR_SFTP_EMPLOYEE_DETAILS</w:t>
-            </w:r>
-          </w:p>
-        </w:tc>
-        <w:tc>
-          <w:tcPr>
-            <w:tcW w:w="1209" w:type="dxa"/>
-            <w:tcBorders>
-              <w:top w:val="single" w:sz="4" w:space="0" w:color="auto"/>
-              <w:left w:val="single" w:sz="4" w:space="0" w:color="auto"/>
-              <w:bottom w:val="single" w:sz="4" w:space="0" w:color="auto"/>
-              <w:right w:val="single" w:sz="4" w:space="0" w:color="auto"/>
-            </w:tcBorders>
-            <w:vAlign w:val="center"/>
-          </w:tcPr>
-          <w:p>
-            <w:pPr>
-              <w:spacing w:line="300" w:lineRule="atLeast"/>
-            </w:pPr>
-            <w:r>
-              <w:t xml:space="preserve">Connection type: </w:t>
-            </w:r>
-            <w:r>
-              <w:t>Advanced SFTP V2</w:t>
-            </w:r>
-          </w:p>
-          <w:p>
-            <w:pPr>
-              <w:spacing w:line="300" w:lineRule="atLeast"/>
-            </w:pPr>
-            <w:r>
-              <w:t xml:space="preserve">Connection: </w:t>
-            </w:r>
-            <w:r>
-              <w:t>cn_SFTP_Concur_TEST</w:t>
-            </w:r>
-          </w:p>
-        </w:tc>
-        <w:tc>
-          <w:tcPr>
-            <w:tcW w:w="1813" w:type="dxa"/>
-            <w:tcBorders>
-              <w:top w:val="single" w:sz="4" w:space="0" w:color="auto"/>
-              <w:left w:val="single" w:sz="4" w:space="0" w:color="auto"/>
-              <w:bottom w:val="single" w:sz="4" w:space="0" w:color="auto"/>
-              <w:right w:val="single" w:sz="4" w:space="0" w:color="auto"/>
-            </w:tcBorders>
-            <w:vAlign w:val="center"/>
-          </w:tcPr>
-          <w:p>
-            <w:pPr>
-              <w:spacing w:line="300" w:lineRule="atLeast"/>
-              <w:rPr>
-                <w:rFonts w:ascii="Segoe UI" w:eastAsia="Times New Roman" w:hAnsi="Segoe UI" w:cs="Segoe UI"/>
-                <w:sz w:val="21"/>
-                <w:szCs w:val="21"/>
-                <w:lang w:eastAsia="en-IN"/>
-              </w:rPr>
-            </w:pPr>
-            <w:r>
-              <w:rPr>
-                <w:rFonts w:ascii="Segoe UI" w:eastAsia="Times New Roman" w:hAnsi="Segoe UI" w:cs="Segoe UI"/>
-                <w:sz w:val="21"/>
-                <w:szCs w:val="21"/>
-                <w:lang w:eastAsia="en-IN"/>
-              </w:rPr>
-              <w:t>Target Directory:</w:t>
-            </w:r>
-          </w:p>
-          <w:p>
-            <w:pPr>
-              <w:spacing w:line="300" w:lineRule="atLeast"/>
-              <w:rPr>
-                <w:rFonts w:ascii="Segoe UI" w:eastAsia="Times New Roman" w:hAnsi="Segoe UI" w:cs="Segoe UI"/>
-                <w:sz w:val="21"/>
-                <w:szCs w:val="21"/>
-                <w:lang w:eastAsia="en-IN"/>
-              </w:rPr>
-            </w:pPr>
-            <w:r>
-              <w:rPr>
-                <w:rFonts w:ascii="Segoe UI" w:eastAsia="Times New Roman" w:hAnsi="Segoe UI" w:cs="Segoe UI"/>
-                <w:sz w:val="21"/>
-                <w:szCs w:val="21"/>
-                <w:lang w:eastAsia="en-IN"/>
-              </w:rPr>
-              <w:t>/in</w:t>
-            </w:r>
-          </w:p>
-        </w:tc>
-        <w:tc>
-          <w:tcPr>
-            <w:tcW w:w="1748" w:type="dxa"/>
-            <w:tcBorders>
-              <w:top w:val="single" w:sz="4" w:space="0" w:color="auto"/>
-              <w:left w:val="single" w:sz="4" w:space="0" w:color="auto"/>
-              <w:bottom w:val="single" w:sz="4" w:space="0" w:color="auto"/>
-              <w:right w:val="single" w:sz="4" w:space="0" w:color="auto"/>
-            </w:tcBorders>
-            <w:vAlign w:val="center"/>
-          </w:tcPr>
-          <w:p>
-            <w:pPr>
-              <w:spacing w:line="300" w:lineRule="atLeast"/>
-              <w:rPr>
-                <w:rFonts w:ascii="Segoe UI" w:eastAsia="Times New Roman" w:hAnsi="Segoe UI" w:cs="Segoe UI"/>
-                <w:sz w:val="21"/>
-                <w:szCs w:val="21"/>
-                <w:lang w:eastAsia="en-IN"/>
-              </w:rPr>
-            </w:pPr>
-            <w:r>
-              <w:rPr>
-                <w:rFonts w:ascii="Segoe UI" w:eastAsia="Times New Roman" w:hAnsi="Segoe UI" w:cs="Segoe UI"/>
-                <w:sz w:val="21"/>
-                <w:szCs w:val="21"/>
-                <w:lang w:eastAsia="en-IN"/>
-              </w:rPr>
-              <w:t>If file exists: Overwrite</w:t>
-            </w:r>
-          </w:p>
-        </w:tc>
-        <w:tc>
-          <w:tcPr>
-            <w:tcW w:w="3118" w:type="dxa"/>
-            <w:tcBorders>
-              <w:top w:val="single" w:sz="4" w:space="0" w:color="auto"/>
-              <w:left w:val="single" w:sz="4" w:space="0" w:color="auto"/>
-              <w:bottom w:val="single" w:sz="4" w:space="0" w:color="auto"/>
-              <w:right w:val="single" w:sz="4" w:space="0" w:color="auto"/>
-            </w:tcBorders>
-            <w:vAlign w:val="center"/>
-          </w:tcPr>
-          <w:p>
-            <w:pPr>
-              <w:spacing w:line="300" w:lineRule="atLeast"/>
-              <w:rPr>
-                <w:lang w:val="en-US"/>
-              </w:rPr>
-            </w:pPr>
-            <w:r>
-              <w:rPr>
-                <w:lang w:val="en-US"/>
-              </w:rPr>
-              <w:t>Host</w:t>
-            </w:r>
-            <w:r>
-              <w:rPr>
-                <w:lang w:val="en-US"/>
-              </w:rPr>
-              <w:t>:</w:t>
-            </w:r>
-          </w:p>
-          <w:p>
-            <w:pPr>
-              <w:spacing w:line="300" w:lineRule="atLeast"/>
-              <w:rPr>
-                <w:lang w:val="en-US"/>
-              </w:rPr>
-            </w:pPr>
-            <w:r>
-              <w:rPr>
-                <w:lang w:val="en-US"/>
-              </w:rPr>
-              <w:t>mft-us2.concursolutions.com</w:t>
-            </w:r>
-          </w:p>
-          <w:p>
-            <w:pPr>
-              <w:spacing w:line="300" w:lineRule="atLeast"/>
-              <w:rPr>
-                <w:lang w:val="en-US"/>
-              </w:rPr>
-            </w:pPr>
-            <w:r>
-              <w:rPr>
-                <w:lang w:val="en-US"/>
-              </w:rPr>
-              <w:t>Port</w:t>
-            </w:r>
-            <w:r>
-              <w:rPr>
-                <w:lang w:val="en-US"/>
-              </w:rPr>
-              <w:t>:</w:t>
-            </w:r>
-          </w:p>
-          <w:p>
-            <w:pPr>
-              <w:spacing w:line="300" w:lineRule="atLeast"/>
-              <w:rPr>
-                <w:lang w:val="en-US"/>
-              </w:rPr>
-            </w:pPr>
-            <w:r>
-              <w:rPr>
-                <w:lang w:val="en-US"/>
-              </w:rPr>
-              <w:t>22</w:t>
-            </w:r>
-          </w:p>
-          <w:p>
-            <w:pPr>
-              <w:spacing w:line="300" w:lineRule="atLeast"/>
-              <w:rPr>
-                <w:lang w:val="en-US"/>
-              </w:rPr>
-            </w:pPr>
-            <w:r>
-              <w:rPr>
-                <w:lang w:val="en-US"/>
-              </w:rPr>
-              <w:t>Action: PGPEncrypt</w:t>
-            </w:r>
-          </w:p>
-          <w:p>
-            <w:pPr>
-              <w:spacing w:line="300" w:lineRule="atLeast"/>
-              <w:rPr>
-                <w:lang w:val="en-US"/>
-              </w:rPr>
-            </w:pPr>
-          </w:p>
-          <w:p>
-            <w:pPr>
-              <w:spacing w:line="300" w:lineRule="atLeast"/>
-              <w:rPr>
-                <w:lang w:val="en-US"/>
-              </w:rPr>
-            </w:pPr>
-          </w:p>
-        </w:tc>
-      </w:tr>
-      <w:tr>
-        <w:trPr>
-          <w:jc w:val="center"/>
-        </w:trPr>
-        <w:tc>
-          <w:tcPr>
-            <w:tcW w:w="321" w:type="dxa"/>
-            <w:tcBorders>
-              <w:top w:val="single" w:sz="4" w:space="0" w:color="auto"/>
-              <w:left w:val="single" w:sz="4" w:space="0" w:color="auto"/>
-              <w:bottom w:val="single" w:sz="4" w:space="0" w:color="auto"/>
-              <w:right w:val="single" w:sz="4" w:space="0" w:color="auto"/>
-            </w:tcBorders>
-            <w:vAlign w:val="center"/>
-          </w:tcPr>
-          <w:p>
-            <w:pPr>
-              <w:rPr>
-                <w:lang w:val="en-US"/>
-              </w:rPr>
-            </w:pPr>
-            <w:r>
-              <w:rPr>
-                <w:lang w:val="en-US"/>
-              </w:rPr>
-              <w:lastRenderedPageBreak/>
-              <w:t>5</w:t>
-            </w:r>
-          </w:p>
-        </w:tc>
-        <w:tc>
-          <w:tcPr>
-            <w:tcW w:w="858" w:type="dxa"/>
-            <w:tcBorders>
-              <w:top w:val="single" w:sz="4" w:space="0" w:color="auto"/>
-              <w:left w:val="single" w:sz="4" w:space="0" w:color="auto"/>
-              <w:bottom w:val="single" w:sz="4" w:space="0" w:color="auto"/>
-              <w:right w:val="single" w:sz="4" w:space="0" w:color="auto"/>
-            </w:tcBorders>
-            <w:vAlign w:val="center"/>
-          </w:tcPr>
-          <w:p>
-            <w:pPr>
-              <w:spacing w:line="300" w:lineRule="atLeast"/>
-            </w:pPr>
-            <w:r>
-              <w:t>mct_DUMMY_CONCUR_EMPLOYEE_OUTBOUND_GET_PARAM</w:t>
-            </w:r>
-          </w:p>
-        </w:tc>
-        <w:tc>
-          <w:tcPr>
-            <w:tcW w:w="1209" w:type="dxa"/>
-            <w:tcBorders>
-              <w:top w:val="single" w:sz="4" w:space="0" w:color="auto"/>
-              <w:left w:val="single" w:sz="4" w:space="0" w:color="auto"/>
-              <w:bottom w:val="single" w:sz="4" w:space="0" w:color="auto"/>
-              <w:right w:val="single" w:sz="4" w:space="0" w:color="auto"/>
-            </w:tcBorders>
-            <w:vAlign w:val="center"/>
-          </w:tcPr>
-          <w:p>
-            <w:pPr>
-              <w:spacing w:line="300" w:lineRule="atLeast"/>
-            </w:pPr>
-            <w:r>
-              <w:br/>
-              <w:t>cn_LOCAL_FF</w:t>
-            </w:r>
-          </w:p>
-        </w:tc>
-        <w:tc>
-          <w:tcPr>
-            <w:tcW w:w="1813" w:type="dxa"/>
-            <w:tcBorders>
-              <w:top w:val="single" w:sz="4" w:space="0" w:color="auto"/>
-              <w:left w:val="single" w:sz="4" w:space="0" w:color="auto"/>
-              <w:bottom w:val="single" w:sz="4" w:space="0" w:color="auto"/>
-              <w:right w:val="single" w:sz="4" w:space="0" w:color="auto"/>
-            </w:tcBorders>
-            <w:vAlign w:val="center"/>
-          </w:tcPr>
-          <w:p>
-            <w:pPr>
-              <w:spacing w:line="300" w:lineRule="atLeast"/>
-              <w:rPr>
-                <w:rFonts w:ascii="Segoe UI" w:eastAsia="Times New Roman" w:hAnsi="Segoe UI" w:cs="Segoe UI"/>
-                <w:sz w:val="21"/>
-                <w:szCs w:val="21"/>
-                <w:lang w:eastAsia="en-IN"/>
-              </w:rPr>
-            </w:pPr>
-            <w:r>
-              <w:rPr>
-                <w:rFonts w:ascii="Segoe UI" w:eastAsia="Times New Roman" w:hAnsi="Segoe UI" w:cs="Segoe UI"/>
-                <w:sz w:val="21"/>
-                <w:szCs w:val="21"/>
-                <w:lang w:eastAsia="en-IN"/>
-              </w:rPr>
-              <w:t xml:space="preserve">Directory: </w:t>
-            </w:r>
-            <w:r>
-              <w:rPr>
-                <w:rFonts w:ascii="Segoe UI" w:eastAsia="Times New Roman" w:hAnsi="Segoe UI" w:cs="Segoe UI"/>
-                <w:sz w:val="21"/>
-                <w:szCs w:val="21"/>
-                <w:lang w:eastAsia="en-IN"/>
-              </w:rPr>
-              <w:t>D:\LOCAL_FF</w:t>
-            </w:r>
-          </w:p>
-        </w:tc>
-        <w:tc>
-          <w:tcPr>
-            <w:tcW w:w="1748" w:type="dxa"/>
-            <w:tcBorders>
-              <w:top w:val="single" w:sz="4" w:space="0" w:color="auto"/>
-              <w:left w:val="single" w:sz="4" w:space="0" w:color="auto"/>
-              <w:bottom w:val="single" w:sz="4" w:space="0" w:color="auto"/>
-              <w:right w:val="single" w:sz="4" w:space="0" w:color="auto"/>
-            </w:tcBorders>
-            <w:vAlign w:val="center"/>
-          </w:tcPr>
-          <w:p>
-            <w:pPr>
-              <w:spacing w:line="300" w:lineRule="atLeast"/>
-              <w:rPr>
-                <w:rFonts w:ascii="Segoe UI" w:eastAsia="Times New Roman" w:hAnsi="Segoe UI" w:cs="Segoe UI"/>
-                <w:sz w:val="21"/>
-                <w:szCs w:val="21"/>
-                <w:lang w:eastAsia="en-IN"/>
-              </w:rPr>
-            </w:pPr>
-            <w:r>
-              <w:rPr>
-                <w:rFonts w:ascii="Segoe UI" w:eastAsia="Times New Roman" w:hAnsi="Segoe UI" w:cs="Segoe UI"/>
-                <w:sz w:val="21"/>
-                <w:szCs w:val="21"/>
-                <w:lang w:eastAsia="en-IN"/>
-              </w:rPr>
-              <w:t xml:space="preserve">Target Object: </w:t>
-            </w:r>
-            <w:r>
-              <w:rPr>
-                <w:rFonts w:ascii="Segoe UI" w:eastAsia="Times New Roman" w:hAnsi="Segoe UI" w:cs="Segoe UI"/>
-                <w:sz w:val="21"/>
-                <w:szCs w:val="21"/>
-                <w:lang w:eastAsia="en-IN"/>
-              </w:rPr>
-              <w:t>DUMMY_PARAM_CONCUR_HR002.dat</w:t>
-            </w:r>
-          </w:p>
-        </w:tc>
-        <w:tc>
-          <w:tcPr>
-            <w:tcW w:w="3118" w:type="dxa"/>
-            <w:tcBorders>
-              <w:top w:val="single" w:sz="4" w:space="0" w:color="auto"/>
-              <w:left w:val="single" w:sz="4" w:space="0" w:color="auto"/>
-              <w:bottom w:val="single" w:sz="4" w:space="0" w:color="auto"/>
-              <w:right w:val="single" w:sz="4" w:space="0" w:color="auto"/>
-            </w:tcBorders>
-            <w:vAlign w:val="center"/>
-          </w:tcPr>
-          <w:p>
-            <w:pPr>
-              <w:spacing w:line="300" w:lineRule="atLeast"/>
-              <w:rPr>
-                <w:lang w:val="en-US"/>
-              </w:rPr>
-            </w:pPr>
-            <w:r>
-              <w:rPr>
-                <w:b/>
-                <w:bCs/>
-                <w:lang w:val="en-US"/>
-              </w:rPr>
-              <w:br/>
-            </w:r>
-            <w:r>
-              <w:rPr>
-                <w:lang w:val="en-US"/>
-              </w:rPr>
-              <w:t>Get Param values from parameter file for Concur Employee Org Outbound</w:t>
-            </w:r>
-          </w:p>
-          <w:p>
-            <w:pPr>
-              <w:spacing w:line="300" w:lineRule="atLeast"/>
-              <w:rPr>
-                <w:lang w:val="en-US"/>
-              </w:rPr>
-            </w:pPr>
-          </w:p>
-        </w:tc>
-      </w:tr>
-      <w:tr>
-        <w:trPr>
-          <w:jc w:val="center"/>
-        </w:trPr>
-        <w:tc>
-          <w:tcPr>
-            <w:tcW w:w="321" w:type="dxa"/>
-            <w:tcBorders>
-              <w:top w:val="single" w:sz="4" w:space="0" w:color="auto"/>
-              <w:left w:val="single" w:sz="4" w:space="0" w:color="auto"/>
-              <w:bottom w:val="single" w:sz="4" w:space="0" w:color="auto"/>
-              <w:right w:val="single" w:sz="4" w:space="0" w:color="auto"/>
-            </w:tcBorders>
-            <w:vAlign w:val="center"/>
-          </w:tcPr>
-          <w:p>
-            <w:pPr>
-              <w:rPr>
-                <w:lang w:val="en-US"/>
-              </w:rPr>
-            </w:pPr>
-            <w:r>
-              <w:rPr>
-                <w:lang w:val="en-US"/>
-              </w:rPr>
-              <w:t xml:space="preserve">6 </w:t>
-            </w:r>
-          </w:p>
-        </w:tc>
-        <w:tc>
-          <w:tcPr>
-            <w:tcW w:w="858" w:type="dxa"/>
-            <w:tcBorders>
-              <w:top w:val="single" w:sz="4" w:space="0" w:color="auto"/>
-              <w:left w:val="single" w:sz="4" w:space="0" w:color="auto"/>
-              <w:bottom w:val="single" w:sz="4" w:space="0" w:color="auto"/>
-              <w:right w:val="single" w:sz="4" w:space="0" w:color="auto"/>
-            </w:tcBorders>
-            <w:vAlign w:val="center"/>
-          </w:tcPr>
-          <w:p>
-            <w:pPr>
-              <w:spacing w:line="300" w:lineRule="atLeast"/>
-            </w:pPr>
-            <w:r>
-              <w:t>mct_ERP_ESS_EXTRACT_CONCUR_PM_END_DATE_DETAILS</w:t>
-            </w:r>
-          </w:p>
-        </w:tc>
-        <w:tc>
-          <w:tcPr>
-            <w:tcW w:w="1209" w:type="dxa"/>
-            <w:tcBorders>
-              <w:top w:val="single" w:sz="4" w:space="0" w:color="auto"/>
-              <w:left w:val="single" w:sz="4" w:space="0" w:color="auto"/>
-              <w:bottom w:val="single" w:sz="4" w:space="0" w:color="auto"/>
-              <w:right w:val="single" w:sz="4" w:space="0" w:color="auto"/>
-            </w:tcBorders>
-            <w:vAlign w:val="center"/>
-          </w:tcPr>
-          <w:p>
-            <w:pPr>
-              <w:spacing w:line="300" w:lineRule="atLeast"/>
-            </w:pPr>
-            <w:r>
-              <w:br/>
-              <w:t>cn_LOCAL_FF</w:t>
-            </w:r>
-          </w:p>
-        </w:tc>
-        <w:tc>
-          <w:tcPr>
-            <w:tcW w:w="1813" w:type="dxa"/>
-            <w:tcBorders>
-              <w:top w:val="single" w:sz="4" w:space="0" w:color="auto"/>
-              <w:left w:val="single" w:sz="4" w:space="0" w:color="auto"/>
-              <w:bottom w:val="single" w:sz="4" w:space="0" w:color="auto"/>
-              <w:right w:val="single" w:sz="4" w:space="0" w:color="auto"/>
-            </w:tcBorders>
-            <w:vAlign w:val="center"/>
-          </w:tcPr>
-          <w:p>
-            <w:pPr>
-              <w:spacing w:line="300" w:lineRule="atLeast"/>
-              <w:rPr>
-                <w:rFonts w:ascii="Segoe UI" w:eastAsia="Times New Roman" w:hAnsi="Segoe UI" w:cs="Segoe UI"/>
-                <w:sz w:val="21"/>
-                <w:szCs w:val="21"/>
-                <w:lang w:eastAsia="en-IN"/>
-              </w:rPr>
-            </w:pPr>
-            <w:r>
-              <w:rPr>
-                <w:rFonts w:ascii="Segoe UI" w:eastAsia="Times New Roman" w:hAnsi="Segoe UI" w:cs="Segoe UI"/>
-                <w:sz w:val="21"/>
-                <w:szCs w:val="21"/>
-                <w:lang w:eastAsia="en-IN"/>
-              </w:rPr>
-              <w:t xml:space="preserve">Directory: </w:t>
-            </w:r>
-            <w:r>
-              <w:rPr>
-                <w:rFonts w:ascii="Segoe UI" w:eastAsia="Times New Roman" w:hAnsi="Segoe UI" w:cs="Segoe UI"/>
-                <w:sz w:val="21"/>
-                <w:szCs w:val="21"/>
-                <w:lang w:eastAsia="en-IN"/>
-              </w:rPr>
-              <w:br/>
-              <w:t>D:\LOCAL_FF</w:t>
-            </w:r>
-          </w:p>
-        </w:tc>
-        <w:tc>
-          <w:tcPr>
-            <w:tcW w:w="1748" w:type="dxa"/>
-            <w:tcBorders>
-              <w:top w:val="single" w:sz="4" w:space="0" w:color="auto"/>
-              <w:left w:val="single" w:sz="4" w:space="0" w:color="auto"/>
-              <w:bottom w:val="single" w:sz="4" w:space="0" w:color="auto"/>
-              <w:right w:val="single" w:sz="4" w:space="0" w:color="auto"/>
-            </w:tcBorders>
-            <w:vAlign w:val="center"/>
-          </w:tcPr>
-          <w:p>
-            <w:pPr>
-              <w:spacing w:line="300" w:lineRule="atLeast"/>
-              <w:rPr>
-                <w:rFonts w:ascii="Segoe UI" w:eastAsia="Times New Roman" w:hAnsi="Segoe UI" w:cs="Segoe UI"/>
-                <w:sz w:val="21"/>
-                <w:szCs w:val="21"/>
-                <w:lang w:eastAsia="en-IN"/>
-              </w:rPr>
-            </w:pPr>
-            <w:r>
-              <w:rPr>
-                <w:rFonts w:ascii="Segoe UI" w:eastAsia="Times New Roman" w:hAnsi="Segoe UI" w:cs="Segoe UI"/>
-                <w:sz w:val="21"/>
-                <w:szCs w:val="21"/>
-                <w:lang w:eastAsia="en-IN"/>
-              </w:rPr>
-              <w:t xml:space="preserve">Target Object: </w:t>
-            </w:r>
-            <w:r>
-              <w:rPr>
-                <w:rFonts w:ascii="Segoe UI" w:eastAsia="Times New Roman" w:hAnsi="Segoe UI" w:cs="Segoe UI"/>
-                <w:sz w:val="21"/>
-                <w:szCs w:val="21"/>
-                <w:lang w:eastAsia="en-IN"/>
-              </w:rPr>
-              <w:t>dummy_ess_extract_concur_emp_pm_details.dat</w:t>
-            </w:r>
-          </w:p>
-        </w:tc>
-        <w:tc>
-          <w:tcPr>
-            <w:tcW w:w="3118" w:type="dxa"/>
-            <w:tcBorders>
-              <w:top w:val="single" w:sz="4" w:space="0" w:color="auto"/>
-              <w:left w:val="single" w:sz="4" w:space="0" w:color="auto"/>
-              <w:bottom w:val="single" w:sz="4" w:space="0" w:color="auto"/>
-              <w:right w:val="single" w:sz="4" w:space="0" w:color="auto"/>
-            </w:tcBorders>
-            <w:vAlign w:val="center"/>
-          </w:tcPr>
-          <w:p>
-            <w:pPr>
-              <w:spacing w:line="300" w:lineRule="atLeast"/>
-              <w:rPr>
-                <w:b/>
-                <w:bCs/>
-                <w:lang w:val="en-US"/>
-              </w:rPr>
-            </w:pPr>
-            <w:r>
-              <w:t>To extract PM End Date Details from ERP using ESS</w:t>
-            </w:r>
-          </w:p>
-        </w:tc>
-      </w:tr>
-    </w:tbl>
-    <w:p/>
-    <w:p/>
-    <w:p>
-      <w:pPr>
-        <w:pStyle w:val="Heading3"/>
-        <w:numPr>
-          <w:ilvl w:val="1"/>
-          <w:numId w:val="6"/>
-        </w:numPr>
-      </w:pPr>
-      <w:bookmarkStart w:id="10" w:name="_Toc238131313"/>
-      <w:r>
-        <w:t>Source-to-Target Data Flow</w:t>
-      </w:r>
-      <w:bookmarkEnd w:id="10"/>
-    </w:p>
-    <w:p>
-      <w:r>
-        <w:rPr>
-          <w:noProof/>
-        </w:rPr>
-        <w:drawing>
-          <wp:inline distT="0" distB="0" distL="0" distR="0" wp14:anchorId="1E2B2E06" wp14:editId="412B9F07">
-            <wp:extent cx="5731510" cy="993775"/>
-            <wp:effectExtent l="0" t="0" r="2540" b="0"/>
-            <wp:docPr id="1488993819" name="Picture 1"/>
-            <wp:cNvGraphicFramePr>
-              <a:graphicFrameLocks xmlns:a="http://schemas.openxmlformats.org/drawingml/2006/main" noChangeAspect="1"/>
-            </wp:cNvGraphicFramePr>
-            <a:graphic xmlns:a="http://schemas.openxmlformats.org/drawingml/2006/main">
-              <a:graphicData uri="http://schemas.openxmlformats.org/drawingml/2006/picture">
-                <pic:pic xmlns:pic="http://schemas.openxmlformats.org/drawingml/2006/picture">
-                  <pic:nvPicPr>
-                    <pic:cNvPr id="1488993819" name=""/>
-                    <pic:cNvPicPr/>
-                  </pic:nvPicPr>
-                  <pic:blipFill>
-                    <a:blip r:embed="rId17"/>
-                    <a:stretch>
-                      <a:fillRect/>
-                    </a:stretch>
-                  </pic:blipFill>
-                  <pic:spPr>
-                    <a:xfrm>
-                      <a:off x="0" y="0"/>
-                      <a:ext cx="5731510" cy="993775"/>
-                    </a:xfrm>
-                    <a:prstGeom prst="rect">
-                      <a:avLst/>
-                    </a:prstGeom>
-                  </pic:spPr>
-                </pic:pic>
-              </a:graphicData>
-            </a:graphic>
-          </wp:inline>
-        </w:drawing>
-      </w:r>
-    </w:p>
-    <w:p>
-      <w:r>
-        <w:rPr>
-          <w:noProof/>
-        </w:rPr>
-        <w:drawing>
-          <wp:inline distT="0" distB="0" distL="0" distR="0" wp14:anchorId="75E941EC" wp14:editId="6D222143">
-            <wp:extent cx="5731510" cy="1090930"/>
-            <wp:effectExtent l="0" t="0" r="2540" b="0"/>
-            <wp:docPr id="236670674" name="Picture 1"/>
-            <wp:cNvGraphicFramePr>
-              <a:graphicFrameLocks xmlns:a="http://schemas.openxmlformats.org/drawingml/2006/main" noChangeAspect="1"/>
-            </wp:cNvGraphicFramePr>
-            <a:graphic xmlns:a="http://schemas.openxmlformats.org/drawingml/2006/main">
-              <a:graphicData uri="http://schemas.openxmlformats.org/drawingml/2006/picture">
-                <pic:pic xmlns:pic="http://schemas.openxmlformats.org/drawingml/2006/picture">
-                  <pic:nvPicPr>
-                    <pic:cNvPr id="236670674" name=""/>
-                    <pic:cNvPicPr/>
-                  </pic:nvPicPr>
-                  <pic:blipFill>
-                    <a:blip r:embed="rId18"/>
-                    <a:stretch>
-                      <a:fillRect/>
-                    </a:stretch>
-                  </pic:blipFill>
-                  <pic:spPr>
-                    <a:xfrm>
-                      <a:off x="0" y="0"/>
-                      <a:ext cx="5731510" cy="1090930"/>
-                    </a:xfrm>
-                    <a:prstGeom prst="rect">
-                      <a:avLst/>
-                    </a:prstGeom>
-                  </pic:spPr>
-                </pic:pic>
-              </a:graphicData>
-            </a:graphic>
-          </wp:inline>
-        </w:drawing>
-      </w:r>
-    </w:p>
-    <w:p>
-      <w:r>
-        <w:rPr>
-          <w:noProof/>
-        </w:rPr>
-        <w:drawing>
-          <wp:inline distT="0" distB="0" distL="0" distR="0" wp14:anchorId="07674F3E" wp14:editId="5E73D2F2">
-            <wp:extent cx="5731510" cy="1185545"/>
-            <wp:effectExtent l="0" t="0" r="2540" b="0"/>
-            <wp:docPr id="375073951" name="Picture 1"/>
-            <wp:cNvGraphicFramePr>
-              <a:graphicFrameLocks xmlns:a="http://schemas.openxmlformats.org/drawingml/2006/main" noChangeAspect="1"/>
-            </wp:cNvGraphicFramePr>
-            <a:graphic xmlns:a="http://schemas.openxmlformats.org/drawingml/2006/main">
-              <a:graphicData uri="http://schemas.openxmlformats.org/drawingml/2006/picture">
-                <pic:pic xmlns:pic="http://schemas.openxmlformats.org/drawingml/2006/picture">
-                  <pic:nvPicPr>
-                    <pic:cNvPr id="375073951" name=""/>
-                    <pic:cNvPicPr/>
-                  </pic:nvPicPr>
-                  <pic:blipFill>
-                    <a:blip r:embed="rId19"/>
-                    <a:stretch>
-                      <a:fillRect/>
-                    </a:stretch>
-                  </pic:blipFill>
-                  <pic:spPr>
-                    <a:xfrm>
-                      <a:off x="0" y="0"/>
-                      <a:ext cx="5731510" cy="1185545"/>
-                    </a:xfrm>
-                    <a:prstGeom prst="rect">
-                      <a:avLst/>
-                    </a:prstGeom>
-                  </pic:spPr>
-                </pic:pic>
-              </a:graphicData>
-            </a:graphic>
-          </wp:inline>
-        </w:drawing>
-      </w:r>
-    </w:p>
-    <w:p/>
-    <w:p/>
-    <w:p/>
-    <w:p>
-      <w:r>
-        <w:rPr>
-          <w:noProof/>
-        </w:rPr>
-        <w:drawing>
-          <wp:inline distT="0" distB="0" distL="0" distR="0" wp14:anchorId="7ED9BE07" wp14:editId="0B0419FC">
-            <wp:extent cx="5731510" cy="1304290"/>
-            <wp:effectExtent l="0" t="0" r="2540" b="0"/>
-            <wp:docPr id="98570071" name="Picture 1"/>
-            <wp:cNvGraphicFramePr>
-              <a:graphicFrameLocks xmlns:a="http://schemas.openxmlformats.org/drawingml/2006/main" noChangeAspect="1"/>
-            </wp:cNvGraphicFramePr>
-            <a:graphic xmlns:a="http://schemas.openxmlformats.org/drawingml/2006/main">
-              <a:graphicData uri="http://schemas.openxmlformats.org/drawingml/2006/picture">
-                <pic:pic xmlns:pic="http://schemas.openxmlformats.org/drawingml/2006/picture">
-                  <pic:nvPicPr>
-                    <pic:cNvPr id="98570071" name=""/>
-                    <pic:cNvPicPr/>
-                  </pic:nvPicPr>
-                  <pic:blipFill>
-                    <a:blip r:embed="rId20"/>
-                    <a:stretch>
-                      <a:fillRect/>
-                    </a:stretch>
-                  </pic:blipFill>
-                  <pic:spPr>
-                    <a:xfrm>
-                      <a:off x="0" y="0"/>
-                      <a:ext cx="5731510" cy="1304290"/>
-                    </a:xfrm>
-                    <a:prstGeom prst="rect">
-                      <a:avLst/>
-                    </a:prstGeom>
-                  </pic:spPr>
-                </pic:pic>
-              </a:graphicData>
-            </a:graphic>
-          </wp:inline>
-        </w:drawing>
-      </w:r>
-    </w:p>
-    <w:p>
-      <w:pPr>
-        <w:pStyle w:val="Heading3"/>
-        <w:numPr>
-          <w:ilvl w:val="1"/>
-          <w:numId w:val="6"/>
-        </w:numPr>
-      </w:pPr>
-      <w:bookmarkStart w:id="11" w:name="_Toc238131314"/>
-      <w:r>
-        <w:t>Mapping / Transformation</w:t>
-      </w:r>
-      <w:bookmarkEnd w:id="11"/>
-    </w:p>
-    <w:p/>
-    <w:p>
-      <w:r>
-        <w:rPr>
-          <w:b/>
-          <w:bCs/>
-        </w:rPr>
-        <w:t>Parse XML To STG</w:t>
-      </w:r>
-      <w:r>
-        <w:t>:</w:t>
-      </w:r>
-    </w:p>
-    <w:p>
-      <w:pPr>
-        <w:spacing w:after="0" w:line="240" w:lineRule="auto"/>
-        <w:rPr>
-          <w:rFonts w:eastAsia="Times New Roman" w:cstheme="minorHAnsi"/>
-          <w:color w:val="000000"/>
-          <w:sz w:val="24"/>
-          <w:szCs w:val="24"/>
-          <w:lang w:val="en-US"/>
-        </w:rPr>
-      </w:pPr>
-      <w:r>
-        <w:rPr>
-          <w:rFonts w:eastAsia="Times New Roman" w:cstheme="minorHAnsi"/>
-          <w:color w:val="000000"/>
-          <w:sz w:val="24"/>
-          <w:szCs w:val="24"/>
-          <w:lang w:val="en-US"/>
-        </w:rPr>
-        <w:t>src_ERP_ESS_CONCUR_PM_FILE_LIST-&gt; HierarchyParser-&gt;exp_data_conv-&gt; tgt_LND_ERP_CONCUR_PM_ENDDATE_DATA</w:t>
-      </w:r>
-    </w:p>
-    <w:p/>
-    <w:p>
-      <w:r>
-        <w:rPr>
-          <w:b/>
-          <w:bCs/>
-        </w:rPr>
-        <w:t>Load TRX 760 Data To LND</w:t>
-      </w:r>
-      <w:r>
-        <w:t>:</w:t>
-      </w:r>
-    </w:p>
-    <w:p>
-      <w:pPr>
-        <w:rPr>
-          <w:sz w:val="24"/>
-          <w:szCs w:val="24"/>
-        </w:rPr>
-      </w:pPr>
-      <w:r>
-        <w:rPr>
-          <w:sz w:val="24"/>
-          <w:szCs w:val="24"/>
-        </w:rPr>
-        <w:t>src_pm_endated_details-&gt;exp_data_Conv-&gt; Router-&gt;tgt1: tgt_MOR_EMPLOYEE_OUTBOUND_TRX_760</w:t>
-      </w:r>
-    </w:p>
-    <w:p>
-      <w:pPr>
-        <w:rPr>
-          <w:sz w:val="24"/>
-          <w:szCs w:val="24"/>
-        </w:rPr>
-      </w:pPr>
-      <w:r>
-        <w:rPr>
-          <w:sz w:val="24"/>
-          <w:szCs w:val="24"/>
-        </w:rPr>
-        <w:t>tgt2: tgt_FUTURE_EMPLOYEE_OUTBOUND_TRX_760</w:t>
-      </w:r>
-    </w:p>
-    <w:p>
-      <w:pPr>
-        <w:rPr>
-          <w:sz w:val="24"/>
-          <w:szCs w:val="24"/>
-        </w:rPr>
-      </w:pPr>
-      <w:r>
-        <w:rPr>
-          <w:b/>
-          <w:bCs/>
-          <w:sz w:val="24"/>
-          <w:szCs w:val="24"/>
-        </w:rPr>
-        <w:t>Load TRX 710 data to LND</w:t>
-      </w:r>
-      <w:r>
-        <w:rPr>
-          <w:sz w:val="24"/>
-          <w:szCs w:val="24"/>
-        </w:rPr>
-        <w:t>:</w:t>
-      </w:r>
-      <w:r>
-        <w:rPr>
-          <w:sz w:val="24"/>
-          <w:szCs w:val="24"/>
-        </w:rPr>
-        <w:t xml:space="preserve"> Mapping to load projects data for TRX 710 - Concur Employee Outbound</w:t>
-      </w:r>
-    </w:p>
-    <w:p>
-      <w:pPr>
-        <w:rPr>
-          <w:sz w:val="24"/>
-          <w:szCs w:val="24"/>
-        </w:rPr>
-      </w:pPr>
-      <w:r>
-        <w:rPr>
-          <w:sz w:val="24"/>
-          <w:szCs w:val="24"/>
-        </w:rPr>
-        <w:t>Unconnected Lookup: lkp_project_unit</w:t>
-      </w:r>
-    </w:p>
-    <w:p>
-      <w:pPr>
-        <w:rPr>
-          <w:sz w:val="24"/>
-          <w:szCs w:val="24"/>
-        </w:rPr>
-      </w:pPr>
-      <w:r>
-        <w:rPr>
-          <w:sz w:val="24"/>
-          <w:szCs w:val="24"/>
-        </w:rPr>
-        <w:t>src_LND_LKP_PROJECTS_TOPIC-&gt;exp_trx710_conv-&gt;tgt_MOR_EMPLOYEE_OUTBOUND_TRX_710</w:t>
-      </w:r>
-    </w:p>
-    <w:p>
-      <w:r>
-        <w:rPr>
-          <w:b/>
-          <w:bCs/>
-        </w:rPr>
-        <w:t>Load TRX 710 data to LND</w:t>
-      </w:r>
-      <w:r>
-        <w:t xml:space="preserve">: </w:t>
-      </w:r>
-    </w:p>
-    <w:p>
-      <w:pPr>
-        <w:widowControl w:val="0"/>
-        <w:tabs>
-          <w:tab w:val="num" w:pos="2016"/>
-        </w:tabs>
-        <w:autoSpaceDE w:val="0"/>
-        <w:autoSpaceDN w:val="0"/>
-        <w:spacing w:before="115" w:after="0" w:line="240" w:lineRule="auto"/>
-        <w:rPr>
-          <w:bCs/>
-          <w:sz w:val="24"/>
-          <w:szCs w:val="24"/>
-        </w:rPr>
-      </w:pPr>
-      <w:r>
-        <w:rPr>
-          <w:bCs/>
-          <w:sz w:val="24"/>
-          <w:szCs w:val="24"/>
-        </w:rPr>
-        <w:t>src_LND_LKP_PROJECTS_TOPIC</w:t>
-      </w:r>
-      <w:r>
-        <w:rPr>
-          <w:bCs/>
-          <w:sz w:val="24"/>
-          <w:szCs w:val="24"/>
-        </w:rPr>
-        <w:t>-&gt;</w:t>
-      </w:r>
-      <w:r>
-        <w:rPr>
-          <w:bCs/>
-          <w:sz w:val="24"/>
-          <w:szCs w:val="24"/>
-        </w:rPr>
-        <w:t>exp_trx710_conv</w:t>
-      </w:r>
-      <w:r>
-        <w:rPr>
-          <w:bCs/>
-          <w:sz w:val="24"/>
-          <w:szCs w:val="24"/>
-        </w:rPr>
-        <w:t>-&gt;</w:t>
-      </w:r>
-      <w:r>
-        <w:rPr>
-          <w:bCs/>
-          <w:sz w:val="24"/>
-          <w:szCs w:val="24"/>
-        </w:rPr>
-        <w:t>tgt_MOR_EMPLOYEE_OUTBOUND_TRX_710</w:t>
-      </w:r>
-    </w:p>
-    <w:p>
-      <w:pPr>
-        <w:widowControl w:val="0"/>
-        <w:tabs>
-          <w:tab w:val="num" w:pos="2016"/>
-        </w:tabs>
-        <w:autoSpaceDE w:val="0"/>
-        <w:autoSpaceDN w:val="0"/>
-        <w:spacing w:before="115" w:after="0" w:line="240" w:lineRule="auto"/>
-        <w:rPr>
-          <w:bCs/>
-          <w:sz w:val="24"/>
-          <w:szCs w:val="24"/>
-        </w:rPr>
-      </w:pPr>
-      <w:r>
-        <w:rPr>
-          <w:b/>
-          <w:sz w:val="24"/>
-          <w:szCs w:val="24"/>
-        </w:rPr>
-        <w:t>Update Approver Details in STG</w:t>
-      </w:r>
-      <w:r>
-        <w:rPr>
-          <w:bCs/>
-          <w:sz w:val="24"/>
-          <w:szCs w:val="24"/>
-        </w:rPr>
-        <w:t>:</w:t>
-      </w:r>
-    </w:p>
-    <w:p>
-      <w:pPr>
-        <w:widowControl w:val="0"/>
-        <w:tabs>
-          <w:tab w:val="num" w:pos="2016"/>
-        </w:tabs>
-        <w:autoSpaceDE w:val="0"/>
-        <w:autoSpaceDN w:val="0"/>
-        <w:spacing w:before="115" w:after="0" w:line="240" w:lineRule="auto"/>
-        <w:rPr>
-          <w:bCs/>
-          <w:sz w:val="24"/>
-          <w:szCs w:val="24"/>
-        </w:rPr>
-      </w:pPr>
-      <w:r>
-        <w:rPr>
-          <w:bCs/>
-          <w:sz w:val="24"/>
-          <w:szCs w:val="24"/>
-        </w:rPr>
-        <w:t xml:space="preserve">Unconnected Lookups: </w:t>
-      </w:r>
-      <w:r>
-        <w:rPr>
-          <w:bCs/>
-          <w:sz w:val="24"/>
-          <w:szCs w:val="24"/>
-        </w:rPr>
-        <w:t>lkp_supervisor</w:t>
-      </w:r>
-      <w:r>
-        <w:rPr>
-          <w:bCs/>
-          <w:sz w:val="24"/>
-          <w:szCs w:val="24"/>
-        </w:rPr>
-        <w:t xml:space="preserve">, </w:t>
-      </w:r>
-      <w:r>
-        <w:rPr>
-          <w:bCs/>
-          <w:sz w:val="24"/>
-          <w:szCs w:val="24"/>
-        </w:rPr>
-        <w:t>lkp_pm_check</w:t>
-      </w:r>
-    </w:p>
-    <w:p>
-      <w:pPr>
-        <w:widowControl w:val="0"/>
-        <w:tabs>
-          <w:tab w:val="num" w:pos="2016"/>
-        </w:tabs>
-        <w:autoSpaceDE w:val="0"/>
-        <w:autoSpaceDN w:val="0"/>
-        <w:spacing w:before="115" w:after="0" w:line="240" w:lineRule="auto"/>
-        <w:rPr>
-          <w:bCs/>
-          <w:sz w:val="24"/>
-          <w:szCs w:val="24"/>
-        </w:rPr>
-      </w:pPr>
-      <w:r>
-        <w:rPr>
-          <w:bCs/>
-          <w:sz w:val="24"/>
-          <w:szCs w:val="24"/>
-        </w:rPr>
-        <w:t>Source</w:t>
-      </w:r>
-      <w:r>
-        <w:rPr>
-          <w:bCs/>
-          <w:sz w:val="24"/>
-          <w:szCs w:val="24"/>
-        </w:rPr>
-        <w:t>-&gt;</w:t>
-      </w:r>
-      <w:r>
-        <w:rPr>
-          <w:bCs/>
-          <w:sz w:val="24"/>
-          <w:szCs w:val="24"/>
-        </w:rPr>
-        <w:t>Expression</w:t>
-      </w:r>
-      <w:r>
-        <w:rPr>
-          <w:bCs/>
-          <w:sz w:val="24"/>
-          <w:szCs w:val="24"/>
-        </w:rPr>
-        <w:t>-&gt;</w:t>
-      </w:r>
-      <w:r>
-        <w:rPr>
-          <w:bCs/>
-          <w:sz w:val="24"/>
-          <w:szCs w:val="24"/>
-        </w:rPr>
-        <w:t>Target</w:t>
-      </w:r>
-    </w:p>
-    <w:p>
-      <w:pPr>
-        <w:widowControl w:val="0"/>
-        <w:tabs>
-          <w:tab w:val="num" w:pos="2016"/>
-        </w:tabs>
-        <w:autoSpaceDE w:val="0"/>
-        <w:autoSpaceDN w:val="0"/>
-        <w:spacing w:before="115" w:after="0" w:line="240" w:lineRule="auto"/>
-        <w:rPr>
-          <w:bCs/>
-          <w:sz w:val="24"/>
-          <w:szCs w:val="24"/>
-        </w:rPr>
-      </w:pPr>
-      <w:r>
-        <w:rPr>
-          <w:b/>
-          <w:sz w:val="24"/>
-          <w:szCs w:val="24"/>
-        </w:rPr>
-        <w:t>LND TO FF</w:t>
-      </w:r>
-      <w:r>
-        <w:rPr>
-          <w:bCs/>
-          <w:sz w:val="24"/>
-          <w:szCs w:val="24"/>
-        </w:rPr>
-        <w:t xml:space="preserve">: </w:t>
-      </w:r>
-      <w:r>
-        <w:rPr>
-          <w:bCs/>
-          <w:sz w:val="24"/>
-          <w:szCs w:val="24"/>
-        </w:rPr>
-        <w:t>To generate txt file for concur employee outbound</w:t>
-      </w:r>
-    </w:p>
-    <w:p>
-      <w:pPr>
-        <w:widowControl w:val="0"/>
-        <w:tabs>
-          <w:tab w:val="num" w:pos="2016"/>
-        </w:tabs>
-        <w:autoSpaceDE w:val="0"/>
-        <w:autoSpaceDN w:val="0"/>
-        <w:spacing w:before="115" w:after="0" w:line="240" w:lineRule="auto"/>
-        <w:rPr>
-          <w:bCs/>
-          <w:sz w:val="24"/>
-          <w:szCs w:val="24"/>
-        </w:rPr>
-      </w:pPr>
-      <w:r>
-        <w:rPr>
-          <w:bCs/>
-          <w:sz w:val="24"/>
-          <w:szCs w:val="24"/>
-        </w:rPr>
-        <w:t>src_mor_emp_outbound_trx100</w:t>
-      </w:r>
-      <w:r>
-        <w:rPr>
-          <w:bCs/>
-          <w:sz w:val="24"/>
-          <w:szCs w:val="24"/>
-        </w:rPr>
-        <w:t>-&gt;</w:t>
-      </w:r>
-      <w:r>
-        <w:rPr>
-          <w:bCs/>
-          <w:sz w:val="24"/>
-          <w:szCs w:val="24"/>
-        </w:rPr>
-        <w:t>tgt_mor_emp_outbound_trx100</w:t>
-      </w:r>
-    </w:p>
-    <w:p>
-      <w:pPr>
-        <w:widowControl w:val="0"/>
-        <w:tabs>
-          <w:tab w:val="num" w:pos="2016"/>
-        </w:tabs>
-        <w:autoSpaceDE w:val="0"/>
-        <w:autoSpaceDN w:val="0"/>
-        <w:spacing w:before="115" w:after="0" w:line="240" w:lineRule="auto"/>
-        <w:rPr>
-          <w:bCs/>
-          <w:sz w:val="24"/>
-          <w:szCs w:val="24"/>
-        </w:rPr>
-      </w:pPr>
-      <w:r>
-        <w:rPr>
-          <w:bCs/>
-          <w:sz w:val="24"/>
-          <w:szCs w:val="24"/>
-        </w:rPr>
-        <w:t>src_mor_emp_outbound_trx305</w:t>
-      </w:r>
-      <w:r>
-        <w:rPr>
-          <w:bCs/>
-          <w:sz w:val="24"/>
-          <w:szCs w:val="24"/>
-        </w:rPr>
-        <w:t>-&gt;</w:t>
-      </w:r>
-      <w:r>
-        <w:rPr>
-          <w:bCs/>
-          <w:sz w:val="24"/>
-          <w:szCs w:val="24"/>
-        </w:rPr>
-        <w:t>tgt_mor_emp_outbound_trx305</w:t>
-      </w:r>
-    </w:p>
-    <w:p>
-      <w:pPr>
-        <w:widowControl w:val="0"/>
-        <w:tabs>
-          <w:tab w:val="num" w:pos="2016"/>
-        </w:tabs>
-        <w:autoSpaceDE w:val="0"/>
-        <w:autoSpaceDN w:val="0"/>
-        <w:spacing w:before="115" w:after="0" w:line="240" w:lineRule="auto"/>
-        <w:rPr>
-          <w:bCs/>
-          <w:sz w:val="24"/>
-          <w:szCs w:val="24"/>
-        </w:rPr>
-      </w:pPr>
-      <w:r>
-        <w:rPr>
-          <w:bCs/>
-          <w:sz w:val="24"/>
-          <w:szCs w:val="24"/>
-        </w:rPr>
-        <w:t>src_mor_emp_outbound_trx710</w:t>
-      </w:r>
-      <w:r>
-        <w:rPr>
-          <w:bCs/>
-          <w:sz w:val="24"/>
-          <w:szCs w:val="24"/>
-        </w:rPr>
-        <w:t>-&gt;</w:t>
-      </w:r>
-      <w:r>
-        <w:rPr>
-          <w:bCs/>
-          <w:sz w:val="24"/>
-          <w:szCs w:val="24"/>
-        </w:rPr>
-        <w:t>Aggregator</w:t>
-      </w:r>
-      <w:r>
-        <w:rPr>
-          <w:bCs/>
-          <w:sz w:val="24"/>
-          <w:szCs w:val="24"/>
-        </w:rPr>
-        <w:t>-&gt;</w:t>
-      </w:r>
-      <w:r>
-        <w:rPr>
-          <w:bCs/>
-          <w:sz w:val="24"/>
-          <w:szCs w:val="24"/>
-        </w:rPr>
-        <w:t>Sorter</w:t>
-      </w:r>
-      <w:r>
-        <w:rPr>
-          <w:bCs/>
-          <w:sz w:val="24"/>
-          <w:szCs w:val="24"/>
-        </w:rPr>
-        <w:t>-&gt;</w:t>
-      </w:r>
-      <w:r>
-        <w:rPr>
-          <w:bCs/>
-          <w:sz w:val="24"/>
-          <w:szCs w:val="24"/>
-        </w:rPr>
-        <w:t>tgt_mor_emp_outbound_trx710</w:t>
-      </w:r>
-    </w:p>
-    <w:p>
-      <w:pPr>
-        <w:widowControl w:val="0"/>
-        <w:tabs>
-          <w:tab w:val="num" w:pos="2016"/>
-        </w:tabs>
-        <w:autoSpaceDE w:val="0"/>
-        <w:autoSpaceDN w:val="0"/>
-        <w:spacing w:before="115" w:after="0" w:line="240" w:lineRule="auto"/>
-        <w:rPr>
-          <w:bCs/>
-          <w:sz w:val="24"/>
-          <w:szCs w:val="24"/>
-        </w:rPr>
-      </w:pPr>
-      <w:r>
-        <w:rPr>
-          <w:bCs/>
-          <w:sz w:val="24"/>
-          <w:szCs w:val="24"/>
-        </w:rPr>
-        <w:t>src_mor_employee_outbound_trx_760</w:t>
-      </w:r>
-      <w:r>
-        <w:rPr>
-          <w:bCs/>
-          <w:sz w:val="24"/>
-          <w:szCs w:val="24"/>
-        </w:rPr>
-        <w:t>-&gt;</w:t>
-      </w:r>
-      <w:r>
-        <w:rPr>
-          <w:bCs/>
-          <w:sz w:val="24"/>
-          <w:szCs w:val="24"/>
-        </w:rPr>
-        <w:t>tgt_MORTENSON_Employee_OutboundTRX_760</w:t>
-      </w:r>
-    </w:p>
-    <w:p>
-      <w:pPr>
-        <w:widowControl w:val="0"/>
-        <w:tabs>
-          <w:tab w:val="num" w:pos="2016"/>
-        </w:tabs>
-        <w:autoSpaceDE w:val="0"/>
-        <w:autoSpaceDN w:val="0"/>
-        <w:spacing w:before="115" w:after="0" w:line="240" w:lineRule="auto"/>
-        <w:rPr>
-          <w:bCs/>
-          <w:sz w:val="24"/>
-          <w:szCs w:val="24"/>
-        </w:rPr>
-      </w:pPr>
-      <w:r>
-        <w:rPr>
-          <w:b/>
-          <w:sz w:val="24"/>
-          <w:szCs w:val="24"/>
-        </w:rPr>
-        <w:t>Delete Processed Employees</w:t>
-      </w:r>
-      <w:r>
-        <w:rPr>
-          <w:bCs/>
-          <w:sz w:val="24"/>
-          <w:szCs w:val="24"/>
-        </w:rPr>
-        <w:t>:</w:t>
-      </w:r>
-      <w:r>
-        <w:rPr>
-          <w:bCs/>
-          <w:sz w:val="24"/>
-          <w:szCs w:val="24"/>
-        </w:rPr>
-        <w:t xml:space="preserve"> </w:t>
-      </w:r>
-      <w:r>
-        <w:rPr>
-          <w:bCs/>
-          <w:sz w:val="24"/>
-          <w:szCs w:val="24"/>
-        </w:rPr>
-        <w:t xml:space="preserve">Mapping to Delete Processed Employee Records from Error </w:t>
-      </w:r>
-      <w:r>
-        <w:rPr>
-          <w:bCs/>
-          <w:sz w:val="24"/>
-          <w:szCs w:val="24"/>
-        </w:rPr>
-        <w:lastRenderedPageBreak/>
-        <w:t>Log</w:t>
-      </w:r>
-    </w:p>
-    <w:p>
-      <w:pPr>
-        <w:widowControl w:val="0"/>
-        <w:tabs>
-          <w:tab w:val="num" w:pos="2016"/>
-        </w:tabs>
-        <w:autoSpaceDE w:val="0"/>
-        <w:autoSpaceDN w:val="0"/>
-        <w:spacing w:before="115" w:after="0" w:line="240" w:lineRule="auto"/>
-        <w:rPr>
-          <w:bCs/>
-          <w:sz w:val="24"/>
-          <w:szCs w:val="24"/>
-        </w:rPr>
-      </w:pPr>
-      <w:r>
-        <w:rPr>
-          <w:bCs/>
-          <w:sz w:val="24"/>
-          <w:szCs w:val="24"/>
-        </w:rPr>
-        <w:t>src_CONCUR_ERP_EMPLOYEE_ERROR_LOG</w:t>
-      </w:r>
-      <w:r>
-        <w:rPr>
-          <w:bCs/>
-          <w:sz w:val="24"/>
-          <w:szCs w:val="24"/>
-        </w:rPr>
-        <w:t>-&gt;</w:t>
-      </w:r>
-      <w:r>
-        <w:rPr>
-          <w:bCs/>
-          <w:sz w:val="24"/>
-          <w:szCs w:val="24"/>
-        </w:rPr>
-        <w:t>lkp_ERP_EMPLOYEE_RECORDS</w:t>
-      </w:r>
-      <w:r>
-        <w:rPr>
-          <w:bCs/>
-          <w:sz w:val="24"/>
-          <w:szCs w:val="24"/>
-        </w:rPr>
-        <w:t>-&gt;</w:t>
-      </w:r>
-      <w:r>
-        <w:rPr>
-          <w:bCs/>
-          <w:sz w:val="24"/>
-          <w:szCs w:val="24"/>
-        </w:rPr>
-        <w:t>exp_set_flag</w:t>
-      </w:r>
-      <w:r>
-        <w:rPr>
-          <w:bCs/>
-          <w:sz w:val="24"/>
-          <w:szCs w:val="24"/>
-        </w:rPr>
-        <w:t>-&gt;</w:t>
-      </w:r>
-      <w:r>
-        <w:rPr>
-          <w:bCs/>
-          <w:sz w:val="24"/>
-          <w:szCs w:val="24"/>
-        </w:rPr>
-        <w:t>Filter</w:t>
-      </w:r>
-      <w:r>
-        <w:rPr>
-          <w:bCs/>
-          <w:sz w:val="24"/>
-          <w:szCs w:val="24"/>
-        </w:rPr>
-        <w:t>-&gt;</w:t>
-      </w:r>
-      <w:r>
-        <w:rPr>
-          <w:bCs/>
-          <w:sz w:val="24"/>
-          <w:szCs w:val="24"/>
-        </w:rPr>
-        <w:t>TGT_DELETE_PROCESSED_EMPLOYEES</w:t>
-      </w:r>
-    </w:p>
-    <w:p>
-      <w:pPr>
-        <w:widowControl w:val="0"/>
-        <w:tabs>
-          <w:tab w:val="num" w:pos="2016"/>
-        </w:tabs>
-        <w:autoSpaceDE w:val="0"/>
-        <w:autoSpaceDN w:val="0"/>
-        <w:spacing w:before="115" w:after="0" w:line="240" w:lineRule="auto"/>
-        <w:rPr>
-          <w:bCs/>
-          <w:sz w:val="24"/>
-          <w:szCs w:val="24"/>
-        </w:rPr>
-      </w:pPr>
-      <w:r>
-        <w:rPr>
-          <w:b/>
-          <w:sz w:val="24"/>
-          <w:szCs w:val="24"/>
-        </w:rPr>
-        <w:t>Supplier Error Log:</w:t>
-      </w:r>
-      <w:r>
-        <w:rPr>
-          <w:bCs/>
-          <w:sz w:val="24"/>
-          <w:szCs w:val="24"/>
-        </w:rPr>
-        <w:t xml:space="preserve"> </w:t>
-      </w:r>
-      <w:r>
-        <w:rPr>
-          <w:bCs/>
-          <w:sz w:val="24"/>
-          <w:szCs w:val="24"/>
-        </w:rPr>
-        <w:t>Mapping To generate Log file with Employee Details with Null Supplier IDs,</w:t>
-      </w:r>
-      <w:r>
-        <w:rPr>
-          <w:bCs/>
-          <w:sz w:val="24"/>
-          <w:szCs w:val="24"/>
-        </w:rPr>
-        <w:t xml:space="preserve"> </w:t>
-      </w:r>
-      <w:r>
-        <w:rPr>
-          <w:bCs/>
-          <w:sz w:val="24"/>
-          <w:szCs w:val="24"/>
-        </w:rPr>
-        <w:t>LOGINIDs and ORG_UNIT_1 For Concur</w:t>
-      </w:r>
-    </w:p>
-    <w:p>
-      <w:pPr>
-        <w:widowControl w:val="0"/>
-        <w:tabs>
-          <w:tab w:val="num" w:pos="2016"/>
-        </w:tabs>
-        <w:autoSpaceDE w:val="0"/>
-        <w:autoSpaceDN w:val="0"/>
-        <w:spacing w:before="115" w:after="0" w:line="240" w:lineRule="auto"/>
-        <w:rPr>
-          <w:bCs/>
-          <w:sz w:val="24"/>
-          <w:szCs w:val="24"/>
-        </w:rPr>
-      </w:pPr>
-      <w:r>
-        <w:rPr>
-          <w:bCs/>
-          <w:sz w:val="24"/>
-          <w:szCs w:val="24"/>
-        </w:rPr>
-        <w:t>sec_mor_employee_outbound_trx_305</w:t>
-      </w:r>
-      <w:r>
-        <w:rPr>
-          <w:bCs/>
-          <w:sz w:val="24"/>
-          <w:szCs w:val="24"/>
-        </w:rPr>
-        <w:t>-&gt;</w:t>
-      </w:r>
-      <w:r>
-        <w:rPr>
-          <w:bCs/>
-          <w:sz w:val="24"/>
-          <w:szCs w:val="24"/>
-        </w:rPr>
-        <w:t>exp_set_counts</w:t>
-      </w:r>
-      <w:r>
-        <w:rPr>
-          <w:bCs/>
-          <w:sz w:val="24"/>
-          <w:szCs w:val="24"/>
-        </w:rPr>
-        <w:t>-&gt;tgt1:</w:t>
-      </w:r>
-      <w:r>
-        <w:t xml:space="preserve"> </w:t>
-      </w:r>
-      <w:r>
-        <w:rPr>
-          <w:bCs/>
-          <w:sz w:val="24"/>
-          <w:szCs w:val="24"/>
-        </w:rPr>
-        <w:t>tgt_CONCUR_EMPLOYEE_SUPPLIER_ERROR_LOG</w:t>
-      </w:r>
-    </w:p>
-    <w:p>
-      <w:pPr>
-        <w:widowControl w:val="0"/>
-        <w:tabs>
-          <w:tab w:val="num" w:pos="2016"/>
-        </w:tabs>
-        <w:autoSpaceDE w:val="0"/>
-        <w:autoSpaceDN w:val="0"/>
-        <w:spacing w:before="115" w:after="0" w:line="240" w:lineRule="auto"/>
-        <w:rPr>
-          <w:bCs/>
-          <w:sz w:val="24"/>
-          <w:szCs w:val="24"/>
-        </w:rPr>
-      </w:pPr>
-      <w:r>
-        <w:rPr>
-          <w:bCs/>
-          <w:sz w:val="24"/>
-          <w:szCs w:val="24"/>
-        </w:rPr>
-        <w:t>tgt2:</w:t>
-      </w:r>
-      <w:r>
-        <w:t xml:space="preserve"> </w:t>
-      </w:r>
-      <w:r>
-        <w:rPr>
-          <w:bCs/>
-          <w:sz w:val="24"/>
-          <w:szCs w:val="24"/>
-        </w:rPr>
-        <w:t>tgt_dummy</w:t>
-      </w:r>
-    </w:p>
-    <w:p>
-      <w:pPr>
-        <w:widowControl w:val="0"/>
-        <w:tabs>
-          <w:tab w:val="num" w:pos="2016"/>
-        </w:tabs>
-        <w:autoSpaceDE w:val="0"/>
-        <w:autoSpaceDN w:val="0"/>
-        <w:spacing w:before="115" w:after="0" w:line="240" w:lineRule="auto"/>
-        <w:rPr>
-          <w:bCs/>
-          <w:sz w:val="24"/>
-          <w:szCs w:val="24"/>
-        </w:rPr>
-      </w:pPr>
-    </w:p>
-    <w:p>
-      <w:pPr>
-        <w:widowControl w:val="0"/>
-        <w:tabs>
-          <w:tab w:val="num" w:pos="2016"/>
-        </w:tabs>
-        <w:autoSpaceDE w:val="0"/>
-        <w:autoSpaceDN w:val="0"/>
-        <w:spacing w:before="115" w:after="0" w:line="240" w:lineRule="auto"/>
-        <w:rPr>
-          <w:bCs/>
-          <w:sz w:val="24"/>
-          <w:szCs w:val="24"/>
-        </w:rPr>
-      </w:pPr>
-      <w:r>
-        <w:rPr>
-          <w:bCs/>
-          <w:sz w:val="24"/>
-          <w:szCs w:val="24"/>
-        </w:rPr>
-        <w:t xml:space="preserve">Supporting Document: </w:t>
-      </w:r>
-    </w:p>
-    <w:p>
-      <w:pPr>
-        <w:widowControl w:val="0"/>
-        <w:tabs>
-          <w:tab w:val="num" w:pos="2016"/>
-        </w:tabs>
-        <w:autoSpaceDE w:val="0"/>
-        <w:autoSpaceDN w:val="0"/>
-        <w:spacing w:before="115" w:after="0" w:line="240" w:lineRule="auto"/>
-        <w:rPr>
-          <w:bCs/>
-          <w:sz w:val="24"/>
-          <w:szCs w:val="24"/>
-        </w:rPr>
-      </w:pPr>
-      <w:r>
-        <w:rPr>
-          <w:bCs/>
-          <w:sz w:val="24"/>
-          <w:szCs w:val="24"/>
-        </w:rPr>
-        <w:object w:dxaOrig="1500" w:dyaOrig="990" w14:anchorId="1FF2C52E">
-          <v:shapetype id="_x0000_t75" coordsize="21600,21600" o:spt="75" o:preferrelative="t" path="m@4@5l@4@11@9@11@9@5xe" filled="f" stroked="f">
-            <v:stroke joinstyle="miter"/>
-            <v:formulas>
-              <v:f eqn="if lineDrawn pixelLineWidth 0"/>
-              <v:f eqn="sum @0 1 0"/>
-              <v:f eqn="sum 0 0 @1"/>
-              <v:f eqn="prod @2 1 2"/>
-              <v:f eqn="prod @3 21600 pixelWidth"/>
-              <v:f eqn="prod @3 21600 pixelHeight"/>
-              <v:f eqn="sum @0 0 1"/>
-              <v:f eqn="prod @6 1 2"/>
-              <v:f eqn="prod @7 21600 pixelWidth"/>
-              <v:f eqn="sum @8 21600 0"/>
-              <v:f eqn="prod @7 21600 pixelHeight"/>
-              <v:f eqn="sum @10 21600 0"/>
-            </v:formulas>
-            <v:path o:extrusionok="f" gradientshapeok="t" o:connecttype="rect"/>
-            <o:lock v:ext="edit" aspectratio="t"/>
-          </v:shapetype>
-          <v:shape id="_x0000_i1031" type="#_x0000_t75" style="width:75pt;height:49.5pt" o:ole="">
-            <v:imagedata r:id="rId21" o:title=""/>
-          </v:shape>
-          <o:OLEObject Type="Embed" ProgID="Excel.Sheet.12" ShapeID="_x0000_i1031" DrawAspect="Icon" ObjectID="_1849379646" r:id="rId22"/>
-        </w:object>
-      </w:r>
-    </w:p>
-    <w:p>
-      <w:pPr>
-        <w:widowControl w:val="0"/>
-        <w:tabs>
-          <w:tab w:val="num" w:pos="2016"/>
-        </w:tabs>
-        <w:autoSpaceDE w:val="0"/>
-        <w:autoSpaceDN w:val="0"/>
-        <w:spacing w:before="115" w:after="0" w:line="240" w:lineRule="auto"/>
-        <w:rPr>
-          <w:bCs/>
-          <w:sz w:val="24"/>
-          <w:szCs w:val="24"/>
-        </w:rPr>
-      </w:pPr>
-    </w:p>
-    <w:p>
-      <w:pPr>
-        <w:pStyle w:val="Heading3"/>
-        <w:numPr>
-          <w:ilvl w:val="1"/>
-          <w:numId w:val="6"/>
-        </w:numPr>
-      </w:pPr>
-      <w:bookmarkStart w:id="12" w:name="_Toc238131315"/>
-      <w:r>
-        <w:t>Connections and Security</w:t>
-      </w:r>
-      <w:bookmarkEnd w:id="12"/>
-      <w:r>
-        <w:t xml:space="preserve"> </w:t>
-      </w:r>
-    </w:p>
-    <w:p>
-      <w:pPr>
-        <w:rPr>
-          <w:sz w:val="24"/>
-          <w:szCs w:val="24"/>
-        </w:rPr>
-      </w:pPr>
-      <w:r>
-        <w:rPr>
-          <w:sz w:val="24"/>
-          <w:szCs w:val="24"/>
-        </w:rPr>
-        <w:t>Mentioned Source, lookup and target connection wherever required.</w:t>
-      </w:r>
-    </w:p>
-    <w:p>
-      <w:pPr>
-        <w:pStyle w:val="Heading3"/>
-        <w:numPr>
-          <w:ilvl w:val="1"/>
-          <w:numId w:val="6"/>
-        </w:numPr>
-      </w:pPr>
-      <w:r>
-        <w:t xml:space="preserve"> </w:t>
-      </w:r>
-      <w:bookmarkStart w:id="13" w:name="_Toc238131316"/>
-      <w:r>
-        <w:t>Schedule and Trigger</w:t>
-      </w:r>
-      <w:bookmarkEnd w:id="13"/>
-    </w:p>
-    <w:p>
-      <w:pPr>
-        <w:rPr>
-          <w:sz w:val="24"/>
-          <w:szCs w:val="24"/>
-        </w:rPr>
-      </w:pPr>
-      <w:r>
-        <w:rPr>
-          <w:sz w:val="24"/>
-          <w:szCs w:val="24"/>
-        </w:rPr>
-        <w:t xml:space="preserve">Scheduled on Daily basis and Triggers </w:t>
-      </w:r>
-      <w:r>
-        <w:rPr>
-          <w:sz w:val="24"/>
-          <w:szCs w:val="24"/>
-        </w:rPr>
-        <w:t>around 3:00 AM PDT</w:t>
-      </w:r>
-    </w:p>
-    <w:p>
-      <w:pPr>
-        <w:pStyle w:val="Heading3"/>
-        <w:numPr>
-          <w:ilvl w:val="1"/>
-          <w:numId w:val="6"/>
-        </w:numPr>
-      </w:pPr>
-      <w:r>
-        <w:t xml:space="preserve"> </w:t>
-      </w:r>
-      <w:bookmarkStart w:id="14" w:name="_Toc238131317"/>
-      <w:r>
-        <w:t>Parameter/Configurations</w:t>
-      </w:r>
-      <w:bookmarkEnd w:id="14"/>
-    </w:p>
-    <w:p>
-      <w:pPr>
-        <w:rPr>
-          <w:sz w:val="24"/>
-          <w:szCs w:val="24"/>
-        </w:rPr>
-      </w:pPr>
-      <w:r>
-        <w:rPr>
-          <w:sz w:val="24"/>
-          <w:szCs w:val="24"/>
-        </w:rPr>
-        <w:t>Get Param Values</w:t>
-      </w:r>
-      <w:r>
-        <w:rPr>
-          <w:sz w:val="24"/>
-          <w:szCs w:val="24"/>
-        </w:rPr>
-        <w:t>: Get Param values from parameter file for Concur Employee Org Outbound</w:t>
-      </w:r>
-    </w:p>
-    <w:p>
-      <w:pPr>
-        <w:rPr>
-          <w:sz w:val="24"/>
-          <w:szCs w:val="24"/>
-        </w:rPr>
-      </w:pPr>
-      <w:r>
-        <w:rPr>
-          <w:sz w:val="24"/>
-          <w:szCs w:val="24"/>
-        </w:rPr>
-        <w:t>mct_DUMMY_CONCUR_EMPLOYEE_OUTBOUND_GET_PARAM</w:t>
-      </w:r>
-    </w:p>
-    <w:p>
-      <w:pPr>
-        <w:rPr>
-          <w:sz w:val="24"/>
-          <w:szCs w:val="24"/>
-        </w:rPr>
-      </w:pPr>
-      <w:r>
-        <w:rPr>
-          <w:sz w:val="24"/>
-          <w:szCs w:val="24"/>
-        </w:rPr>
-        <w:t>p_Email Path: mct-DUMMY-CONCUR-EMPLOYEE-OUTBOUND-GET-PARAM-bYaXaMWIgCocDIAqEztwey → Inout → p_Email</w:t>
-      </w:r>
-    </w:p>
-    <w:p>
-      <w:pPr>
-        <w:rPr>
-          <w:sz w:val="24"/>
-          <w:szCs w:val="24"/>
-        </w:rPr>
-      </w:pPr>
-      <w:r>
-        <w:rPr>
-          <w:sz w:val="24"/>
-          <w:szCs w:val="24"/>
-        </w:rPr>
-        <w:t>p_Env Path: mct-DUMMY-CONCUR-EMPLOYEE-OUTBOUND-GET-PARAM-bYaXaMWIgCocDIAqEztwey → Inout → p_Env</w:t>
-      </w:r>
-    </w:p>
-    <w:p>
-      <w:pPr>
-        <w:pStyle w:val="Heading3"/>
-        <w:numPr>
-          <w:ilvl w:val="1"/>
-          <w:numId w:val="6"/>
-        </w:numPr>
-      </w:pPr>
-      <w:bookmarkStart w:id="15" w:name="_Toc238131318"/>
-      <w:r>
-        <w:t>File /API/ Database</w:t>
-      </w:r>
-      <w:bookmarkEnd w:id="15"/>
-      <w:r>
-        <w:t xml:space="preserve"> (spreadsheet of all API- sample request and response)</w:t>
-      </w:r>
-    </w:p>
-    <w:p>
-      <w:pPr>
-        <w:spacing w:after="0" w:line="240" w:lineRule="auto"/>
-        <w:rPr>
-          <w:rFonts w:eastAsia="Times New Roman" w:cstheme="minorHAnsi"/>
-          <w:color w:val="242424"/>
-          <w:sz w:val="24"/>
-          <w:szCs w:val="24"/>
-          <w:lang w:val="en-US"/>
-        </w:rPr>
-      </w:pPr>
-      <w:r>
-        <w:rPr>
-          <w:rFonts w:eastAsia="Times New Roman" w:cstheme="minorHAnsi"/>
-          <w:color w:val="242424"/>
-          <w:sz w:val="24"/>
-          <w:szCs w:val="24"/>
-          <w:lang w:val="en-US"/>
-        </w:rPr>
-        <w:t>API Based for Existing Application (API on Single End) - Single API Calls &amp; Transformations</w:t>
-      </w:r>
-    </w:p>
-    <w:p>
-      <w:pPr>
-        <w:spacing w:after="0" w:line="240" w:lineRule="auto"/>
-        <w:ind w:firstLine="720"/>
-        <w:rPr>
-          <w:rFonts w:eastAsia="Times New Roman" w:cstheme="minorHAnsi"/>
-          <w:color w:val="242424"/>
-          <w:lang w:val="en-US"/>
-        </w:rPr>
-      </w:pPr>
-    </w:p>
-    <w:p>
-      <w:pPr>
-        <w:pStyle w:val="Heading3"/>
-        <w:numPr>
-          <w:ilvl w:val="1"/>
-          <w:numId w:val="6"/>
-        </w:numPr>
-      </w:pPr>
-      <w:bookmarkStart w:id="16" w:name="_Toc238131319"/>
-      <w:r>
-        <w:t>Operational and Error Handling</w:t>
-      </w:r>
-      <w:bookmarkEnd w:id="16"/>
-    </w:p>
-    <w:p>
-      <w:pPr>
-        <w:ind w:firstLine="720"/>
-        <w:rPr>
-          <w:sz w:val="24"/>
-          <w:szCs w:val="24"/>
-        </w:rPr>
-      </w:pPr>
-      <w:r>
-        <w:rPr>
-          <w:sz w:val="24"/>
-          <w:szCs w:val="24"/>
-        </w:rPr>
-        <w:t>On warning – Suspend Taskflow</w:t>
-      </w:r>
-    </w:p>
-    <w:p>
-      <w:pPr>
-        <w:ind w:firstLine="720"/>
-        <w:rPr>
-          <w:sz w:val="24"/>
-          <w:szCs w:val="24"/>
-        </w:rPr>
-      </w:pPr>
-      <w:r>
-        <w:rPr>
-          <w:sz w:val="24"/>
-          <w:szCs w:val="24"/>
-        </w:rPr>
-        <w:t>In Error – Suspend Taskflow</w:t>
-      </w:r>
-    </w:p>
-    <w:p>
-      <w:pPr>
-        <w:ind w:firstLine="720"/>
-      </w:pPr>
-    </w:p>
-    <w:p>
-      <w:pPr>
-        <w:pStyle w:val="Heading3"/>
-        <w:numPr>
-          <w:ilvl w:val="1"/>
-          <w:numId w:val="6"/>
-        </w:numPr>
-      </w:pPr>
-      <w:bookmarkStart w:id="17" w:name="_Toc238131320"/>
-      <w:r>
-        <w:t>Monitoring and Alert</w:t>
-      </w:r>
-      <w:bookmarkEnd w:id="17"/>
-    </w:p>
-    <w:p>
-      <w:pPr>
-        <w:widowControl w:val="0"/>
-        <w:numPr>
-          <w:ilvl w:val="0"/>
-          <w:numId w:val="5"/>
-        </w:numPr>
-        <w:tabs>
-          <w:tab w:val="num" w:pos="720"/>
-        </w:tabs>
-        <w:autoSpaceDE w:val="0"/>
-        <w:autoSpaceDN w:val="0"/>
-        <w:spacing w:before="115" w:after="0" w:line="240" w:lineRule="auto"/>
-        <w:ind w:left="2016"/>
-        <w:rPr>
-          <w:bCs/>
-          <w:sz w:val="24"/>
-          <w:szCs w:val="24"/>
-        </w:rPr>
-      </w:pPr>
-      <w:r>
-        <w:rPr>
-          <w:bCs/>
-          <w:sz w:val="24"/>
-          <w:szCs w:val="24"/>
-        </w:rPr>
-        <w:t>Notification groups</w:t>
-      </w:r>
-    </w:p>
-    <w:p>
-      <w:pPr>
-        <w:widowControl w:val="0"/>
-        <w:numPr>
-          <w:ilvl w:val="0"/>
-          <w:numId w:val="5"/>
-        </w:numPr>
-        <w:tabs>
-          <w:tab w:val="num" w:pos="720"/>
-        </w:tabs>
-        <w:autoSpaceDE w:val="0"/>
-        <w:autoSpaceDN w:val="0"/>
-        <w:spacing w:before="115" w:after="0" w:line="240" w:lineRule="auto"/>
-        <w:ind w:left="2016"/>
-        <w:rPr>
-          <w:bCs/>
-          <w:sz w:val="24"/>
-          <w:szCs w:val="24"/>
-        </w:rPr>
-      </w:pPr>
-      <w:r>
-        <w:rPr>
-          <w:bCs/>
-          <w:sz w:val="24"/>
-          <w:szCs w:val="24"/>
-        </w:rPr>
-        <w:t>Alert recipients</w:t>
-      </w:r>
-    </w:p>
-    <w:p>
-      <w:pPr>
-        <w:widowControl w:val="0"/>
-        <w:numPr>
-          <w:ilvl w:val="0"/>
-          <w:numId w:val="5"/>
-        </w:numPr>
-        <w:tabs>
-          <w:tab w:val="num" w:pos="720"/>
-        </w:tabs>
-        <w:autoSpaceDE w:val="0"/>
-        <w:autoSpaceDN w:val="0"/>
-        <w:spacing w:before="115" w:after="0" w:line="240" w:lineRule="auto"/>
-        <w:ind w:left="2016"/>
-        <w:rPr>
-          <w:bCs/>
-          <w:sz w:val="24"/>
-          <w:szCs w:val="24"/>
-        </w:rPr>
-      </w:pPr>
-      <w:r>
-        <w:rPr>
-          <w:bCs/>
-          <w:sz w:val="24"/>
-          <w:szCs w:val="24"/>
-        </w:rPr>
-        <w:lastRenderedPageBreak/>
-        <w:t>Monitoring dashboards</w:t>
-      </w:r>
-    </w:p>
-    <w:p>
-      <w:pPr>
-        <w:widowControl w:val="0"/>
-        <w:numPr>
-          <w:ilvl w:val="0"/>
-          <w:numId w:val="5"/>
-        </w:numPr>
-        <w:tabs>
-          <w:tab w:val="num" w:pos="720"/>
-        </w:tabs>
-        <w:autoSpaceDE w:val="0"/>
-        <w:autoSpaceDN w:val="0"/>
-        <w:spacing w:before="115" w:after="0" w:line="240" w:lineRule="auto"/>
-        <w:ind w:left="2016"/>
-        <w:rPr>
-          <w:bCs/>
-          <w:sz w:val="24"/>
-          <w:szCs w:val="24"/>
-        </w:rPr>
-      </w:pPr>
-      <w:r>
-        <w:rPr>
-          <w:bCs/>
-          <w:sz w:val="24"/>
-          <w:szCs w:val="24"/>
-        </w:rPr>
-        <w:t>Escalation process</w:t>
-      </w:r>
-    </w:p>
-    <w:p>
-      <w:pPr>
-        <w:pStyle w:val="Heading3"/>
-        <w:numPr>
-          <w:ilvl w:val="1"/>
-          <w:numId w:val="6"/>
-        </w:numPr>
-      </w:pPr>
-      <w:bookmarkStart w:id="18" w:name="_Toc238131321"/>
-      <w:r>
-        <w:t>Failure Recovery Mechanism</w:t>
-      </w:r>
-      <w:bookmarkEnd w:id="18"/>
-    </w:p>
-    <w:p>
-      <w:pPr>
-        <w:widowControl w:val="0"/>
-        <w:numPr>
-          <w:ilvl w:val="0"/>
-          <w:numId w:val="5"/>
-        </w:numPr>
-        <w:tabs>
-          <w:tab w:val="num" w:pos="720"/>
-        </w:tabs>
-        <w:autoSpaceDE w:val="0"/>
-        <w:autoSpaceDN w:val="0"/>
-        <w:spacing w:before="115" w:after="0" w:line="240" w:lineRule="auto"/>
-        <w:ind w:left="2016"/>
-        <w:rPr>
-          <w:bCs/>
-          <w:sz w:val="24"/>
-          <w:szCs w:val="24"/>
-        </w:rPr>
-      </w:pPr>
-      <w:r>
-        <w:rPr>
-          <w:bCs/>
-          <w:sz w:val="24"/>
-          <w:szCs w:val="24"/>
-        </w:rPr>
-        <w:t>Retry logic</w:t>
-      </w:r>
-    </w:p>
-    <w:p>
-      <w:pPr>
-        <w:widowControl w:val="0"/>
-        <w:numPr>
-          <w:ilvl w:val="0"/>
-          <w:numId w:val="5"/>
-        </w:numPr>
-        <w:tabs>
-          <w:tab w:val="num" w:pos="720"/>
-        </w:tabs>
-        <w:autoSpaceDE w:val="0"/>
-        <w:autoSpaceDN w:val="0"/>
-        <w:spacing w:before="115" w:after="0" w:line="240" w:lineRule="auto"/>
-        <w:ind w:left="2016"/>
-        <w:rPr>
-          <w:bCs/>
-          <w:sz w:val="24"/>
-          <w:szCs w:val="24"/>
-        </w:rPr>
-      </w:pPr>
-      <w:r>
-        <w:rPr>
-          <w:bCs/>
-          <w:sz w:val="24"/>
-          <w:szCs w:val="24"/>
-        </w:rPr>
-        <w:t>Reprocessing steps</w:t>
-      </w:r>
-    </w:p>
-    <w:p>
-      <w:pPr>
-        <w:widowControl w:val="0"/>
-        <w:numPr>
-          <w:ilvl w:val="0"/>
-          <w:numId w:val="5"/>
-        </w:numPr>
-        <w:tabs>
-          <w:tab w:val="num" w:pos="720"/>
-        </w:tabs>
-        <w:autoSpaceDE w:val="0"/>
-        <w:autoSpaceDN w:val="0"/>
-        <w:spacing w:before="115" w:after="0" w:line="240" w:lineRule="auto"/>
-        <w:ind w:left="2016"/>
-        <w:rPr>
-          <w:bCs/>
-          <w:sz w:val="24"/>
-          <w:szCs w:val="24"/>
-        </w:rPr>
-      </w:pPr>
-      <w:r>
-        <w:rPr>
-          <w:bCs/>
-          <w:sz w:val="24"/>
-          <w:szCs w:val="24"/>
-        </w:rPr>
-        <w:t>Manual intervention steps</w:t>
-      </w:r>
-    </w:p>
-    <w:p>
-      <w:pPr>
-        <w:widowControl w:val="0"/>
-        <w:numPr>
-          <w:ilvl w:val="0"/>
-          <w:numId w:val="5"/>
-        </w:numPr>
-        <w:tabs>
-          <w:tab w:val="num" w:pos="720"/>
-        </w:tabs>
-        <w:autoSpaceDE w:val="0"/>
-        <w:autoSpaceDN w:val="0"/>
-        <w:spacing w:before="115" w:after="0" w:line="240" w:lineRule="auto"/>
-        <w:ind w:left="2016"/>
-        <w:rPr>
-          <w:bCs/>
-          <w:sz w:val="24"/>
-          <w:szCs w:val="24"/>
-        </w:rPr>
-      </w:pPr>
-      <w:r>
-        <w:rPr>
-          <w:bCs/>
-          <w:sz w:val="24"/>
-          <w:szCs w:val="24"/>
-        </w:rPr>
-        <w:t>Data reconciliation process</w:t>
-      </w:r>
-      <w:bookmarkEnd w:id="5"/>
-    </w:p>
     <w:sectPr>
       <w:headerReference w:type="default" r:id="rId23"/>
       <w:footerReference w:type="default" r:id="rId24"/>
